--- a/docs/Fase 2/Evidencias Proyecto (Version Agil)/Documento 05 - Documento de Diseño.docx
+++ b/docs/Fase 2/Evidencias Proyecto (Version Agil)/Documento 05 - Documento de Diseño.docx
@@ -1,6 +1,6 @@
 
 <file path=word/document.xml><?xml version="1.0" encoding="utf-8"?>
-<w:document xmlns:wpc="http://schemas.microsoft.com/office/word/2010/wordprocessingCanvas" xmlns:cx="http://schemas.microsoft.com/office/drawing/2014/chartex" xmlns:cx1="http://schemas.microsoft.com/office/drawing/2015/9/8/chartex" xmlns:cx2="http://schemas.microsoft.com/office/drawing/2015/10/21/chartex" xmlns:cx3="http://schemas.microsoft.com/office/drawing/2016/5/9/chartex" xmlns:cx4="http://schemas.microsoft.com/office/drawing/2016/5/10/chartex" xmlns:cx5="http://schemas.microsoft.com/office/drawing/2016/5/11/chartex" xmlns:cx6="http://schemas.microsoft.com/office/drawing/2016/5/12/chartex" xmlns:cx7="http://schemas.microsoft.com/office/drawing/2016/5/13/chartex" xmlns:cx8="http://schemas.microsoft.com/office/drawing/2016/5/14/chartex" xmlns:mc="http://schemas.openxmlformats.org/markup-compatibility/2006" xmlns:aink="http://schemas.microsoft.com/office/drawing/2016/ink" xmlns:am3d="http://schemas.microsoft.com/office/drawing/2017/model3d" xmlns:o="urn:schemas-microsoft-com:office:office" xmlns:oel="http://schemas.microsoft.com/office/2019/extlst" xmlns:r="http://schemas.openxmlformats.org/officeDocument/2006/relationships" xmlns:m="http://schemas.openxmlformats.org/officeDocument/2006/math" xmlns:v="urn:schemas-microsoft-com:vml" xmlns:wp14="http://schemas.microsoft.com/office/word/2010/wordprocessingDrawing" xmlns:wp="http://schemas.openxmlformats.org/drawingml/2006/wordprocessingDrawing" xmlns:w10="urn:schemas-microsoft-com:office:word" xmlns:w="http://schemas.openxmlformats.org/wordprocessingml/2006/main" xmlns:w14="http://schemas.microsoft.com/office/word/2010/wordml" xmlns:w15="http://schemas.microsoft.com/office/word/2012/wordml" xmlns:w16cex="http://schemas.microsoft.com/office/word/2018/wordml/cex" xmlns:w16cid="http://schemas.microsoft.com/office/word/2016/wordml/cid" xmlns:w16="http://schemas.microsoft.com/office/word/2018/wordml" xmlns:w16du="http://schemas.microsoft.com/office/word/2023/wordml/word16du" xmlns:w16sdtdh="http://schemas.microsoft.com/office/word/2020/wordml/sdtdatahash" xmlns:w16sdtfl="http://schemas.microsoft.com/office/word/2024/wordml/sdtformatlock" xmlns:w16se="http://schemas.microsoft.com/office/word/2015/wordml/symex" xmlns:wpg="http://schemas.microsoft.com/office/word/2010/wordprocessingGroup" xmlns:wpi="http://schemas.microsoft.com/office/word/2010/wordprocessingInk" xmlns:wne="http://schemas.microsoft.com/office/word/2006/wordml" xmlns:wps="http://schemas.microsoft.com/office/word/2010/wordprocessingShape" mc:Ignorable="w14 w15 w16se w16cid w16 w16cex w16sdtdh w16sdtfl w16du wp14">
+<w:document xmlns:wpc="http://schemas.microsoft.com/office/word/2010/wordprocessingCanvas" xmlns:cx="http://schemas.microsoft.com/office/drawing/2014/chartex" xmlns:cx1="http://schemas.microsoft.com/office/drawing/2015/9/8/chartex" xmlns:cx2="http://schemas.microsoft.com/office/drawing/2015/10/21/chartex" xmlns:cx3="http://schemas.microsoft.com/office/drawing/2016/5/9/chartex" xmlns:cx4="http://schemas.microsoft.com/office/drawing/2016/5/10/chartex" xmlns:cx5="http://schemas.microsoft.com/office/drawing/2016/5/11/chartex" xmlns:cx6="http://schemas.microsoft.com/office/drawing/2016/5/12/chartex" xmlns:cx7="http://schemas.microsoft.com/office/drawing/2016/5/13/chartex" xmlns:cx8="http://schemas.microsoft.com/office/drawing/2016/5/14/chartex" xmlns:mc="http://schemas.openxmlformats.org/markup-compatibility/2006" xmlns:m="http://schemas.openxmlformats.org/officeDocument/2006/math" xmlns:aink="http://schemas.microsoft.com/office/drawing/2016/ink" xmlns:am3d="http://schemas.microsoft.com/office/drawing/2017/model3d" xmlns:oel="http://schemas.microsoft.com/office/2019/extlst" xmlns:r="http://schemas.openxmlformats.org/officeDocument/2006/relationships" xmlns:wp14="http://schemas.microsoft.com/office/word/2010/wordprocessingDrawing" xmlns:wp="http://schemas.openxmlformats.org/drawingml/2006/wordprocessingDrawing" xmlns:wpg="http://schemas.microsoft.com/office/word/2010/wordprocessingGroup" xmlns:wpi="http://schemas.microsoft.com/office/word/2010/wordprocessingInk" xmlns:wps="http://schemas.microsoft.com/office/word/2010/wordprocessingShape" xmlns:o="urn:schemas-microsoft-com:office:office" xmlns:v="urn:schemas-microsoft-com:vml" xmlns:w10="urn:schemas-microsoft-com:office:word" xmlns:w="http://schemas.openxmlformats.org/wordprocessingml/2006/main" xmlns:w14="http://schemas.microsoft.com/office/word/2010/wordml" xmlns:w15="http://schemas.microsoft.com/office/word/2012/wordml" xmlns:w16cex="http://schemas.microsoft.com/office/word/2018/wordml/cex" xmlns:w16cid="http://schemas.microsoft.com/office/word/2016/wordml/cid" xmlns:w16="http://schemas.microsoft.com/office/word/2018/wordml" xmlns:w16sdtdh="http://schemas.microsoft.com/office/word/2020/wordml/sdtdatahash" xmlns:w16sdtfl="http://schemas.microsoft.com/office/word/2024/wordml/sdtformatlock" xmlns:w16se="http://schemas.microsoft.com/office/word/2015/wordml/symex" xmlns:w16du="http://schemas.microsoft.com/office/word/2023/wordml/word16du" xmlns:wne="http://schemas.microsoft.com/office/word/2006/wordml" mc:Ignorable="w14 w15 w16se w16cid w16 w16cex w16sdtdh w16sdtfl w16du wp14">
   <w:body>
     <w:sdt>
       <w:sdtPr>
@@ -31,7 +31,7 @@
             <w:tblLook w:val="04A0" w:firstRow="1" w:lastRow="0" w:firstColumn="1" w:lastColumn="0" w:noHBand="0" w:noVBand="1"/>
           </w:tblPr>
           <w:tblGrid>
-            <w:gridCol w:w="8838"/>
+            <w:gridCol w:w="9054"/>
           </w:tblGrid>
           <w:tr>
             <w:trPr>
@@ -124,7 +124,7 @@
                         <w:sz w:val="80"/>
                         <w:szCs w:val="80"/>
                       </w:rPr>
-                      <w:t>Propuesta de Proyecto       y Especificación de Requisitos de Software</w:t>
+                      <w:t xml:space="preserve">Propuesta de Proyecto       y Especificación de Requisitos de Software</w:t>
                     </w:r>
                   </w:p>
                 </w:tc>
@@ -179,7 +179,7 @@
                         <w:szCs w:val="44"/>
                         <w:lang w:val="es-AR"/>
                       </w:rPr>
-                      <w:t>Proyecto: ElectroMap</w:t>
+                      <w:t xml:space="preserve">Proyecto: ElectroMap</w:t>
                     </w:r>
                   </w:p>
                 </w:tc>
@@ -268,13 +268,12 @@
                   <w:rFonts w:cstheme="minorHAnsi"/>
                   <w:b/>
                   <w:bCs/>
-                  <w:color w:val="FF0000"/>
                 </w:rPr>
                 <w:alias w:val="Fecha"/>
                 <w:id w:val="516659546"/>
+                <w:showingPlcHdr/>
                 <w:dataBinding w:prefixMappings="xmlns:ns0='http://schemas.microsoft.com/office/2006/coverPageProps'" w:xpath="/ns0:CoverPageProperties[1]/ns0:PublishDate[1]" w:storeItemID="{55AF091B-3C7A-41E3-B477-F2FDAA23CFDA}"/>
                 <w:date>
-                  <w:dateFormat w:val="dd/MM/yyyy"/>
                   <w:lid w:val="es-ES"/>
                   <w:storeMappedDataAs w:val="dateTime"/>
                   <w:calendar w:val="gregorian"/>
@@ -303,7 +302,7 @@
                         <w:bCs/>
                         <w:color w:val="FF0000"/>
                       </w:rPr>
-                      <w:t>[Seleccionar fecha]</w:t>
+                      <w:t>1 de octubre de 2026</w:t>
                     </w:r>
                   </w:p>
                 </w:tc>
@@ -334,7 +333,7 @@
             <w:tblLook w:val="04A0" w:firstRow="1" w:lastRow="0" w:firstColumn="1" w:lastColumn="0" w:noHBand="0" w:noVBand="1"/>
           </w:tblPr>
           <w:tblGrid>
-            <w:gridCol w:w="8838"/>
+            <w:gridCol w:w="9054"/>
           </w:tblGrid>
           <w:tr>
             <w:sdt>
@@ -542,46 +541,10 @@
                 <w:webHidden/>
               </w:rPr>
               <w:tab/>
-            </w:r>
-            <w:r>
-              <w:rPr>
-                <w:noProof/>
-                <w:webHidden/>
-              </w:rPr>
               <w:fldChar w:fldCharType="begin"/>
-            </w:r>
-            <w:r>
-              <w:rPr>
-                <w:noProof/>
-                <w:webHidden/>
-              </w:rPr>
               <w:instrText xml:space="preserve"> PAGEREF _Toc241504830 \h </w:instrText>
-            </w:r>
-            <w:r>
-              <w:rPr>
-                <w:noProof/>
-                <w:webHidden/>
-              </w:rPr>
-            </w:r>
-            <w:r>
-              <w:rPr>
-                <w:noProof/>
-                <w:webHidden/>
-              </w:rPr>
               <w:fldChar w:fldCharType="separate"/>
-            </w:r>
-            <w:r>
-              <w:rPr>
-                <w:noProof/>
-                <w:webHidden/>
-              </w:rPr>
               <w:t>2</w:t>
-            </w:r>
-            <w:r>
-              <w:rPr>
-                <w:noProof/>
-                <w:webHidden/>
-              </w:rPr>
               <w:fldChar w:fldCharType="end"/>
             </w:r>
           </w:hyperlink>
@@ -642,46 +605,10 @@
                 <w:webHidden/>
               </w:rPr>
               <w:tab/>
-            </w:r>
-            <w:r>
-              <w:rPr>
-                <w:noProof/>
-                <w:webHidden/>
-              </w:rPr>
               <w:fldChar w:fldCharType="begin"/>
-            </w:r>
-            <w:r>
-              <w:rPr>
-                <w:noProof/>
-                <w:webHidden/>
-              </w:rPr>
               <w:instrText xml:space="preserve"> PAGEREF _Toc241504831 \h </w:instrText>
-            </w:r>
-            <w:r>
-              <w:rPr>
-                <w:noProof/>
-                <w:webHidden/>
-              </w:rPr>
-            </w:r>
-            <w:r>
-              <w:rPr>
-                <w:noProof/>
-                <w:webHidden/>
-              </w:rPr>
               <w:fldChar w:fldCharType="separate"/>
-            </w:r>
-            <w:r>
-              <w:rPr>
-                <w:noProof/>
-                <w:webHidden/>
-              </w:rPr>
               <w:t>2</w:t>
-            </w:r>
-            <w:r>
-              <w:rPr>
-                <w:noProof/>
-                <w:webHidden/>
-              </w:rPr>
               <w:fldChar w:fldCharType="end"/>
             </w:r>
           </w:hyperlink>
@@ -742,46 +669,10 @@
                 <w:webHidden/>
               </w:rPr>
               <w:tab/>
-            </w:r>
-            <w:r>
-              <w:rPr>
-                <w:noProof/>
-                <w:webHidden/>
-              </w:rPr>
               <w:fldChar w:fldCharType="begin"/>
-            </w:r>
-            <w:r>
-              <w:rPr>
-                <w:noProof/>
-                <w:webHidden/>
-              </w:rPr>
               <w:instrText xml:space="preserve"> PAGEREF _Toc241504832 \h </w:instrText>
-            </w:r>
-            <w:r>
-              <w:rPr>
-                <w:noProof/>
-                <w:webHidden/>
-              </w:rPr>
-            </w:r>
-            <w:r>
-              <w:rPr>
-                <w:noProof/>
-                <w:webHidden/>
-              </w:rPr>
               <w:fldChar w:fldCharType="separate"/>
-            </w:r>
-            <w:r>
-              <w:rPr>
-                <w:noProof/>
-                <w:webHidden/>
-              </w:rPr>
               <w:t>5</w:t>
-            </w:r>
-            <w:r>
-              <w:rPr>
-                <w:noProof/>
-                <w:webHidden/>
-              </w:rPr>
               <w:fldChar w:fldCharType="end"/>
             </w:r>
           </w:hyperlink>
@@ -838,46 +729,10 @@
                 <w:webHidden/>
               </w:rPr>
               <w:tab/>
-            </w:r>
-            <w:r>
-              <w:rPr>
-                <w:noProof/>
-                <w:webHidden/>
-              </w:rPr>
               <w:fldChar w:fldCharType="begin"/>
-            </w:r>
-            <w:r>
-              <w:rPr>
-                <w:noProof/>
-                <w:webHidden/>
-              </w:rPr>
               <w:instrText xml:space="preserve"> PAGEREF _Toc241504833 \h </w:instrText>
-            </w:r>
-            <w:r>
-              <w:rPr>
-                <w:noProof/>
-                <w:webHidden/>
-              </w:rPr>
-            </w:r>
-            <w:r>
-              <w:rPr>
-                <w:noProof/>
-                <w:webHidden/>
-              </w:rPr>
               <w:fldChar w:fldCharType="separate"/>
-            </w:r>
-            <w:r>
-              <w:rPr>
-                <w:noProof/>
-                <w:webHidden/>
-              </w:rPr>
               <w:t>5</w:t>
-            </w:r>
-            <w:r>
-              <w:rPr>
-                <w:noProof/>
-                <w:webHidden/>
-              </w:rPr>
               <w:fldChar w:fldCharType="end"/>
             </w:r>
           </w:hyperlink>
@@ -934,46 +789,10 @@
                 <w:webHidden/>
               </w:rPr>
               <w:tab/>
-            </w:r>
-            <w:r>
-              <w:rPr>
-                <w:noProof/>
-                <w:webHidden/>
-              </w:rPr>
               <w:fldChar w:fldCharType="begin"/>
-            </w:r>
-            <w:r>
-              <w:rPr>
-                <w:noProof/>
-                <w:webHidden/>
-              </w:rPr>
               <w:instrText xml:space="preserve"> PAGEREF _Toc241504834 \h </w:instrText>
-            </w:r>
-            <w:r>
-              <w:rPr>
-                <w:noProof/>
-                <w:webHidden/>
-              </w:rPr>
-            </w:r>
-            <w:r>
-              <w:rPr>
-                <w:noProof/>
-                <w:webHidden/>
-              </w:rPr>
               <w:fldChar w:fldCharType="separate"/>
-            </w:r>
-            <w:r>
-              <w:rPr>
-                <w:noProof/>
-                <w:webHidden/>
-              </w:rPr>
               <w:t>5</w:t>
-            </w:r>
-            <w:r>
-              <w:rPr>
-                <w:noProof/>
-                <w:webHidden/>
-              </w:rPr>
               <w:fldChar w:fldCharType="end"/>
             </w:r>
           </w:hyperlink>
@@ -1032,46 +851,10 @@
                 <w:webHidden/>
               </w:rPr>
               <w:tab/>
-            </w:r>
-            <w:r>
-              <w:rPr>
-                <w:noProof/>
-                <w:webHidden/>
-              </w:rPr>
               <w:fldChar w:fldCharType="begin"/>
-            </w:r>
-            <w:r>
-              <w:rPr>
-                <w:noProof/>
-                <w:webHidden/>
-              </w:rPr>
               <w:instrText xml:space="preserve"> PAGEREF _Toc241504835 \h </w:instrText>
-            </w:r>
-            <w:r>
-              <w:rPr>
-                <w:noProof/>
-                <w:webHidden/>
-              </w:rPr>
-            </w:r>
-            <w:r>
-              <w:rPr>
-                <w:noProof/>
-                <w:webHidden/>
-              </w:rPr>
               <w:fldChar w:fldCharType="separate"/>
-            </w:r>
-            <w:r>
-              <w:rPr>
-                <w:noProof/>
-                <w:webHidden/>
-              </w:rPr>
               <w:t>5</w:t>
-            </w:r>
-            <w:r>
-              <w:rPr>
-                <w:noProof/>
-                <w:webHidden/>
-              </w:rPr>
               <w:fldChar w:fldCharType="end"/>
             </w:r>
           </w:hyperlink>
@@ -1130,46 +913,10 @@
                 <w:webHidden/>
               </w:rPr>
               <w:tab/>
-            </w:r>
-            <w:r>
-              <w:rPr>
-                <w:noProof/>
-                <w:webHidden/>
-              </w:rPr>
               <w:fldChar w:fldCharType="begin"/>
-            </w:r>
-            <w:r>
-              <w:rPr>
-                <w:noProof/>
-                <w:webHidden/>
-              </w:rPr>
               <w:instrText xml:space="preserve"> PAGEREF _Toc241504836 \h </w:instrText>
-            </w:r>
-            <w:r>
-              <w:rPr>
-                <w:noProof/>
-                <w:webHidden/>
-              </w:rPr>
-            </w:r>
-            <w:r>
-              <w:rPr>
-                <w:noProof/>
-                <w:webHidden/>
-              </w:rPr>
               <w:fldChar w:fldCharType="separate"/>
-            </w:r>
-            <w:r>
-              <w:rPr>
-                <w:noProof/>
-                <w:webHidden/>
-              </w:rPr>
               <w:t>5</w:t>
-            </w:r>
-            <w:r>
-              <w:rPr>
-                <w:noProof/>
-                <w:webHidden/>
-              </w:rPr>
               <w:fldChar w:fldCharType="end"/>
             </w:r>
           </w:hyperlink>
@@ -1228,46 +975,10 @@
                 <w:webHidden/>
               </w:rPr>
               <w:tab/>
-            </w:r>
-            <w:r>
-              <w:rPr>
-                <w:noProof/>
-                <w:webHidden/>
-              </w:rPr>
               <w:fldChar w:fldCharType="begin"/>
-            </w:r>
-            <w:r>
-              <w:rPr>
-                <w:noProof/>
-                <w:webHidden/>
-              </w:rPr>
               <w:instrText xml:space="preserve"> PAGEREF _Toc241504837 \h </w:instrText>
-            </w:r>
-            <w:r>
-              <w:rPr>
-                <w:noProof/>
-                <w:webHidden/>
-              </w:rPr>
-            </w:r>
-            <w:r>
-              <w:rPr>
-                <w:noProof/>
-                <w:webHidden/>
-              </w:rPr>
               <w:fldChar w:fldCharType="separate"/>
-            </w:r>
-            <w:r>
-              <w:rPr>
-                <w:noProof/>
-                <w:webHidden/>
-              </w:rPr>
               <w:t>5</w:t>
-            </w:r>
-            <w:r>
-              <w:rPr>
-                <w:noProof/>
-                <w:webHidden/>
-              </w:rPr>
               <w:fldChar w:fldCharType="end"/>
             </w:r>
           </w:hyperlink>
@@ -1324,46 +1035,10 @@
                 <w:webHidden/>
               </w:rPr>
               <w:tab/>
-            </w:r>
-            <w:r>
-              <w:rPr>
-                <w:noProof/>
-                <w:webHidden/>
-              </w:rPr>
               <w:fldChar w:fldCharType="begin"/>
-            </w:r>
-            <w:r>
-              <w:rPr>
-                <w:noProof/>
-                <w:webHidden/>
-              </w:rPr>
               <w:instrText xml:space="preserve"> PAGEREF _Toc241504838 \h </w:instrText>
-            </w:r>
-            <w:r>
-              <w:rPr>
-                <w:noProof/>
-                <w:webHidden/>
-              </w:rPr>
-            </w:r>
-            <w:r>
-              <w:rPr>
-                <w:noProof/>
-                <w:webHidden/>
-              </w:rPr>
               <w:fldChar w:fldCharType="separate"/>
-            </w:r>
-            <w:r>
-              <w:rPr>
-                <w:noProof/>
-                <w:webHidden/>
-              </w:rPr>
               <w:t>5</w:t>
-            </w:r>
-            <w:r>
-              <w:rPr>
-                <w:noProof/>
-                <w:webHidden/>
-              </w:rPr>
               <w:fldChar w:fldCharType="end"/>
             </w:r>
           </w:hyperlink>
@@ -1422,46 +1097,10 @@
                 <w:webHidden/>
               </w:rPr>
               <w:tab/>
-            </w:r>
-            <w:r>
-              <w:rPr>
-                <w:noProof/>
-                <w:webHidden/>
-              </w:rPr>
               <w:fldChar w:fldCharType="begin"/>
-            </w:r>
-            <w:r>
-              <w:rPr>
-                <w:noProof/>
-                <w:webHidden/>
-              </w:rPr>
               <w:instrText xml:space="preserve"> PAGEREF _Toc241504839 \h </w:instrText>
-            </w:r>
-            <w:r>
-              <w:rPr>
-                <w:noProof/>
-                <w:webHidden/>
-              </w:rPr>
-            </w:r>
-            <w:r>
-              <w:rPr>
-                <w:noProof/>
-                <w:webHidden/>
-              </w:rPr>
               <w:fldChar w:fldCharType="separate"/>
-            </w:r>
-            <w:r>
-              <w:rPr>
-                <w:noProof/>
-                <w:webHidden/>
-              </w:rPr>
               <w:t>5</w:t>
-            </w:r>
-            <w:r>
-              <w:rPr>
-                <w:noProof/>
-                <w:webHidden/>
-              </w:rPr>
               <w:fldChar w:fldCharType="end"/>
             </w:r>
           </w:hyperlink>
@@ -1683,7 +1322,7 @@
                 <w:szCs w:val="24"/>
                 <w:lang w:val="es-ES" w:eastAsia="es-ES"/>
               </w:rPr>
-              <w:t>01-10-2026</w:t>
+              <w:t xml:space="preserve">01-10-2026</w:t>
             </w:r>
           </w:p>
         </w:tc>
@@ -1711,7 +1350,7 @@
                 <w:szCs w:val="24"/>
                 <w:lang w:val="es-ES" w:eastAsia="es-ES"/>
               </w:rPr>
-              <w:t>01</w:t>
+              <w:t xml:space="preserve">01</w:t>
             </w:r>
           </w:p>
         </w:tc>
@@ -1739,7 +1378,7 @@
                 <w:szCs w:val="24"/>
                 <w:lang w:val="es-ES" w:eastAsia="es-ES"/>
               </w:rPr>
-              <w:t>Kevin Zapata Dávila</w:t>
+              <w:t xml:space="preserve">Kevin Zapata Dávila</w:t>
             </w:r>
           </w:p>
         </w:tc>
@@ -1767,7 +1406,7 @@
                 <w:szCs w:val="24"/>
                 <w:lang w:val="es-ES" w:eastAsia="es-ES"/>
               </w:rPr>
-              <w:t>Versión inicial del documento.</w:t>
+              <w:t xml:space="preserve">Versión inicial del documento.</w:t>
             </w:r>
           </w:p>
         </w:tc>
@@ -2035,25 +1674,7 @@
           <w:lang w:val="es-ES" w:eastAsia="es-ES"/>
         </w:rPr>
         <w:fldChar w:fldCharType="begin"/>
-      </w:r>
-      <w:r>
-        <w:rPr>
-          <w:rFonts w:eastAsia="Times New Roman" w:cstheme="minorHAnsi"/>
-          <w:color w:val="FF0000"/>
-          <w:sz w:val="20"/>
-          <w:szCs w:val="24"/>
-          <w:lang w:val="es-ES" w:eastAsia="es-ES"/>
-        </w:rPr>
         <w:instrText>MACROBUTTON NoMacro [Fecha]</w:instrText>
-      </w:r>
-      <w:r>
-        <w:rPr>
-          <w:rFonts w:eastAsia="Times New Roman" w:cstheme="minorHAnsi"/>
-          <w:color w:val="FF0000"/>
-          <w:sz w:val="20"/>
-          <w:szCs w:val="24"/>
-          <w:lang w:val="es-ES" w:eastAsia="es-ES"/>
-        </w:rPr>
         <w:fldChar w:fldCharType="end"/>
       </w:r>
     </w:p>
@@ -2407,11 +2028,34 @@
     </w:p>
     <w:p>
       <w:pPr>
+        <w:rPr>
+          <w:rFonts w:cstheme="minorHAnsi"/>
+          <w:b/>
+        </w:rPr>
+      </w:pPr>
+      <w:r>
+        <w:rPr>
+          <w:rFonts w:cstheme="minorHAnsi"/>
+          <w:b/>
+        </w:rPr>
+        <w:lastRenderedPageBreak/>
+        <w:br w:type="page"/>
+      </w:r>
+    </w:p>
+    <w:p>
+      <w:pPr>
+        <w:jc w:val="both"/>
+        <w:rPr>
+          <w:lang w:val="es-ES" w:eastAsia="es-ES"/>
+        </w:rPr>
+      </w:pPr>
+    </w:p>
+    <w:p>
+      <w:pPr>
         <w:pStyle w:val="Ttulo1"/>
       </w:pPr>
       <w:bookmarkStart w:id="3" w:name="_Toc241504832"/>
       <w:r>
-        <w:lastRenderedPageBreak/>
         <w:t>Diseño</w:t>
       </w:r>
       <w:bookmarkEnd w:id="3"/>
@@ -2428,18 +2072,15 @@
       <w:bookmarkEnd w:id="4"/>
     </w:p>
     <w:p>
-      <w:pPr>
-        <w:pStyle w:val="NormalWeb"/>
-      </w:pPr>
       <w:r>
         <w:rPr>
           <w:noProof/>
         </w:rPr>
         <w:drawing>
-          <wp:inline distT="0" distB="0" distL="0" distR="0" wp14:anchorId="376A2298" wp14:editId="47E95521">
-            <wp:extent cx="5612130" cy="5579110"/>
+          <wp:inline distT="0" distB="0" distL="0" distR="0">
+            <wp:extent cx="5600000" cy="4827866"/>
             <wp:effectExtent l="0" t="0" r="0" b="0"/>
-            <wp:docPr id="980385445" name="Imagen 1"/>
+            <wp:docPr id="101" name="Diagrama de Casos de Uso"/>
             <wp:cNvGraphicFramePr>
               <a:graphicFrameLocks xmlns:a="http://schemas.openxmlformats.org/drawingml/2006/main" noChangeAspect="1"/>
             </wp:cNvGraphicFramePr>
@@ -2447,36 +2088,23 @@
               <a:graphicData uri="http://schemas.openxmlformats.org/drawingml/2006/picture">
                 <pic:pic xmlns:pic="http://schemas.openxmlformats.org/drawingml/2006/picture">
                   <pic:nvPicPr>
-                    <pic:cNvPr id="0" name="Picture 1"/>
-                    <pic:cNvPicPr>
-                      <a:picLocks noChangeAspect="1" noChangeArrowheads="1"/>
-                    </pic:cNvPicPr>
+                    <pic:cNvPr id="101" name="Diagrama de Casos de Uso"/>
+                    <pic:cNvPicPr/>
                   </pic:nvPicPr>
                   <pic:blipFill>
-                    <a:blip r:embed="rId12">
-                      <a:extLst>
-                        <a:ext uri="{28A0092B-C50C-407E-A947-70E740481C1C}">
-                          <a14:useLocalDpi xmlns:a14="http://schemas.microsoft.com/office/drawing/2010/main" val="0"/>
-                        </a:ext>
-                      </a:extLst>
-                    </a:blip>
-                    <a:srcRect/>
+                    <a:blip r:embed="rId101"/>
                     <a:stretch>
                       <a:fillRect/>
                     </a:stretch>
                   </pic:blipFill>
-                  <pic:spPr bwMode="auto">
+                  <pic:spPr>
                     <a:xfrm>
                       <a:off x="0" y="0"/>
-                      <a:ext cx="5612130" cy="5579110"/>
+                      <a:ext cx="5600000" cy="4827866"/>
                     </a:xfrm>
                     <a:prstGeom prst="rect">
                       <a:avLst/>
                     </a:prstGeom>
-                    <a:noFill/>
-                    <a:ln>
-                      <a:noFill/>
-                    </a:ln>
                   </pic:spPr>
                 </pic:pic>
               </a:graphicData>
@@ -2485,14 +2113,12 @@
         </w:drawing>
       </w:r>
     </w:p>
-    <w:p/>
     <w:p>
       <w:pPr>
         <w:pStyle w:val="Ttulo2"/>
       </w:pPr>
       <w:bookmarkStart w:id="5" w:name="_Toc241504834"/>
       <w:r>
-        <w:lastRenderedPageBreak/>
         <w:t>Vista Lógica</w:t>
       </w:r>
       <w:bookmarkEnd w:id="5"/>
@@ -2518,8 +2144,8 @@
           <w:noProof/>
         </w:rPr>
         <w:drawing>
-          <wp:inline distT="0" distB="0" distL="0" distR="0" wp14:anchorId="3994DFE7" wp14:editId="1F5E833A">
-            <wp:extent cx="3943350" cy="6076950"/>
+          <wp:inline distT="0" distB="0" distL="0" distR="0">
+            <wp:extent cx="5486400" cy="6579040"/>
             <wp:effectExtent l="0" t="0" r="0" b="0"/>
             <wp:docPr id="102" name="Modelo E-R"/>
             <wp:cNvGraphicFramePr>
@@ -2533,7 +2159,7 @@
                     <pic:cNvPicPr/>
                   </pic:nvPicPr>
                   <pic:blipFill>
-                    <a:blip r:embed="rId13"/>
+                    <a:blip r:embed="rId102"/>
                     <a:stretch>
                       <a:fillRect/>
                     </a:stretch>
@@ -2541,7 +2167,7 @@
                   <pic:spPr>
                     <a:xfrm>
                       <a:off x="0" y="0"/>
-                      <a:ext cx="3943350" cy="6076950"/>
+                      <a:ext cx="5486400" cy="6579040"/>
                     </a:xfrm>
                     <a:prstGeom prst="rect">
                       <a:avLst/>
@@ -2556,11 +2182,25 @@
     </w:p>
     <w:p>
       <w:pPr>
+        <w:rPr>
+          <w:i/>
+          <w:lang w:val="es-ES" w:eastAsia="es-ES"/>
+        </w:rPr>
+      </w:pPr>
+      <w:r>
+        <w:rPr>
+          <w:i/>
+          <w:lang w:val="es-ES" w:eastAsia="es-ES"/>
+        </w:rPr>
+        <w:t xml:space="preserve">Nota de diseño: las tablas circuitos y calibres_cable son una extensión opcional fuera del alcance comprometido del MVP; la base de datos las soporta, pero ninguna Historia de Usuario respalda su desarrollo en backend ni frontend. La comunicación entre el dispositivo AcuRev-2110-mV-WEB2 y el backend es HTTP/HTTPS push: el propio equipo envía sus datos en formato CSV hacia una URL del backend mediante su función nativa ‘Post Channels’ (intervalo de 1 minuto para variables de energía y 15 segundos para variables en tiempo real), con un buffer local de hasta 3GB si se pierde la conexión. El backend no realiza polling Modbus. Este mecanismo debe reflejarse también en el futuro Diagrama de Componentes y Diagrama de Secuencia.</w:t>
+      </w:r>
+    </w:p>
+    <w:p>
+      <w:pPr>
         <w:pStyle w:val="Ttulo3"/>
       </w:pPr>
       <w:bookmarkStart w:id="7" w:name="_Toc241504836"/>
       <w:r>
-        <w:lastRenderedPageBreak/>
         <w:t>Diagrama de Clases</w:t>
       </w:r>
       <w:bookmarkEnd w:id="7"/>
@@ -2571,7 +2211,7 @@
           <w:noProof/>
         </w:rPr>
         <w:drawing>
-          <wp:inline distT="0" distB="0" distL="0" distR="0" wp14:anchorId="07DD078A" wp14:editId="4576E6D7">
+          <wp:inline distT="0" distB="0" distL="0" distR="0">
             <wp:extent cx="5600000" cy="3723585"/>
             <wp:effectExtent l="0" t="0" r="0" b="0"/>
             <wp:docPr id="103" name="Diagrama de Clases"/>
@@ -2586,7 +2226,7 @@
                     <pic:cNvPicPr/>
                   </pic:nvPicPr>
                   <pic:blipFill>
-                    <a:blip r:embed="rId14"/>
+                    <a:blip r:embed="rId103"/>
                     <a:stretch>
                       <a:fillRect/>
                     </a:stretch>
@@ -2628,7 +2268,7 @@
           <w:noProof/>
         </w:rPr>
         <w:drawing>
-          <wp:inline distT="0" distB="0" distL="0" distR="0" wp14:anchorId="7D82984C" wp14:editId="1619A5C8">
+          <wp:inline distT="0" distB="0" distL="0" distR="0">
             <wp:extent cx="5599999" cy="3565199"/>
             <wp:effectExtent l="0" t="0" r="0" b="0"/>
             <wp:docPr id="104" name="Diagrama de Secuencia"/>
@@ -2643,7 +2283,7 @@
                     <pic:cNvPicPr/>
                   </pic:nvPicPr>
                   <pic:blipFill>
-                    <a:blip r:embed="rId15"/>
+                    <a:blip r:embed="rId104"/>
                     <a:stretch>
                       <a:fillRect/>
                     </a:stretch>
@@ -2670,7 +2310,6 @@
       </w:pPr>
       <w:bookmarkStart w:id="9" w:name="_Toc241504838"/>
       <w:r>
-        <w:lastRenderedPageBreak/>
         <w:t>Vista Despliegue</w:t>
       </w:r>
       <w:bookmarkEnd w:id="9"/>
@@ -2691,7 +2330,7 @@
           <w:noProof/>
         </w:rPr>
         <w:drawing>
-          <wp:inline distT="0" distB="0" distL="0" distR="0" wp14:anchorId="70F99B08" wp14:editId="32BD76A5">
+          <wp:inline distT="0" distB="0" distL="0" distR="0">
             <wp:extent cx="5429250" cy="6134100"/>
             <wp:effectExtent l="0" t="0" r="0" b="0"/>
             <wp:docPr id="105" name="Diagrama de Componentes"/>
@@ -2706,7 +2345,7 @@
                     <pic:cNvPicPr/>
                   </pic:nvPicPr>
                   <pic:blipFill>
-                    <a:blip r:embed="rId16"/>
+                    <a:blip r:embed="rId105"/>
                     <a:stretch>
                       <a:fillRect/>
                     </a:stretch>
@@ -2728,9 +2367,9 @@
       </w:r>
     </w:p>
     <w:sectPr>
-      <w:headerReference w:type="default" r:id="rId17"/>
-      <w:footerReference w:type="default" r:id="rId18"/>
-      <w:headerReference w:type="first" r:id="rId19"/>
+      <w:headerReference w:type="default" r:id="rId12"/>
+      <w:footerReference w:type="default" r:id="rId13"/>
+      <w:headerReference w:type="first" r:id="rId14"/>
       <w:pgSz w:w="12240" w:h="15840"/>
       <w:pgMar w:top="1417" w:right="1701" w:bottom="1417" w:left="1701" w:header="708" w:footer="708" w:gutter="0"/>
       <w:cols w:space="708"/>
@@ -2742,7 +2381,7 @@
 </file>
 
 <file path=word/endnotes.xml><?xml version="1.0" encoding="utf-8"?>
-<w:endnotes xmlns:wpc="http://schemas.microsoft.com/office/word/2010/wordprocessingCanvas" xmlns:cx="http://schemas.microsoft.com/office/drawing/2014/chartex" xmlns:cx1="http://schemas.microsoft.com/office/drawing/2015/9/8/chartex" xmlns:cx2="http://schemas.microsoft.com/office/drawing/2015/10/21/chartex" xmlns:cx3="http://schemas.microsoft.com/office/drawing/2016/5/9/chartex" xmlns:cx4="http://schemas.microsoft.com/office/drawing/2016/5/10/chartex" xmlns:cx5="http://schemas.microsoft.com/office/drawing/2016/5/11/chartex" xmlns:cx6="http://schemas.microsoft.com/office/drawing/2016/5/12/chartex" xmlns:cx7="http://schemas.microsoft.com/office/drawing/2016/5/13/chartex" xmlns:cx8="http://schemas.microsoft.com/office/drawing/2016/5/14/chartex" xmlns:mc="http://schemas.openxmlformats.org/markup-compatibility/2006" xmlns:aink="http://schemas.microsoft.com/office/drawing/2016/ink" xmlns:am3d="http://schemas.microsoft.com/office/drawing/2017/model3d" xmlns:o="urn:schemas-microsoft-com:office:office" xmlns:oel="http://schemas.microsoft.com/office/2019/extlst" xmlns:r="http://schemas.openxmlformats.org/officeDocument/2006/relationships" xmlns:m="http://schemas.openxmlformats.org/officeDocument/2006/math" xmlns:v="urn:schemas-microsoft-com:vml" xmlns:wp14="http://schemas.microsoft.com/office/word/2010/wordprocessingDrawing" xmlns:wp="http://schemas.openxmlformats.org/drawingml/2006/wordprocessingDrawing" xmlns:w10="urn:schemas-microsoft-com:office:word" xmlns:w="http://schemas.openxmlformats.org/wordprocessingml/2006/main" xmlns:w14="http://schemas.microsoft.com/office/word/2010/wordml" xmlns:w15="http://schemas.microsoft.com/office/word/2012/wordml" xmlns:w16cex="http://schemas.microsoft.com/office/word/2018/wordml/cex" xmlns:w16cid="http://schemas.microsoft.com/office/word/2016/wordml/cid" xmlns:w16="http://schemas.microsoft.com/office/word/2018/wordml" xmlns:w16du="http://schemas.microsoft.com/office/word/2023/wordml/word16du" xmlns:w16sdtdh="http://schemas.microsoft.com/office/word/2020/wordml/sdtdatahash" xmlns:w16sdtfl="http://schemas.microsoft.com/office/word/2024/wordml/sdtformatlock" xmlns:w16se="http://schemas.microsoft.com/office/word/2015/wordml/symex" xmlns:wpg="http://schemas.microsoft.com/office/word/2010/wordprocessingGroup" xmlns:wpi="http://schemas.microsoft.com/office/word/2010/wordprocessingInk" xmlns:wne="http://schemas.microsoft.com/office/word/2006/wordml" xmlns:wps="http://schemas.microsoft.com/office/word/2010/wordprocessingShape" mc:Ignorable="w14 w15 w16se w16cid w16 w16cex w16sdtdh w16sdtfl w16du wp14">
+<w:endnotes xmlns:wpc="http://schemas.microsoft.com/office/word/2010/wordprocessingCanvas" xmlns:cx="http://schemas.microsoft.com/office/drawing/2014/chartex" xmlns:cx1="http://schemas.microsoft.com/office/drawing/2015/9/8/chartex" xmlns:cx2="http://schemas.microsoft.com/office/drawing/2015/10/21/chartex" xmlns:cx3="http://schemas.microsoft.com/office/drawing/2016/5/9/chartex" xmlns:cx4="http://schemas.microsoft.com/office/drawing/2016/5/10/chartex" xmlns:cx5="http://schemas.microsoft.com/office/drawing/2016/5/11/chartex" xmlns:cx6="http://schemas.microsoft.com/office/drawing/2016/5/12/chartex" xmlns:cx7="http://schemas.microsoft.com/office/drawing/2016/5/13/chartex" xmlns:cx8="http://schemas.microsoft.com/office/drawing/2016/5/14/chartex" xmlns:mc="http://schemas.openxmlformats.org/markup-compatibility/2006" xmlns:m="http://schemas.openxmlformats.org/officeDocument/2006/math" xmlns:aink="http://schemas.microsoft.com/office/drawing/2016/ink" xmlns:am3d="http://schemas.microsoft.com/office/drawing/2017/model3d" xmlns:oel="http://schemas.microsoft.com/office/2019/extlst" xmlns:r="http://schemas.openxmlformats.org/officeDocument/2006/relationships" xmlns:wp14="http://schemas.microsoft.com/office/word/2010/wordprocessingDrawing" xmlns:wp="http://schemas.openxmlformats.org/drawingml/2006/wordprocessingDrawing" xmlns:wpg="http://schemas.microsoft.com/office/word/2010/wordprocessingGroup" xmlns:wpi="http://schemas.microsoft.com/office/word/2010/wordprocessingInk" xmlns:wps="http://schemas.microsoft.com/office/word/2010/wordprocessingShape" xmlns:o="urn:schemas-microsoft-com:office:office" xmlns:v="urn:schemas-microsoft-com:vml" xmlns:w10="urn:schemas-microsoft-com:office:word" xmlns:w="http://schemas.openxmlformats.org/wordprocessingml/2006/main" xmlns:w14="http://schemas.microsoft.com/office/word/2010/wordml" xmlns:w15="http://schemas.microsoft.com/office/word/2012/wordml" xmlns:w16cex="http://schemas.microsoft.com/office/word/2018/wordml/cex" xmlns:w16cid="http://schemas.microsoft.com/office/word/2016/wordml/cid" xmlns:w16="http://schemas.microsoft.com/office/word/2018/wordml" xmlns:w16sdtdh="http://schemas.microsoft.com/office/word/2020/wordml/sdtdatahash" xmlns:w16sdtfl="http://schemas.microsoft.com/office/word/2024/wordml/sdtformatlock" xmlns:w16se="http://schemas.microsoft.com/office/word/2015/wordml/symex" xmlns:w16du="http://schemas.microsoft.com/office/word/2023/wordml/word16du" xmlns:wne="http://schemas.microsoft.com/office/word/2006/wordml" mc:Ignorable="w14 w15 w16se w16cid w16 w16cex w16sdtdh w16sdtfl w16du wp14">
   <w:endnote w:type="separator" w:id="-1">
     <w:p>
       <w:pPr>
@@ -2767,7 +2406,7 @@
 </file>
 
 <file path=word/footer1.xml><?xml version="1.0" encoding="utf-8"?>
-<w:ftr xmlns:wpc="http://schemas.microsoft.com/office/word/2010/wordprocessingCanvas" xmlns:cx="http://schemas.microsoft.com/office/drawing/2014/chartex" xmlns:cx1="http://schemas.microsoft.com/office/drawing/2015/9/8/chartex" xmlns:cx2="http://schemas.microsoft.com/office/drawing/2015/10/21/chartex" xmlns:cx3="http://schemas.microsoft.com/office/drawing/2016/5/9/chartex" xmlns:cx4="http://schemas.microsoft.com/office/drawing/2016/5/10/chartex" xmlns:cx5="http://schemas.microsoft.com/office/drawing/2016/5/11/chartex" xmlns:cx6="http://schemas.microsoft.com/office/drawing/2016/5/12/chartex" xmlns:cx7="http://schemas.microsoft.com/office/drawing/2016/5/13/chartex" xmlns:cx8="http://schemas.microsoft.com/office/drawing/2016/5/14/chartex" xmlns:mc="http://schemas.openxmlformats.org/markup-compatibility/2006" xmlns:aink="http://schemas.microsoft.com/office/drawing/2016/ink" xmlns:am3d="http://schemas.microsoft.com/office/drawing/2017/model3d" xmlns:o="urn:schemas-microsoft-com:office:office" xmlns:oel="http://schemas.microsoft.com/office/2019/extlst" xmlns:r="http://schemas.openxmlformats.org/officeDocument/2006/relationships" xmlns:m="http://schemas.openxmlformats.org/officeDocument/2006/math" xmlns:v="urn:schemas-microsoft-com:vml" xmlns:wp14="http://schemas.microsoft.com/office/word/2010/wordprocessingDrawing" xmlns:wp="http://schemas.openxmlformats.org/drawingml/2006/wordprocessingDrawing" xmlns:w10="urn:schemas-microsoft-com:office:word" xmlns:w="http://schemas.openxmlformats.org/wordprocessingml/2006/main" xmlns:w14="http://schemas.microsoft.com/office/word/2010/wordml" xmlns:w15="http://schemas.microsoft.com/office/word/2012/wordml" xmlns:w16cex="http://schemas.microsoft.com/office/word/2018/wordml/cex" xmlns:w16cid="http://schemas.microsoft.com/office/word/2016/wordml/cid" xmlns:w16="http://schemas.microsoft.com/office/word/2018/wordml" xmlns:w16du="http://schemas.microsoft.com/office/word/2023/wordml/word16du" xmlns:w16sdtdh="http://schemas.microsoft.com/office/word/2020/wordml/sdtdatahash" xmlns:w16sdtfl="http://schemas.microsoft.com/office/word/2024/wordml/sdtformatlock" xmlns:w16se="http://schemas.microsoft.com/office/word/2015/wordml/symex" xmlns:wpg="http://schemas.microsoft.com/office/word/2010/wordprocessingGroup" xmlns:wpi="http://schemas.microsoft.com/office/word/2010/wordprocessingInk" xmlns:wne="http://schemas.microsoft.com/office/word/2006/wordml" xmlns:wps="http://schemas.microsoft.com/office/word/2010/wordprocessingShape" mc:Ignorable="w14 w15 w16se w16cid w16 w16cex w16sdtdh w16sdtfl w16du wp14">
+<w:ftr xmlns:wpc="http://schemas.microsoft.com/office/word/2010/wordprocessingCanvas" xmlns:cx="http://schemas.microsoft.com/office/drawing/2014/chartex" xmlns:cx1="http://schemas.microsoft.com/office/drawing/2015/9/8/chartex" xmlns:cx2="http://schemas.microsoft.com/office/drawing/2015/10/21/chartex" xmlns:cx3="http://schemas.microsoft.com/office/drawing/2016/5/9/chartex" xmlns:cx4="http://schemas.microsoft.com/office/drawing/2016/5/10/chartex" xmlns:cx5="http://schemas.microsoft.com/office/drawing/2016/5/11/chartex" xmlns:cx6="http://schemas.microsoft.com/office/drawing/2016/5/12/chartex" xmlns:cx7="http://schemas.microsoft.com/office/drawing/2016/5/13/chartex" xmlns:cx8="http://schemas.microsoft.com/office/drawing/2016/5/14/chartex" xmlns:mc="http://schemas.openxmlformats.org/markup-compatibility/2006" xmlns:m="http://schemas.openxmlformats.org/officeDocument/2006/math" xmlns:aink="http://schemas.microsoft.com/office/drawing/2016/ink" xmlns:am3d="http://schemas.microsoft.com/office/drawing/2017/model3d" xmlns:oel="http://schemas.microsoft.com/office/2019/extlst" xmlns:r="http://schemas.openxmlformats.org/officeDocument/2006/relationships" xmlns:wp14="http://schemas.microsoft.com/office/word/2010/wordprocessingDrawing" xmlns:wp="http://schemas.openxmlformats.org/drawingml/2006/wordprocessingDrawing" xmlns:wpg="http://schemas.microsoft.com/office/word/2010/wordprocessingGroup" xmlns:wpi="http://schemas.microsoft.com/office/word/2010/wordprocessingInk" xmlns:wps="http://schemas.microsoft.com/office/word/2010/wordprocessingShape" xmlns:o="urn:schemas-microsoft-com:office:office" xmlns:v="urn:schemas-microsoft-com:vml" xmlns:w10="urn:schemas-microsoft-com:office:word" xmlns:w="http://schemas.openxmlformats.org/wordprocessingml/2006/main" xmlns:w14="http://schemas.microsoft.com/office/word/2010/wordml" xmlns:w15="http://schemas.microsoft.com/office/word/2012/wordml" xmlns:w16cex="http://schemas.microsoft.com/office/word/2018/wordml/cex" xmlns:w16cid="http://schemas.microsoft.com/office/word/2016/wordml/cid" xmlns:w16="http://schemas.microsoft.com/office/word/2018/wordml" xmlns:w16sdtdh="http://schemas.microsoft.com/office/word/2020/wordml/sdtdatahash" xmlns:w16sdtfl="http://schemas.microsoft.com/office/word/2024/wordml/sdtformatlock" xmlns:w16se="http://schemas.microsoft.com/office/word/2015/wordml/symex" xmlns:w16du="http://schemas.microsoft.com/office/word/2023/wordml/word16du" xmlns:wne="http://schemas.microsoft.com/office/word/2006/wordml" mc:Ignorable="w14 w15 w16se w16cid w16 w16cex w16sdtdh w16sdtfl w16du wp14">
   <w:sdt>
     <w:sdtPr>
       <w:id w:val="14532529"/>
@@ -2795,7 +2434,13 @@
           <w:rPr>
             <w:noProof/>
           </w:rPr>
-          <w:t>13</w:t>
+          <w:t>1</w:t>
+        </w:r>
+        <w:r>
+          <w:rPr>
+            <w:noProof/>
+          </w:rPr>
+          <w:t>3</w:t>
         </w:r>
         <w:r>
           <w:rPr>
@@ -2815,7 +2460,7 @@
 </file>
 
 <file path=word/footnotes.xml><?xml version="1.0" encoding="utf-8"?>
-<w:footnotes xmlns:wpc="http://schemas.microsoft.com/office/word/2010/wordprocessingCanvas" xmlns:cx="http://schemas.microsoft.com/office/drawing/2014/chartex" xmlns:cx1="http://schemas.microsoft.com/office/drawing/2015/9/8/chartex" xmlns:cx2="http://schemas.microsoft.com/office/drawing/2015/10/21/chartex" xmlns:cx3="http://schemas.microsoft.com/office/drawing/2016/5/9/chartex" xmlns:cx4="http://schemas.microsoft.com/office/drawing/2016/5/10/chartex" xmlns:cx5="http://schemas.microsoft.com/office/drawing/2016/5/11/chartex" xmlns:cx6="http://schemas.microsoft.com/office/drawing/2016/5/12/chartex" xmlns:cx7="http://schemas.microsoft.com/office/drawing/2016/5/13/chartex" xmlns:cx8="http://schemas.microsoft.com/office/drawing/2016/5/14/chartex" xmlns:mc="http://schemas.openxmlformats.org/markup-compatibility/2006" xmlns:aink="http://schemas.microsoft.com/office/drawing/2016/ink" xmlns:am3d="http://schemas.microsoft.com/office/drawing/2017/model3d" xmlns:o="urn:schemas-microsoft-com:office:office" xmlns:oel="http://schemas.microsoft.com/office/2019/extlst" xmlns:r="http://schemas.openxmlformats.org/officeDocument/2006/relationships" xmlns:m="http://schemas.openxmlformats.org/officeDocument/2006/math" xmlns:v="urn:schemas-microsoft-com:vml" xmlns:wp14="http://schemas.microsoft.com/office/word/2010/wordprocessingDrawing" xmlns:wp="http://schemas.openxmlformats.org/drawingml/2006/wordprocessingDrawing" xmlns:w10="urn:schemas-microsoft-com:office:word" xmlns:w="http://schemas.openxmlformats.org/wordprocessingml/2006/main" xmlns:w14="http://schemas.microsoft.com/office/word/2010/wordml" xmlns:w15="http://schemas.microsoft.com/office/word/2012/wordml" xmlns:w16cex="http://schemas.microsoft.com/office/word/2018/wordml/cex" xmlns:w16cid="http://schemas.microsoft.com/office/word/2016/wordml/cid" xmlns:w16="http://schemas.microsoft.com/office/word/2018/wordml" xmlns:w16du="http://schemas.microsoft.com/office/word/2023/wordml/word16du" xmlns:w16sdtdh="http://schemas.microsoft.com/office/word/2020/wordml/sdtdatahash" xmlns:w16sdtfl="http://schemas.microsoft.com/office/word/2024/wordml/sdtformatlock" xmlns:w16se="http://schemas.microsoft.com/office/word/2015/wordml/symex" xmlns:wpg="http://schemas.microsoft.com/office/word/2010/wordprocessingGroup" xmlns:wpi="http://schemas.microsoft.com/office/word/2010/wordprocessingInk" xmlns:wne="http://schemas.microsoft.com/office/word/2006/wordml" xmlns:wps="http://schemas.microsoft.com/office/word/2010/wordprocessingShape" mc:Ignorable="w14 w15 w16se w16cid w16 w16cex w16sdtdh w16sdtfl w16du wp14">
+<w:footnotes xmlns:wpc="http://schemas.microsoft.com/office/word/2010/wordprocessingCanvas" xmlns:cx="http://schemas.microsoft.com/office/drawing/2014/chartex" xmlns:cx1="http://schemas.microsoft.com/office/drawing/2015/9/8/chartex" xmlns:cx2="http://schemas.microsoft.com/office/drawing/2015/10/21/chartex" xmlns:cx3="http://schemas.microsoft.com/office/drawing/2016/5/9/chartex" xmlns:cx4="http://schemas.microsoft.com/office/drawing/2016/5/10/chartex" xmlns:cx5="http://schemas.microsoft.com/office/drawing/2016/5/11/chartex" xmlns:cx6="http://schemas.microsoft.com/office/drawing/2016/5/12/chartex" xmlns:cx7="http://schemas.microsoft.com/office/drawing/2016/5/13/chartex" xmlns:cx8="http://schemas.microsoft.com/office/drawing/2016/5/14/chartex" xmlns:mc="http://schemas.openxmlformats.org/markup-compatibility/2006" xmlns:m="http://schemas.openxmlformats.org/officeDocument/2006/math" xmlns:aink="http://schemas.microsoft.com/office/drawing/2016/ink" xmlns:am3d="http://schemas.microsoft.com/office/drawing/2017/model3d" xmlns:oel="http://schemas.microsoft.com/office/2019/extlst" xmlns:r="http://schemas.openxmlformats.org/officeDocument/2006/relationships" xmlns:wp14="http://schemas.microsoft.com/office/word/2010/wordprocessingDrawing" xmlns:wp="http://schemas.openxmlformats.org/drawingml/2006/wordprocessingDrawing" xmlns:wpg="http://schemas.microsoft.com/office/word/2010/wordprocessingGroup" xmlns:wpi="http://schemas.microsoft.com/office/word/2010/wordprocessingInk" xmlns:wps="http://schemas.microsoft.com/office/word/2010/wordprocessingShape" xmlns:o="urn:schemas-microsoft-com:office:office" xmlns:v="urn:schemas-microsoft-com:vml" xmlns:w10="urn:schemas-microsoft-com:office:word" xmlns:w="http://schemas.openxmlformats.org/wordprocessingml/2006/main" xmlns:w14="http://schemas.microsoft.com/office/word/2010/wordml" xmlns:w15="http://schemas.microsoft.com/office/word/2012/wordml" xmlns:w16cex="http://schemas.microsoft.com/office/word/2018/wordml/cex" xmlns:w16cid="http://schemas.microsoft.com/office/word/2016/wordml/cid" xmlns:w16="http://schemas.microsoft.com/office/word/2018/wordml" xmlns:w16sdtdh="http://schemas.microsoft.com/office/word/2020/wordml/sdtdatahash" xmlns:w16sdtfl="http://schemas.microsoft.com/office/word/2024/wordml/sdtformatlock" xmlns:w16se="http://schemas.microsoft.com/office/word/2015/wordml/symex" xmlns:w16du="http://schemas.microsoft.com/office/word/2023/wordml/word16du" xmlns:wne="http://schemas.microsoft.com/office/word/2006/wordml" mc:Ignorable="w14 w15 w16se w16cid w16 w16cex w16sdtdh w16sdtfl w16du wp14">
   <w:footnote w:type="separator" w:id="-1">
     <w:p>
       <w:pPr>
@@ -2840,7 +2485,7 @@
 </file>
 
 <file path=word/header1.xml><?xml version="1.0" encoding="utf-8"?>
-<w:hdr xmlns:wpc="http://schemas.microsoft.com/office/word/2010/wordprocessingCanvas" xmlns:cx="http://schemas.microsoft.com/office/drawing/2014/chartex" xmlns:cx1="http://schemas.microsoft.com/office/drawing/2015/9/8/chartex" xmlns:cx2="http://schemas.microsoft.com/office/drawing/2015/10/21/chartex" xmlns:cx3="http://schemas.microsoft.com/office/drawing/2016/5/9/chartex" xmlns:cx4="http://schemas.microsoft.com/office/drawing/2016/5/10/chartex" xmlns:cx5="http://schemas.microsoft.com/office/drawing/2016/5/11/chartex" xmlns:cx6="http://schemas.microsoft.com/office/drawing/2016/5/12/chartex" xmlns:cx7="http://schemas.microsoft.com/office/drawing/2016/5/13/chartex" xmlns:cx8="http://schemas.microsoft.com/office/drawing/2016/5/14/chartex" xmlns:mc="http://schemas.openxmlformats.org/markup-compatibility/2006" xmlns:aink="http://schemas.microsoft.com/office/drawing/2016/ink" xmlns:am3d="http://schemas.microsoft.com/office/drawing/2017/model3d" xmlns:o="urn:schemas-microsoft-com:office:office" xmlns:oel="http://schemas.microsoft.com/office/2019/extlst" xmlns:r="http://schemas.openxmlformats.org/officeDocument/2006/relationships" xmlns:m="http://schemas.openxmlformats.org/officeDocument/2006/math" xmlns:v="urn:schemas-microsoft-com:vml" xmlns:wp14="http://schemas.microsoft.com/office/word/2010/wordprocessingDrawing" xmlns:wp="http://schemas.openxmlformats.org/drawingml/2006/wordprocessingDrawing" xmlns:w10="urn:schemas-microsoft-com:office:word" xmlns:w="http://schemas.openxmlformats.org/wordprocessingml/2006/main" xmlns:w14="http://schemas.microsoft.com/office/word/2010/wordml" xmlns:w15="http://schemas.microsoft.com/office/word/2012/wordml" xmlns:w16cex="http://schemas.microsoft.com/office/word/2018/wordml/cex" xmlns:w16cid="http://schemas.microsoft.com/office/word/2016/wordml/cid" xmlns:w16="http://schemas.microsoft.com/office/word/2018/wordml" xmlns:w16du="http://schemas.microsoft.com/office/word/2023/wordml/word16du" xmlns:w16sdtdh="http://schemas.microsoft.com/office/word/2020/wordml/sdtdatahash" xmlns:w16sdtfl="http://schemas.microsoft.com/office/word/2024/wordml/sdtformatlock" xmlns:w16se="http://schemas.microsoft.com/office/word/2015/wordml/symex" xmlns:wpg="http://schemas.microsoft.com/office/word/2010/wordprocessingGroup" xmlns:wpi="http://schemas.microsoft.com/office/word/2010/wordprocessingInk" xmlns:wne="http://schemas.microsoft.com/office/word/2006/wordml" xmlns:wps="http://schemas.microsoft.com/office/word/2010/wordprocessingShape" mc:Ignorable="w14 w15 w16se w16cid w16 w16cex w16sdtdh w16sdtfl w16du wp14">
+<w:hdr xmlns:wpc="http://schemas.microsoft.com/office/word/2010/wordprocessingCanvas" xmlns:cx="http://schemas.microsoft.com/office/drawing/2014/chartex" xmlns:cx1="http://schemas.microsoft.com/office/drawing/2015/9/8/chartex" xmlns:cx2="http://schemas.microsoft.com/office/drawing/2015/10/21/chartex" xmlns:cx3="http://schemas.microsoft.com/office/drawing/2016/5/9/chartex" xmlns:cx4="http://schemas.microsoft.com/office/drawing/2016/5/10/chartex" xmlns:cx5="http://schemas.microsoft.com/office/drawing/2016/5/11/chartex" xmlns:cx6="http://schemas.microsoft.com/office/drawing/2016/5/12/chartex" xmlns:cx7="http://schemas.microsoft.com/office/drawing/2016/5/13/chartex" xmlns:cx8="http://schemas.microsoft.com/office/drawing/2016/5/14/chartex" xmlns:mc="http://schemas.openxmlformats.org/markup-compatibility/2006" xmlns:m="http://schemas.openxmlformats.org/officeDocument/2006/math" xmlns:aink="http://schemas.microsoft.com/office/drawing/2016/ink" xmlns:am3d="http://schemas.microsoft.com/office/drawing/2017/model3d" xmlns:oel="http://schemas.microsoft.com/office/2019/extlst" xmlns:r="http://schemas.openxmlformats.org/officeDocument/2006/relationships" xmlns:wp14="http://schemas.microsoft.com/office/word/2010/wordprocessingDrawing" xmlns:wp="http://schemas.openxmlformats.org/drawingml/2006/wordprocessingDrawing" xmlns:wpg="http://schemas.microsoft.com/office/word/2010/wordprocessingGroup" xmlns:wpi="http://schemas.microsoft.com/office/word/2010/wordprocessingInk" xmlns:wps="http://schemas.microsoft.com/office/word/2010/wordprocessingShape" xmlns:o="urn:schemas-microsoft-com:office:office" xmlns:v="urn:schemas-microsoft-com:vml" xmlns:w10="urn:schemas-microsoft-com:office:word" xmlns:w="http://schemas.openxmlformats.org/wordprocessingml/2006/main" xmlns:w14="http://schemas.microsoft.com/office/word/2010/wordml" xmlns:w15="http://schemas.microsoft.com/office/word/2012/wordml" xmlns:w16cex="http://schemas.microsoft.com/office/word/2018/wordml/cex" xmlns:w16cid="http://schemas.microsoft.com/office/word/2016/wordml/cid" xmlns:w16="http://schemas.microsoft.com/office/word/2018/wordml" xmlns:w16sdtdh="http://schemas.microsoft.com/office/word/2020/wordml/sdtdatahash" xmlns:w16sdtfl="http://schemas.microsoft.com/office/word/2024/wordml/sdtformatlock" xmlns:w16se="http://schemas.microsoft.com/office/word/2015/wordml/symex" xmlns:w16du="http://schemas.microsoft.com/office/word/2023/wordml/word16du" xmlns:wne="http://schemas.microsoft.com/office/word/2006/wordml" mc:Ignorable="w14 w15 w16se w16cid w16 w16cex w16sdtdh w16sdtfl w16du wp14">
   <w:p>
     <w:pPr>
       <w:pStyle w:val="Encabezado"/>
@@ -2945,7 +2590,7 @@
 </file>
 
 <file path=word/header2.xml><?xml version="1.0" encoding="utf-8"?>
-<w:hdr xmlns:wpc="http://schemas.microsoft.com/office/word/2010/wordprocessingCanvas" xmlns:cx="http://schemas.microsoft.com/office/drawing/2014/chartex" xmlns:cx1="http://schemas.microsoft.com/office/drawing/2015/9/8/chartex" xmlns:cx2="http://schemas.microsoft.com/office/drawing/2015/10/21/chartex" xmlns:cx3="http://schemas.microsoft.com/office/drawing/2016/5/9/chartex" xmlns:cx4="http://schemas.microsoft.com/office/drawing/2016/5/10/chartex" xmlns:cx5="http://schemas.microsoft.com/office/drawing/2016/5/11/chartex" xmlns:cx6="http://schemas.microsoft.com/office/drawing/2016/5/12/chartex" xmlns:cx7="http://schemas.microsoft.com/office/drawing/2016/5/13/chartex" xmlns:cx8="http://schemas.microsoft.com/office/drawing/2016/5/14/chartex" xmlns:mc="http://schemas.openxmlformats.org/markup-compatibility/2006" xmlns:aink="http://schemas.microsoft.com/office/drawing/2016/ink" xmlns:am3d="http://schemas.microsoft.com/office/drawing/2017/model3d" xmlns:o="urn:schemas-microsoft-com:office:office" xmlns:oel="http://schemas.microsoft.com/office/2019/extlst" xmlns:r="http://schemas.openxmlformats.org/officeDocument/2006/relationships" xmlns:m="http://schemas.openxmlformats.org/officeDocument/2006/math" xmlns:v="urn:schemas-microsoft-com:vml" xmlns:wp14="http://schemas.microsoft.com/office/word/2010/wordprocessingDrawing" xmlns:wp="http://schemas.openxmlformats.org/drawingml/2006/wordprocessingDrawing" xmlns:w10="urn:schemas-microsoft-com:office:word" xmlns:w="http://schemas.openxmlformats.org/wordprocessingml/2006/main" xmlns:w14="http://schemas.microsoft.com/office/word/2010/wordml" xmlns:w15="http://schemas.microsoft.com/office/word/2012/wordml" xmlns:w16cex="http://schemas.microsoft.com/office/word/2018/wordml/cex" xmlns:w16cid="http://schemas.microsoft.com/office/word/2016/wordml/cid" xmlns:w16="http://schemas.microsoft.com/office/word/2018/wordml" xmlns:w16du="http://schemas.microsoft.com/office/word/2023/wordml/word16du" xmlns:w16sdtdh="http://schemas.microsoft.com/office/word/2020/wordml/sdtdatahash" xmlns:w16sdtfl="http://schemas.microsoft.com/office/word/2024/wordml/sdtformatlock" xmlns:w16se="http://schemas.microsoft.com/office/word/2015/wordml/symex" xmlns:wpg="http://schemas.microsoft.com/office/word/2010/wordprocessingGroup" xmlns:wpi="http://schemas.microsoft.com/office/word/2010/wordprocessingInk" xmlns:wne="http://schemas.microsoft.com/office/word/2006/wordml" xmlns:wps="http://schemas.microsoft.com/office/word/2010/wordprocessingShape" mc:Ignorable="w14 w15 w16se w16cid w16 w16cex w16sdtdh w16sdtfl w16du wp14">
+<w:hdr xmlns:wpc="http://schemas.microsoft.com/office/word/2010/wordprocessingCanvas" xmlns:cx="http://schemas.microsoft.com/office/drawing/2014/chartex" xmlns:cx1="http://schemas.microsoft.com/office/drawing/2015/9/8/chartex" xmlns:cx2="http://schemas.microsoft.com/office/drawing/2015/10/21/chartex" xmlns:cx3="http://schemas.microsoft.com/office/drawing/2016/5/9/chartex" xmlns:cx4="http://schemas.microsoft.com/office/drawing/2016/5/10/chartex" xmlns:cx5="http://schemas.microsoft.com/office/drawing/2016/5/11/chartex" xmlns:cx6="http://schemas.microsoft.com/office/drawing/2016/5/12/chartex" xmlns:cx7="http://schemas.microsoft.com/office/drawing/2016/5/13/chartex" xmlns:cx8="http://schemas.microsoft.com/office/drawing/2016/5/14/chartex" xmlns:mc="http://schemas.openxmlformats.org/markup-compatibility/2006" xmlns:m="http://schemas.openxmlformats.org/officeDocument/2006/math" xmlns:aink="http://schemas.microsoft.com/office/drawing/2016/ink" xmlns:am3d="http://schemas.microsoft.com/office/drawing/2017/model3d" xmlns:oel="http://schemas.microsoft.com/office/2019/extlst" xmlns:r="http://schemas.openxmlformats.org/officeDocument/2006/relationships" xmlns:wp14="http://schemas.microsoft.com/office/word/2010/wordprocessingDrawing" xmlns:wp="http://schemas.openxmlformats.org/drawingml/2006/wordprocessingDrawing" xmlns:wpg="http://schemas.microsoft.com/office/word/2010/wordprocessingGroup" xmlns:wpi="http://schemas.microsoft.com/office/word/2010/wordprocessingInk" xmlns:wps="http://schemas.microsoft.com/office/word/2010/wordprocessingShape" xmlns:o="urn:schemas-microsoft-com:office:office" xmlns:v="urn:schemas-microsoft-com:vml" xmlns:w10="urn:schemas-microsoft-com:office:word" xmlns:w="http://schemas.openxmlformats.org/wordprocessingml/2006/main" xmlns:w14="http://schemas.microsoft.com/office/word/2010/wordml" xmlns:w15="http://schemas.microsoft.com/office/word/2012/wordml" xmlns:w16cex="http://schemas.microsoft.com/office/word/2018/wordml/cex" xmlns:w16cid="http://schemas.microsoft.com/office/word/2016/wordml/cid" xmlns:w16="http://schemas.microsoft.com/office/word/2018/wordml" xmlns:w16sdtdh="http://schemas.microsoft.com/office/word/2020/wordml/sdtdatahash" xmlns:w16sdtfl="http://schemas.microsoft.com/office/word/2024/wordml/sdtformatlock" xmlns:w16se="http://schemas.microsoft.com/office/word/2015/wordml/symex" xmlns:w16du="http://schemas.microsoft.com/office/word/2023/wordml/word16du" xmlns:wne="http://schemas.microsoft.com/office/word/2006/wordml" mc:Ignorable="w14 w15 w16se w16cid w16 w16cex w16sdtdh w16sdtfl w16du wp14">
   <w:p>
     <w:pPr>
       <w:pStyle w:val="Encabezado"/>
@@ -2997,7 +2642,7 @@
 </file>
 
 <file path=word/numbering.xml><?xml version="1.0" encoding="utf-8"?>
-<w:numbering xmlns:wpc="http://schemas.microsoft.com/office/word/2010/wordprocessingCanvas" xmlns:cx="http://schemas.microsoft.com/office/drawing/2014/chartex" xmlns:cx1="http://schemas.microsoft.com/office/drawing/2015/9/8/chartex" xmlns:cx2="http://schemas.microsoft.com/office/drawing/2015/10/21/chartex" xmlns:cx3="http://schemas.microsoft.com/office/drawing/2016/5/9/chartex" xmlns:cx4="http://schemas.microsoft.com/office/drawing/2016/5/10/chartex" xmlns:cx5="http://schemas.microsoft.com/office/drawing/2016/5/11/chartex" xmlns:cx6="http://schemas.microsoft.com/office/drawing/2016/5/12/chartex" xmlns:cx7="http://schemas.microsoft.com/office/drawing/2016/5/13/chartex" xmlns:cx8="http://schemas.microsoft.com/office/drawing/2016/5/14/chartex" xmlns:mc="http://schemas.openxmlformats.org/markup-compatibility/2006" xmlns:aink="http://schemas.microsoft.com/office/drawing/2016/ink" xmlns:am3d="http://schemas.microsoft.com/office/drawing/2017/model3d" xmlns:o="urn:schemas-microsoft-com:office:office" xmlns:oel="http://schemas.microsoft.com/office/2019/extlst" xmlns:r="http://schemas.openxmlformats.org/officeDocument/2006/relationships" xmlns:m="http://schemas.openxmlformats.org/officeDocument/2006/math" xmlns:v="urn:schemas-microsoft-com:vml" xmlns:wp14="http://schemas.microsoft.com/office/word/2010/wordprocessingDrawing" xmlns:wp="http://schemas.openxmlformats.org/drawingml/2006/wordprocessingDrawing" xmlns:w10="urn:schemas-microsoft-com:office:word" xmlns:w="http://schemas.openxmlformats.org/wordprocessingml/2006/main" xmlns:w14="http://schemas.microsoft.com/office/word/2010/wordml" xmlns:w15="http://schemas.microsoft.com/office/word/2012/wordml" xmlns:w16cex="http://schemas.microsoft.com/office/word/2018/wordml/cex" xmlns:w16cid="http://schemas.microsoft.com/office/word/2016/wordml/cid" xmlns:w16="http://schemas.microsoft.com/office/word/2018/wordml" xmlns:w16du="http://schemas.microsoft.com/office/word/2023/wordml/word16du" xmlns:w16sdtdh="http://schemas.microsoft.com/office/word/2020/wordml/sdtdatahash" xmlns:w16sdtfl="http://schemas.microsoft.com/office/word/2024/wordml/sdtformatlock" xmlns:w16se="http://schemas.microsoft.com/office/word/2015/wordml/symex" xmlns:wpg="http://schemas.microsoft.com/office/word/2010/wordprocessingGroup" xmlns:wpi="http://schemas.microsoft.com/office/word/2010/wordprocessingInk" xmlns:wne="http://schemas.microsoft.com/office/word/2006/wordml" xmlns:wps="http://schemas.microsoft.com/office/word/2010/wordprocessingShape" mc:Ignorable="w14 w15 w16se w16cid w16 w16cex w16sdtdh w16sdtfl w16du wp14">
+<w:numbering xmlns:wpc="http://schemas.microsoft.com/office/word/2010/wordprocessingCanvas" xmlns:cx="http://schemas.microsoft.com/office/drawing/2014/chartex" xmlns:cx1="http://schemas.microsoft.com/office/drawing/2015/9/8/chartex" xmlns:cx2="http://schemas.microsoft.com/office/drawing/2015/10/21/chartex" xmlns:cx3="http://schemas.microsoft.com/office/drawing/2016/5/9/chartex" xmlns:cx4="http://schemas.microsoft.com/office/drawing/2016/5/10/chartex" xmlns:cx5="http://schemas.microsoft.com/office/drawing/2016/5/11/chartex" xmlns:cx6="http://schemas.microsoft.com/office/drawing/2016/5/12/chartex" xmlns:cx7="http://schemas.microsoft.com/office/drawing/2016/5/13/chartex" xmlns:cx8="http://schemas.microsoft.com/office/drawing/2016/5/14/chartex" xmlns:mc="http://schemas.openxmlformats.org/markup-compatibility/2006" xmlns:m="http://schemas.openxmlformats.org/officeDocument/2006/math" xmlns:aink="http://schemas.microsoft.com/office/drawing/2016/ink" xmlns:am3d="http://schemas.microsoft.com/office/drawing/2017/model3d" xmlns:oel="http://schemas.microsoft.com/office/2019/extlst" xmlns:r="http://schemas.openxmlformats.org/officeDocument/2006/relationships" xmlns:wp14="http://schemas.microsoft.com/office/word/2010/wordprocessingDrawing" xmlns:wp="http://schemas.openxmlformats.org/drawingml/2006/wordprocessingDrawing" xmlns:wpg="http://schemas.microsoft.com/office/word/2010/wordprocessingGroup" xmlns:wpi="http://schemas.microsoft.com/office/word/2010/wordprocessingInk" xmlns:wps="http://schemas.microsoft.com/office/word/2010/wordprocessingShape" xmlns:o="urn:schemas-microsoft-com:office:office" xmlns:v="urn:schemas-microsoft-com:vml" xmlns:w10="urn:schemas-microsoft-com:office:word" xmlns:w="http://schemas.openxmlformats.org/wordprocessingml/2006/main" xmlns:w14="http://schemas.microsoft.com/office/word/2010/wordml" xmlns:w15="http://schemas.microsoft.com/office/word/2012/wordml" xmlns:w16cex="http://schemas.microsoft.com/office/word/2018/wordml/cex" xmlns:w16cid="http://schemas.microsoft.com/office/word/2016/wordml/cid" xmlns:w16="http://schemas.microsoft.com/office/word/2018/wordml" xmlns:w16sdtdh="http://schemas.microsoft.com/office/word/2020/wordml/sdtdatahash" xmlns:w16sdtfl="http://schemas.microsoft.com/office/word/2024/wordml/sdtformatlock" xmlns:w16se="http://schemas.microsoft.com/office/word/2015/wordml/symex" xmlns:w16du="http://schemas.microsoft.com/office/word/2023/wordml/word16du" xmlns:wne="http://schemas.microsoft.com/office/word/2006/wordml" mc:Ignorable="w14 w15 w16se w16cid w16 w16cex w16sdtdh w16sdtfl w16du wp14">
   <w:abstractNum w:abstractNumId="0" w15:restartNumberingAfterBreak="0">
     <w:nsid w:val="042A6B37"/>
     <w:multiLevelType w:val="hybridMultilevel"/>
@@ -4440,7 +4085,7 @@
 </file>
 
 <file path=word/styles.xml><?xml version="1.0" encoding="utf-8"?>
-<w:styles xmlns:mc="http://schemas.openxmlformats.org/markup-compatibility/2006" xmlns:r="http://schemas.openxmlformats.org/officeDocument/2006/relationships" xmlns:w="http://schemas.openxmlformats.org/wordprocessingml/2006/main" xmlns:w14="http://schemas.microsoft.com/office/word/2010/wordml" xmlns:w15="http://schemas.microsoft.com/office/word/2012/wordml" xmlns:w16cex="http://schemas.microsoft.com/office/word/2018/wordml/cex" xmlns:w16cid="http://schemas.microsoft.com/office/word/2016/wordml/cid" xmlns:w16="http://schemas.microsoft.com/office/word/2018/wordml" xmlns:w16du="http://schemas.microsoft.com/office/word/2023/wordml/word16du" xmlns:w16sdtdh="http://schemas.microsoft.com/office/word/2020/wordml/sdtdatahash" xmlns:w16sdtfl="http://schemas.microsoft.com/office/word/2024/wordml/sdtformatlock" xmlns:w16se="http://schemas.microsoft.com/office/word/2015/wordml/symex" mc:Ignorable="w14 w15 w16se w16cid w16 w16cex w16sdtdh w16sdtfl w16du">
+<w:styles xmlns:mc="http://schemas.openxmlformats.org/markup-compatibility/2006" xmlns:r="http://schemas.openxmlformats.org/officeDocument/2006/relationships" xmlns:w="http://schemas.openxmlformats.org/wordprocessingml/2006/main" xmlns:w14="http://schemas.microsoft.com/office/word/2010/wordml" xmlns:w15="http://schemas.microsoft.com/office/word/2012/wordml" xmlns:w16cex="http://schemas.microsoft.com/office/word/2018/wordml/cex" xmlns:w16cid="http://schemas.microsoft.com/office/word/2016/wordml/cid" xmlns:w16="http://schemas.microsoft.com/office/word/2018/wordml" xmlns:w16sdtdh="http://schemas.microsoft.com/office/word/2020/wordml/sdtdatahash" xmlns:w16sdtfl="http://schemas.microsoft.com/office/word/2024/wordml/sdtformatlock" xmlns:w16se="http://schemas.microsoft.com/office/word/2015/wordml/symex" xmlns:w16du="http://schemas.microsoft.com/office/word/2023/wordml/word16du" mc:Ignorable="w14 w15 w16se w16cid w16 w16cex w16sdtdh w16sdtfl w16du">
   <w:docDefaults>
     <w:rPrDefault>
       <w:rPr>
@@ -5654,28 +5299,11 @@
       <w:szCs w:val="21"/>
     </w:rPr>
   </w:style>
-  <w:style w:type="paragraph" w:styleId="NormalWeb">
-    <w:name w:val="Normal (Web)"/>
-    <w:basedOn w:val="Normal"/>
-    <w:uiPriority w:val="99"/>
-    <w:semiHidden/>
-    <w:unhideWhenUsed/>
-    <w:rsid w:val="00AB44A4"/>
-    <w:pPr>
-      <w:spacing w:before="100" w:beforeAutospacing="1" w:after="100" w:afterAutospacing="1" w:line="240" w:lineRule="auto"/>
-    </w:pPr>
-    <w:rPr>
-      <w:rFonts w:ascii="Times New Roman" w:eastAsia="Times New Roman" w:hAnsi="Times New Roman" w:cs="Times New Roman"/>
-      <w:sz w:val="24"/>
-      <w:szCs w:val="24"/>
-      <w:lang w:val="es-ES" w:eastAsia="es-ES"/>
-    </w:rPr>
-  </w:style>
 </w:styles>
 </file>
 
 <file path=word/glossary/document.xml><?xml version="1.0" encoding="utf-8"?>
-<w:glossaryDocument xmlns:wpc="http://schemas.microsoft.com/office/word/2010/wordprocessingCanvas" xmlns:cx="http://schemas.microsoft.com/office/drawing/2014/chartex" xmlns:cx1="http://schemas.microsoft.com/office/drawing/2015/9/8/chartex" xmlns:cx2="http://schemas.microsoft.com/office/drawing/2015/10/21/chartex" xmlns:cx3="http://schemas.microsoft.com/office/drawing/2016/5/9/chartex" xmlns:cx4="http://schemas.microsoft.com/office/drawing/2016/5/10/chartex" xmlns:cx5="http://schemas.microsoft.com/office/drawing/2016/5/11/chartex" xmlns:cx6="http://schemas.microsoft.com/office/drawing/2016/5/12/chartex" xmlns:cx7="http://schemas.microsoft.com/office/drawing/2016/5/13/chartex" xmlns:cx8="http://schemas.microsoft.com/office/drawing/2016/5/14/chartex" xmlns:mc="http://schemas.openxmlformats.org/markup-compatibility/2006" xmlns:aink="http://schemas.microsoft.com/office/drawing/2016/ink" xmlns:am3d="http://schemas.microsoft.com/office/drawing/2017/model3d" xmlns:o="urn:schemas-microsoft-com:office:office" xmlns:oel="http://schemas.microsoft.com/office/2019/extlst" xmlns:r="http://schemas.openxmlformats.org/officeDocument/2006/relationships" xmlns:m="http://schemas.openxmlformats.org/officeDocument/2006/math" xmlns:v="urn:schemas-microsoft-com:vml" xmlns:wp14="http://schemas.microsoft.com/office/word/2010/wordprocessingDrawing" xmlns:wp="http://schemas.openxmlformats.org/drawingml/2006/wordprocessingDrawing" xmlns:w10="urn:schemas-microsoft-com:office:word" xmlns:w="http://schemas.openxmlformats.org/wordprocessingml/2006/main" xmlns:w14="http://schemas.microsoft.com/office/word/2010/wordml" xmlns:w15="http://schemas.microsoft.com/office/word/2012/wordml" xmlns:w16cex="http://schemas.microsoft.com/office/word/2018/wordml/cex" xmlns:w16cid="http://schemas.microsoft.com/office/word/2016/wordml/cid" xmlns:w16="http://schemas.microsoft.com/office/word/2018/wordml" xmlns:w16du="http://schemas.microsoft.com/office/word/2023/wordml/word16du" xmlns:w16sdtdh="http://schemas.microsoft.com/office/word/2020/wordml/sdtdatahash" xmlns:w16sdtfl="http://schemas.microsoft.com/office/word/2024/wordml/sdtformatlock" xmlns:w16se="http://schemas.microsoft.com/office/word/2015/wordml/symex" xmlns:wpg="http://schemas.microsoft.com/office/word/2010/wordprocessingGroup" xmlns:wpi="http://schemas.microsoft.com/office/word/2010/wordprocessingInk" xmlns:wne="http://schemas.microsoft.com/office/word/2006/wordml" xmlns:wps="http://schemas.microsoft.com/office/word/2010/wordprocessingShape" mc:Ignorable="w14 w15 w16se w16cid w16 w16cex w16sdtdh w16sdtfl w16du wp14">
+<w:glossaryDocument xmlns:wpc="http://schemas.microsoft.com/office/word/2010/wordprocessingCanvas" xmlns:cx="http://schemas.microsoft.com/office/drawing/2014/chartex" xmlns:cx1="http://schemas.microsoft.com/office/drawing/2015/9/8/chartex" xmlns:cx2="http://schemas.microsoft.com/office/drawing/2015/10/21/chartex" xmlns:cx3="http://schemas.microsoft.com/office/drawing/2016/5/9/chartex" xmlns:cx4="http://schemas.microsoft.com/office/drawing/2016/5/10/chartex" xmlns:cx5="http://schemas.microsoft.com/office/drawing/2016/5/11/chartex" xmlns:cx6="http://schemas.microsoft.com/office/drawing/2016/5/12/chartex" xmlns:cx7="http://schemas.microsoft.com/office/drawing/2016/5/13/chartex" xmlns:cx8="http://schemas.microsoft.com/office/drawing/2016/5/14/chartex" xmlns:mc="http://schemas.openxmlformats.org/markup-compatibility/2006" xmlns:m="http://schemas.openxmlformats.org/officeDocument/2006/math" xmlns:aink="http://schemas.microsoft.com/office/drawing/2016/ink" xmlns:am3d="http://schemas.microsoft.com/office/drawing/2017/model3d" xmlns:oel="http://schemas.microsoft.com/office/2019/extlst" xmlns:r="http://schemas.openxmlformats.org/officeDocument/2006/relationships" xmlns:wp14="http://schemas.microsoft.com/office/word/2010/wordprocessingDrawing" xmlns:wp="http://schemas.openxmlformats.org/drawingml/2006/wordprocessingDrawing" xmlns:wpg="http://schemas.microsoft.com/office/word/2010/wordprocessingGroup" xmlns:wpi="http://schemas.microsoft.com/office/word/2010/wordprocessingInk" xmlns:wps="http://schemas.microsoft.com/office/word/2010/wordprocessingShape" xmlns:o="urn:schemas-microsoft-com:office:office" xmlns:v="urn:schemas-microsoft-com:vml" xmlns:w10="urn:schemas-microsoft-com:office:word" xmlns:w="http://schemas.openxmlformats.org/wordprocessingml/2006/main" xmlns:w14="http://schemas.microsoft.com/office/word/2010/wordml" xmlns:w15="http://schemas.microsoft.com/office/word/2012/wordml" xmlns:w16cex="http://schemas.microsoft.com/office/word/2018/wordml/cex" xmlns:w16cid="http://schemas.microsoft.com/office/word/2016/wordml/cid" xmlns:w16="http://schemas.microsoft.com/office/word/2018/wordml" xmlns:w16sdtdh="http://schemas.microsoft.com/office/word/2020/wordml/sdtdatahash" xmlns:w16sdtfl="http://schemas.microsoft.com/office/word/2024/wordml/sdtformatlock" xmlns:w16se="http://schemas.microsoft.com/office/word/2015/wordml/symex" xmlns:w16du="http://schemas.microsoft.com/office/word/2023/wordml/word16du" xmlns:wne="http://schemas.microsoft.com/office/word/2006/wordml" mc:Ignorable="w14 w15 w16se w16cid w16 w16cex w16sdtdh w16sdtfl w16du wp14">
   <w:docParts>
     <w:docPart>
       <w:docPartPr>
@@ -5745,7 +5373,7 @@
 </file>
 
 <file path=word/glossary/fontTable.xml><?xml version="1.0" encoding="utf-8"?>
-<w:fonts xmlns:mc="http://schemas.openxmlformats.org/markup-compatibility/2006" xmlns:r="http://schemas.openxmlformats.org/officeDocument/2006/relationships" xmlns:w="http://schemas.openxmlformats.org/wordprocessingml/2006/main" xmlns:w14="http://schemas.microsoft.com/office/word/2010/wordml" xmlns:w15="http://schemas.microsoft.com/office/word/2012/wordml" xmlns:w16cex="http://schemas.microsoft.com/office/word/2018/wordml/cex" xmlns:w16cid="http://schemas.microsoft.com/office/word/2016/wordml/cid" xmlns:w16="http://schemas.microsoft.com/office/word/2018/wordml" xmlns:w16du="http://schemas.microsoft.com/office/word/2023/wordml/word16du" xmlns:w16sdtdh="http://schemas.microsoft.com/office/word/2020/wordml/sdtdatahash" xmlns:w16sdtfl="http://schemas.microsoft.com/office/word/2024/wordml/sdtformatlock" xmlns:w16se="http://schemas.microsoft.com/office/word/2015/wordml/symex" mc:Ignorable="w14 w15 w16se w16cid w16 w16cex w16sdtdh w16sdtfl w16du">
+<w:fonts xmlns:mc="http://schemas.openxmlformats.org/markup-compatibility/2006" xmlns:r="http://schemas.openxmlformats.org/officeDocument/2006/relationships" xmlns:w="http://schemas.openxmlformats.org/wordprocessingml/2006/main" xmlns:w14="http://schemas.microsoft.com/office/word/2010/wordml" xmlns:w15="http://schemas.microsoft.com/office/word/2012/wordml" xmlns:w16cex="http://schemas.microsoft.com/office/word/2018/wordml/cex" xmlns:w16cid="http://schemas.microsoft.com/office/word/2016/wordml/cid" xmlns:w16="http://schemas.microsoft.com/office/word/2018/wordml" xmlns:w16sdtdh="http://schemas.microsoft.com/office/word/2020/wordml/sdtdatahash" xmlns:w16sdtfl="http://schemas.microsoft.com/office/word/2024/wordml/sdtformatlock" xmlns:w16se="http://schemas.microsoft.com/office/word/2015/wordml/symex" xmlns:w16du="http://schemas.microsoft.com/office/word/2023/wordml/word16du" mc:Ignorable="w14 w15 w16se w16cid w16 w16cex w16sdtdh w16sdtfl w16du">
   <w:font w:name="Times New Roman">
     <w:panose1 w:val="02020603050405020304"/>
     <w:charset w:val="00"/>
@@ -5756,7 +5384,7 @@
   <w:font w:name="Symbol">
     <w:panose1 w:val="05050102010706020507"/>
     <w:charset w:val="02"/>
-    <w:family w:val="roman"/>
+    <w:family w:val="decorative"/>
     <w:pitch w:val="variable"/>
     <w:sig w:usb0="00000000" w:usb1="10000000" w:usb2="00000000" w:usb3="00000000" w:csb0="80000000" w:csb1="00000000"/>
   </w:font>
@@ -5769,10 +5397,10 @@
   </w:font>
   <w:font w:name="Wingdings">
     <w:panose1 w:val="05000000000000000000"/>
-    <w:charset w:val="02"/>
-    <w:family w:val="auto"/>
+    <w:charset w:val="4D"/>
+    <w:family w:val="decorative"/>
     <w:pitch w:val="variable"/>
-    <w:sig w:usb0="00000000" w:usb1="10000000" w:usb2="00000000" w:usb3="00000000" w:csb0="80000000" w:csb1="00000000"/>
+    <w:sig w:usb0="00000003" w:usb1="00000000" w:usb2="00000000" w:usb3="00000000" w:csb0="80000001" w:csb1="00000000"/>
   </w:font>
   <w:font w:name="Calibri">
     <w:panose1 w:val="020F0502020204030204"/>
@@ -5801,7 +5429,7 @@
     <w:charset w:val="00"/>
     <w:family w:val="swiss"/>
     <w:pitch w:val="variable"/>
-    <w:sig w:usb0="E0002EFF" w:usb1="C000785B" w:usb2="00000009" w:usb3="00000000" w:csb0="000001FF" w:csb1="00000000"/>
+    <w:sig w:usb0="E0002AFF" w:usb1="C0007843" w:usb2="00000009" w:usb3="00000000" w:csb0="000001FF" w:csb1="00000000"/>
   </w:font>
   <w:font w:name="Tahoma">
     <w:panose1 w:val="020B0604030504040204"/>
@@ -5811,6 +5439,7 @@
     <w:sig w:usb0="E1002EFF" w:usb1="C000605B" w:usb2="00000029" w:usb3="00000000" w:csb0="000101FF" w:csb1="00000000"/>
   </w:font>
   <w:font w:name="MS Mincho">
+    <w:altName w:val="ＭＳ 明朝"/>
     <w:panose1 w:val="02020609040205080304"/>
     <w:charset w:val="80"/>
     <w:family w:val="modern"/>
@@ -5818,19 +5447,23 @@
     <w:sig w:usb0="E00002FF" w:usb1="6AC7FDFB" w:usb2="08000012" w:usb3="00000000" w:csb0="0002009F" w:csb1="00000000"/>
   </w:font>
   <w:font w:name="Aptos">
+    <w:panose1 w:val="020B0004020202020204"/>
     <w:charset w:val="00"/>
     <w:family w:val="swiss"/>
     <w:pitch w:val="variable"/>
     <w:sig w:usb0="20000287" w:usb1="00000003" w:usb2="00000000" w:usb3="00000000" w:csb0="0000019F" w:csb1="00000000"/>
   </w:font>
   <w:font w:name="Yu Mincho">
+    <w:panose1 w:val="02020400000000000000"/>
     <w:charset w:val="80"/>
     <w:family w:val="roman"/>
+    <w:notTrueType/>
     <w:pitch w:val="variable"/>
     <w:sig w:usb0="800002E7" w:usb1="2AC7FCFF" w:usb2="00000012" w:usb3="00000000" w:csb0="0002009F" w:csb1="00000000"/>
   </w:font>
   <w:font w:name="Aptos Display">
-    <w:charset w:val="00"/>
+    <w:panose1 w:val="020B0004020202020204"/>
+    <w:charset w:val="01"/>
     <w:family w:val="swiss"/>
     <w:pitch w:val="variable"/>
     <w:sig w:usb0="20000287" w:usb1="00000003" w:usb2="00000000" w:usb3="00000000" w:csb0="0000019F" w:csb1="00000000"/>
@@ -5846,7 +5479,7 @@
 </file>
 
 <file path=word/glossary/settings.xml><?xml version="1.0" encoding="utf-8"?>
-<w:settings xmlns:mc="http://schemas.openxmlformats.org/markup-compatibility/2006" xmlns:o="urn:schemas-microsoft-com:office:office" xmlns:r="http://schemas.openxmlformats.org/officeDocument/2006/relationships" xmlns:m="http://schemas.openxmlformats.org/officeDocument/2006/math" xmlns:v="urn:schemas-microsoft-com:vml" xmlns:w10="urn:schemas-microsoft-com:office:word" xmlns:w="http://schemas.openxmlformats.org/wordprocessingml/2006/main" xmlns:w14="http://schemas.microsoft.com/office/word/2010/wordml" xmlns:w15="http://schemas.microsoft.com/office/word/2012/wordml" xmlns:w16cex="http://schemas.microsoft.com/office/word/2018/wordml/cex" xmlns:w16cid="http://schemas.microsoft.com/office/word/2016/wordml/cid" xmlns:w16="http://schemas.microsoft.com/office/word/2018/wordml" xmlns:w16du="http://schemas.microsoft.com/office/word/2023/wordml/word16du" xmlns:w16sdtdh="http://schemas.microsoft.com/office/word/2020/wordml/sdtdatahash" xmlns:w16sdtfl="http://schemas.microsoft.com/office/word/2024/wordml/sdtformatlock" xmlns:w16se="http://schemas.microsoft.com/office/word/2015/wordml/symex" xmlns:sl="http://schemas.openxmlformats.org/schemaLibrary/2006/main" mc:Ignorable="w14 w15 w16se w16cid w16 w16cex w16sdtdh w16sdtfl w16du">
+<w:settings xmlns:mc="http://schemas.openxmlformats.org/markup-compatibility/2006" xmlns:m="http://schemas.openxmlformats.org/officeDocument/2006/math" xmlns:r="http://schemas.openxmlformats.org/officeDocument/2006/relationships" xmlns:sl="http://schemas.openxmlformats.org/schemaLibrary/2006/main" xmlns:o="urn:schemas-microsoft-com:office:office" xmlns:v="urn:schemas-microsoft-com:vml" xmlns:w10="urn:schemas-microsoft-com:office:word" xmlns:w="http://schemas.openxmlformats.org/wordprocessingml/2006/main" xmlns:w14="http://schemas.microsoft.com/office/word/2010/wordml" xmlns:w15="http://schemas.microsoft.com/office/word/2012/wordml" xmlns:w16cex="http://schemas.microsoft.com/office/word/2018/wordml/cex" xmlns:w16cid="http://schemas.microsoft.com/office/word/2016/wordml/cid" xmlns:w16="http://schemas.microsoft.com/office/word/2018/wordml" xmlns:w16sdtdh="http://schemas.microsoft.com/office/word/2020/wordml/sdtdatahash" xmlns:w16sdtfl="http://schemas.microsoft.com/office/word/2024/wordml/sdtformatlock" xmlns:w16se="http://schemas.microsoft.com/office/word/2015/wordml/symex" xmlns:w16du="http://schemas.microsoft.com/office/word/2023/wordml/word16du" mc:Ignorable="w14 w15 w16se w16cid w16 w16cex w16sdtdh w16sdtfl w16du">
   <w:view w:val="normal"/>
   <w:defaultTabStop w:val="708"/>
   <w:hyphenationZone w:val="425"/>
@@ -5869,7 +5502,6 @@
     <w:rsid w:val="0057410B"/>
     <w:rsid w:val="00595623"/>
     <w:rsid w:val="005B27DB"/>
-    <w:rsid w:val="005F00DA"/>
     <w:rsid w:val="006E2FCC"/>
     <w:rsid w:val="00704192"/>
     <w:rsid w:val="00825B36"/>
@@ -5881,7 +5513,6 @@
     <w:rsid w:val="00C861E5"/>
     <w:rsid w:val="00CF44FB"/>
     <w:rsid w:val="00EC21D5"/>
-    <w:rsid w:val="00F55C41"/>
   </w:rsids>
   <m:mathPr>
     <m:mathFont m:val="Cambria Math"/>
@@ -5905,7 +5536,7 @@
 </file>
 
 <file path=word/glossary/styles.xml><?xml version="1.0" encoding="utf-8"?>
-<w:styles xmlns:mc="http://schemas.openxmlformats.org/markup-compatibility/2006" xmlns:r="http://schemas.openxmlformats.org/officeDocument/2006/relationships" xmlns:w="http://schemas.openxmlformats.org/wordprocessingml/2006/main" xmlns:w14="http://schemas.microsoft.com/office/word/2010/wordml" xmlns:w15="http://schemas.microsoft.com/office/word/2012/wordml" xmlns:w16cex="http://schemas.microsoft.com/office/word/2018/wordml/cex" xmlns:w16cid="http://schemas.microsoft.com/office/word/2016/wordml/cid" xmlns:w16="http://schemas.microsoft.com/office/word/2018/wordml" xmlns:w16du="http://schemas.microsoft.com/office/word/2023/wordml/word16du" xmlns:w16sdtdh="http://schemas.microsoft.com/office/word/2020/wordml/sdtdatahash" xmlns:w16sdtfl="http://schemas.microsoft.com/office/word/2024/wordml/sdtformatlock" xmlns:w16se="http://schemas.microsoft.com/office/word/2015/wordml/symex" mc:Ignorable="w14 w15 w16se w16cid w16 w16cex w16sdtdh w16sdtfl w16du">
+<w:styles xmlns:mc="http://schemas.openxmlformats.org/markup-compatibility/2006" xmlns:r="http://schemas.openxmlformats.org/officeDocument/2006/relationships" xmlns:w="http://schemas.openxmlformats.org/wordprocessingml/2006/main" xmlns:w14="http://schemas.microsoft.com/office/word/2010/wordml" xmlns:w15="http://schemas.microsoft.com/office/word/2012/wordml" xmlns:w16cex="http://schemas.microsoft.com/office/word/2018/wordml/cex" xmlns:w16cid="http://schemas.microsoft.com/office/word/2016/wordml/cid" xmlns:w16="http://schemas.microsoft.com/office/word/2018/wordml" xmlns:w16sdtdh="http://schemas.microsoft.com/office/word/2020/wordml/sdtdatahash" xmlns:w16sdtfl="http://schemas.microsoft.com/office/word/2024/wordml/sdtformatlock" xmlns:w16se="http://schemas.microsoft.com/office/word/2015/wordml/symex" xmlns:w16du="http://schemas.microsoft.com/office/word/2023/wordml/word16du" mc:Ignorable="w14 w15 w16se w16cid w16 w16cex w16sdtdh w16sdtfl w16du">
   <w:docDefaults>
     <w:rPrDefault>
       <w:rPr>
@@ -6334,7 +5965,7 @@
 </file>
 
 <file path=word/glossary/webSettings.xml><?xml version="1.0" encoding="utf-8"?>
-<w:webSettings xmlns:mc="http://schemas.openxmlformats.org/markup-compatibility/2006" xmlns:r="http://schemas.openxmlformats.org/officeDocument/2006/relationships" xmlns:w="http://schemas.openxmlformats.org/wordprocessingml/2006/main" xmlns:w14="http://schemas.microsoft.com/office/word/2010/wordml" xmlns:w15="http://schemas.microsoft.com/office/word/2012/wordml" xmlns:w16cex="http://schemas.microsoft.com/office/word/2018/wordml/cex" xmlns:w16cid="http://schemas.microsoft.com/office/word/2016/wordml/cid" xmlns:w16="http://schemas.microsoft.com/office/word/2018/wordml" xmlns:w16du="http://schemas.microsoft.com/office/word/2023/wordml/word16du" xmlns:w16sdtdh="http://schemas.microsoft.com/office/word/2020/wordml/sdtdatahash" xmlns:w16sdtfl="http://schemas.microsoft.com/office/word/2024/wordml/sdtformatlock" xmlns:w16se="http://schemas.microsoft.com/office/word/2015/wordml/symex" mc:Ignorable="w14 w15 w16se w16cid w16 w16cex w16sdtdh w16sdtfl w16du">
+<w:webSettings xmlns:mc="http://schemas.openxmlformats.org/markup-compatibility/2006" xmlns:r="http://schemas.openxmlformats.org/officeDocument/2006/relationships" xmlns:w="http://schemas.openxmlformats.org/wordprocessingml/2006/main" xmlns:w14="http://schemas.microsoft.com/office/word/2010/wordml" xmlns:w15="http://schemas.microsoft.com/office/word/2012/wordml" xmlns:w16cex="http://schemas.microsoft.com/office/word/2018/wordml/cex" xmlns:w16cid="http://schemas.microsoft.com/office/word/2016/wordml/cid" xmlns:w16="http://schemas.microsoft.com/office/word/2018/wordml" xmlns:w16sdtdh="http://schemas.microsoft.com/office/word/2020/wordml/sdtdatahash" xmlns:w16sdtfl="http://schemas.microsoft.com/office/word/2024/wordml/sdtformatlock" xmlns:w16se="http://schemas.microsoft.com/office/word/2015/wordml/symex" xmlns:w16du="http://schemas.microsoft.com/office/word/2023/wordml/word16du" mc:Ignorable="w14 w15 w16se w16cid w16 w16cex w16sdtdh w16sdtfl w16du">
   <w:optimizeForBrowser/>
 </w:webSettings>
 </file>
@@ -6624,7 +6255,7 @@
 
 <file path=customXml/item1.xml><?xml version="1.0" encoding="utf-8"?>
 <CoverPageProperties xmlns="http://schemas.microsoft.com/office/2006/coverPageProps">
-  <PublishDate>[Seleccionar fecha]</PublishDate>
+  <PublishDate>1 de octubre de 2026</PublishDate>
   <Abstract>Documento de Diseño basado en UML</Abstract>
   <CompanyAddress/>
   <CompanyPhone/>
@@ -6644,12 +6275,7 @@
 </file>
 
 <file path=customXml/item3.xml><?xml version="1.0" encoding="utf-8"?>
-<?mso-contentType ?>
-<FormTemplates xmlns="http://schemas.microsoft.com/sharepoint/v3/contenttype/forms">
-  <Display>DocumentLibraryForm</Display>
-  <Edit>DocumentLibraryForm</Edit>
-  <New>DocumentLibraryForm</New>
-</FormTemplates>
+<b:Sources xmlns:b="http://schemas.openxmlformats.org/officeDocument/2006/bibliography" xmlns="http://schemas.openxmlformats.org/officeDocument/2006/bibliography" SelectedStyle="\APA.XSL" StyleName="APA"/>
 </file>
 
 <file path=customXml/item4.xml><?xml version="1.0" encoding="utf-8"?>
@@ -6870,7 +6496,12 @@
 </file>
 
 <file path=customXml/item5.xml><?xml version="1.0" encoding="utf-8"?>
-<b:Sources xmlns:b="http://schemas.openxmlformats.org/officeDocument/2006/bibliography" xmlns="http://schemas.openxmlformats.org/officeDocument/2006/bibliography" SelectedStyle="\APA.XSL" StyleName="APA"/>
+<?mso-contentType ?>
+<FormTemplates xmlns="http://schemas.microsoft.com/sharepoint/v3/contenttype/forms">
+  <Display>DocumentLibraryForm</Display>
+  <Edit>DocumentLibraryForm</Edit>
+  <New>DocumentLibraryForm</New>
+</FormTemplates>
 </file>
 
 <file path=customXml/itemProps1.xml><?xml version="1.0" encoding="utf-8"?>
@@ -6892,9 +6523,9 @@
 </file>
 
 <file path=customXml/itemProps3.xml><?xml version="1.0" encoding="utf-8"?>
-<ds:datastoreItem xmlns:ds="http://schemas.openxmlformats.org/officeDocument/2006/customXml" ds:itemID="{EE9AAF0E-D63F-459F-A0FB-CDCE9F728F33}">
+<ds:datastoreItem xmlns:ds="http://schemas.openxmlformats.org/officeDocument/2006/customXml" ds:itemID="{BD6EC776-6679-4C69-98E3-6D068EA0A3C9}">
   <ds:schemaRefs>
-    <ds:schemaRef ds:uri="http://schemas.microsoft.com/sharepoint/v3/contenttype/forms"/>
+    <ds:schemaRef ds:uri="http://schemas.openxmlformats.org/officeDocument/2006/bibliography"/>
   </ds:schemaRefs>
 </ds:datastoreItem>
 </file>
@@ -6919,9 +6550,9 @@
 </file>
 
 <file path=customXml/itemProps5.xml><?xml version="1.0" encoding="utf-8"?>
-<ds:datastoreItem xmlns:ds="http://schemas.openxmlformats.org/officeDocument/2006/customXml" ds:itemID="{BD6EC776-6679-4C69-98E3-6D068EA0A3C9}">
+<ds:datastoreItem xmlns:ds="http://schemas.openxmlformats.org/officeDocument/2006/customXml" ds:itemID="{EE9AAF0E-D63F-459F-A0FB-CDCE9F728F33}">
   <ds:schemaRefs>
-    <ds:schemaRef ds:uri="http://schemas.openxmlformats.org/officeDocument/2006/bibliography"/>
+    <ds:schemaRef ds:uri="http://schemas.microsoft.com/sharepoint/v3/contenttype/forms"/>
   </ds:schemaRefs>
 </ds:datastoreItem>
 </file>
--- a/docs/Fase 2/Evidencias Proyecto (Version Agil)/Documento 05 - Documento de Diseño.docx
+++ b/docs/Fase 2/Evidencias Proyecto (Version Agil)/Documento 05 - Documento de Diseño.docx
@@ -1,6 +1,6 @@
 
 <file path=word/document.xml><?xml version="1.0" encoding="utf-8"?>
-<w:document xmlns:wpc="http://schemas.microsoft.com/office/word/2010/wordprocessingCanvas" xmlns:cx="http://schemas.microsoft.com/office/drawing/2014/chartex" xmlns:cx1="http://schemas.microsoft.com/office/drawing/2015/9/8/chartex" xmlns:cx2="http://schemas.microsoft.com/office/drawing/2015/10/21/chartex" xmlns:cx3="http://schemas.microsoft.com/office/drawing/2016/5/9/chartex" xmlns:cx4="http://schemas.microsoft.com/office/drawing/2016/5/10/chartex" xmlns:cx5="http://schemas.microsoft.com/office/drawing/2016/5/11/chartex" xmlns:cx6="http://schemas.microsoft.com/office/drawing/2016/5/12/chartex" xmlns:cx7="http://schemas.microsoft.com/office/drawing/2016/5/13/chartex" xmlns:cx8="http://schemas.microsoft.com/office/drawing/2016/5/14/chartex" xmlns:mc="http://schemas.openxmlformats.org/markup-compatibility/2006" xmlns:m="http://schemas.openxmlformats.org/officeDocument/2006/math" xmlns:aink="http://schemas.microsoft.com/office/drawing/2016/ink" xmlns:am3d="http://schemas.microsoft.com/office/drawing/2017/model3d" xmlns:oel="http://schemas.microsoft.com/office/2019/extlst" xmlns:r="http://schemas.openxmlformats.org/officeDocument/2006/relationships" xmlns:wp14="http://schemas.microsoft.com/office/word/2010/wordprocessingDrawing" xmlns:wp="http://schemas.openxmlformats.org/drawingml/2006/wordprocessingDrawing" xmlns:wpg="http://schemas.microsoft.com/office/word/2010/wordprocessingGroup" xmlns:wpi="http://schemas.microsoft.com/office/word/2010/wordprocessingInk" xmlns:wps="http://schemas.microsoft.com/office/word/2010/wordprocessingShape" xmlns:o="urn:schemas-microsoft-com:office:office" xmlns:v="urn:schemas-microsoft-com:vml" xmlns:w10="urn:schemas-microsoft-com:office:word" xmlns:w="http://schemas.openxmlformats.org/wordprocessingml/2006/main" xmlns:w14="http://schemas.microsoft.com/office/word/2010/wordml" xmlns:w15="http://schemas.microsoft.com/office/word/2012/wordml" xmlns:w16cex="http://schemas.microsoft.com/office/word/2018/wordml/cex" xmlns:w16cid="http://schemas.microsoft.com/office/word/2016/wordml/cid" xmlns:w16="http://schemas.microsoft.com/office/word/2018/wordml" xmlns:w16sdtdh="http://schemas.microsoft.com/office/word/2020/wordml/sdtdatahash" xmlns:w16sdtfl="http://schemas.microsoft.com/office/word/2024/wordml/sdtformatlock" xmlns:w16se="http://schemas.microsoft.com/office/word/2015/wordml/symex" xmlns:w16du="http://schemas.microsoft.com/office/word/2023/wordml/word16du" xmlns:wne="http://schemas.microsoft.com/office/word/2006/wordml" mc:Ignorable="w14 w15 w16se w16cid w16 w16cex w16sdtdh w16sdtfl w16du wp14">
+<w:document xmlns:wpc="http://schemas.microsoft.com/office/word/2010/wordprocessingCanvas" xmlns:cx="http://schemas.microsoft.com/office/drawing/2014/chartex" xmlns:cx1="http://schemas.microsoft.com/office/drawing/2015/9/8/chartex" xmlns:cx2="http://schemas.microsoft.com/office/drawing/2015/10/21/chartex" xmlns:cx3="http://schemas.microsoft.com/office/drawing/2016/5/9/chartex" xmlns:cx4="http://schemas.microsoft.com/office/drawing/2016/5/10/chartex" xmlns:cx5="http://schemas.microsoft.com/office/drawing/2016/5/11/chartex" xmlns:cx6="http://schemas.microsoft.com/office/drawing/2016/5/12/chartex" xmlns:cx7="http://schemas.microsoft.com/office/drawing/2016/5/13/chartex" xmlns:cx8="http://schemas.microsoft.com/office/drawing/2016/5/14/chartex" xmlns:mc="http://schemas.openxmlformats.org/markup-compatibility/2006" xmlns:aink="http://schemas.microsoft.com/office/drawing/2016/ink" xmlns:am3d="http://schemas.microsoft.com/office/drawing/2017/model3d" xmlns:o="urn:schemas-microsoft-com:office:office" xmlns:oel="http://schemas.microsoft.com/office/2019/extlst" xmlns:r="http://schemas.openxmlformats.org/officeDocument/2006/relationships" xmlns:m="http://schemas.openxmlformats.org/officeDocument/2006/math" xmlns:v="urn:schemas-microsoft-com:vml" xmlns:wp14="http://schemas.microsoft.com/office/word/2010/wordprocessingDrawing" xmlns:wp="http://schemas.openxmlformats.org/drawingml/2006/wordprocessingDrawing" xmlns:w10="urn:schemas-microsoft-com:office:word" xmlns:w="http://schemas.openxmlformats.org/wordprocessingml/2006/main" xmlns:w14="http://schemas.microsoft.com/office/word/2010/wordml" xmlns:w15="http://schemas.microsoft.com/office/word/2012/wordml" xmlns:w16cex="http://schemas.microsoft.com/office/word/2018/wordml/cex" xmlns:w16cid="http://schemas.microsoft.com/office/word/2016/wordml/cid" xmlns:w16="http://schemas.microsoft.com/office/word/2018/wordml" xmlns:w16du="http://schemas.microsoft.com/office/word/2023/wordml/word16du" xmlns:w16sdtdh="http://schemas.microsoft.com/office/word/2020/wordml/sdtdatahash" xmlns:w16sdtfl="http://schemas.microsoft.com/office/word/2024/wordml/sdtformatlock" xmlns:w16se="http://schemas.microsoft.com/office/word/2015/wordml/symex" xmlns:wpg="http://schemas.microsoft.com/office/word/2010/wordprocessingGroup" xmlns:wpi="http://schemas.microsoft.com/office/word/2010/wordprocessingInk" xmlns:wne="http://schemas.microsoft.com/office/word/2006/wordml" xmlns:wps="http://schemas.microsoft.com/office/word/2010/wordprocessingShape" mc:Ignorable="w14 w15 w16se w16cid w16 w16cex w16sdtdh w16sdtfl w16du wp14">
   <w:body>
     <w:sdt>
       <w:sdtPr>
@@ -31,7 +31,7 @@
             <w:tblLook w:val="04A0" w:firstRow="1" w:lastRow="0" w:firstColumn="1" w:lastColumn="0" w:noHBand="0" w:noVBand="1"/>
           </w:tblPr>
           <w:tblGrid>
-            <w:gridCol w:w="9054"/>
+            <w:gridCol w:w="8838"/>
           </w:tblGrid>
           <w:tr>
             <w:trPr>
@@ -124,7 +124,7 @@
                         <w:sz w:val="80"/>
                         <w:szCs w:val="80"/>
                       </w:rPr>
-                      <w:t xml:space="preserve">Propuesta de Proyecto       y Especificación de Requisitos de Software</w:t>
+                      <w:t>Propuesta de Proyecto       y Especificación de Requisitos de Software</w:t>
                     </w:r>
                   </w:p>
                 </w:tc>
@@ -179,7 +179,7 @@
                         <w:szCs w:val="44"/>
                         <w:lang w:val="es-AR"/>
                       </w:rPr>
-                      <w:t xml:space="preserve">Proyecto: ElectroMap</w:t>
+                      <w:t>Proyecto: ElectroMap</w:t>
                     </w:r>
                   </w:p>
                 </w:tc>
@@ -300,9 +300,8 @@
                         <w:rFonts w:cstheme="minorHAnsi"/>
                         <w:b/>
                         <w:bCs/>
-                        <w:color w:val="FF0000"/>
                       </w:rPr>
-                      <w:t>1 de octubre de 2026</w:t>
+                      <w:t xml:space="preserve">     </w:t>
                     </w:r>
                   </w:p>
                 </w:tc>
@@ -333,7 +332,7 @@
             <w:tblLook w:val="04A0" w:firstRow="1" w:lastRow="0" w:firstColumn="1" w:lastColumn="0" w:noHBand="0" w:noVBand="1"/>
           </w:tblPr>
           <w:tblGrid>
-            <w:gridCol w:w="9054"/>
+            <w:gridCol w:w="8838"/>
           </w:tblGrid>
           <w:tr>
             <w:sdt>
@@ -541,10 +540,46 @@
                 <w:webHidden/>
               </w:rPr>
               <w:tab/>
+            </w:r>
+            <w:r>
+              <w:rPr>
+                <w:noProof/>
+                <w:webHidden/>
+              </w:rPr>
               <w:fldChar w:fldCharType="begin"/>
+            </w:r>
+            <w:r>
+              <w:rPr>
+                <w:noProof/>
+                <w:webHidden/>
+              </w:rPr>
               <w:instrText xml:space="preserve"> PAGEREF _Toc241504830 \h </w:instrText>
+            </w:r>
+            <w:r>
+              <w:rPr>
+                <w:noProof/>
+                <w:webHidden/>
+              </w:rPr>
+            </w:r>
+            <w:r>
+              <w:rPr>
+                <w:noProof/>
+                <w:webHidden/>
+              </w:rPr>
               <w:fldChar w:fldCharType="separate"/>
+            </w:r>
+            <w:r>
+              <w:rPr>
+                <w:noProof/>
+                <w:webHidden/>
+              </w:rPr>
               <w:t>2</w:t>
+            </w:r>
+            <w:r>
+              <w:rPr>
+                <w:noProof/>
+                <w:webHidden/>
+              </w:rPr>
               <w:fldChar w:fldCharType="end"/>
             </w:r>
           </w:hyperlink>
@@ -605,10 +640,46 @@
                 <w:webHidden/>
               </w:rPr>
               <w:tab/>
+            </w:r>
+            <w:r>
+              <w:rPr>
+                <w:noProof/>
+                <w:webHidden/>
+              </w:rPr>
               <w:fldChar w:fldCharType="begin"/>
+            </w:r>
+            <w:r>
+              <w:rPr>
+                <w:noProof/>
+                <w:webHidden/>
+              </w:rPr>
               <w:instrText xml:space="preserve"> PAGEREF _Toc241504831 \h </w:instrText>
+            </w:r>
+            <w:r>
+              <w:rPr>
+                <w:noProof/>
+                <w:webHidden/>
+              </w:rPr>
+            </w:r>
+            <w:r>
+              <w:rPr>
+                <w:noProof/>
+                <w:webHidden/>
+              </w:rPr>
               <w:fldChar w:fldCharType="separate"/>
+            </w:r>
+            <w:r>
+              <w:rPr>
+                <w:noProof/>
+                <w:webHidden/>
+              </w:rPr>
               <w:t>2</w:t>
+            </w:r>
+            <w:r>
+              <w:rPr>
+                <w:noProof/>
+                <w:webHidden/>
+              </w:rPr>
               <w:fldChar w:fldCharType="end"/>
             </w:r>
           </w:hyperlink>
@@ -669,10 +740,46 @@
                 <w:webHidden/>
               </w:rPr>
               <w:tab/>
+            </w:r>
+            <w:r>
+              <w:rPr>
+                <w:noProof/>
+                <w:webHidden/>
+              </w:rPr>
               <w:fldChar w:fldCharType="begin"/>
+            </w:r>
+            <w:r>
+              <w:rPr>
+                <w:noProof/>
+                <w:webHidden/>
+              </w:rPr>
               <w:instrText xml:space="preserve"> PAGEREF _Toc241504832 \h </w:instrText>
+            </w:r>
+            <w:r>
+              <w:rPr>
+                <w:noProof/>
+                <w:webHidden/>
+              </w:rPr>
+            </w:r>
+            <w:r>
+              <w:rPr>
+                <w:noProof/>
+                <w:webHidden/>
+              </w:rPr>
               <w:fldChar w:fldCharType="separate"/>
+            </w:r>
+            <w:r>
+              <w:rPr>
+                <w:noProof/>
+                <w:webHidden/>
+              </w:rPr>
               <w:t>5</w:t>
+            </w:r>
+            <w:r>
+              <w:rPr>
+                <w:noProof/>
+                <w:webHidden/>
+              </w:rPr>
               <w:fldChar w:fldCharType="end"/>
             </w:r>
           </w:hyperlink>
@@ -729,10 +836,46 @@
                 <w:webHidden/>
               </w:rPr>
               <w:tab/>
+            </w:r>
+            <w:r>
+              <w:rPr>
+                <w:noProof/>
+                <w:webHidden/>
+              </w:rPr>
               <w:fldChar w:fldCharType="begin"/>
+            </w:r>
+            <w:r>
+              <w:rPr>
+                <w:noProof/>
+                <w:webHidden/>
+              </w:rPr>
               <w:instrText xml:space="preserve"> PAGEREF _Toc241504833 \h </w:instrText>
+            </w:r>
+            <w:r>
+              <w:rPr>
+                <w:noProof/>
+                <w:webHidden/>
+              </w:rPr>
+            </w:r>
+            <w:r>
+              <w:rPr>
+                <w:noProof/>
+                <w:webHidden/>
+              </w:rPr>
               <w:fldChar w:fldCharType="separate"/>
+            </w:r>
+            <w:r>
+              <w:rPr>
+                <w:noProof/>
+                <w:webHidden/>
+              </w:rPr>
               <w:t>5</w:t>
+            </w:r>
+            <w:r>
+              <w:rPr>
+                <w:noProof/>
+                <w:webHidden/>
+              </w:rPr>
               <w:fldChar w:fldCharType="end"/>
             </w:r>
           </w:hyperlink>
@@ -789,10 +932,46 @@
                 <w:webHidden/>
               </w:rPr>
               <w:tab/>
+            </w:r>
+            <w:r>
+              <w:rPr>
+                <w:noProof/>
+                <w:webHidden/>
+              </w:rPr>
               <w:fldChar w:fldCharType="begin"/>
+            </w:r>
+            <w:r>
+              <w:rPr>
+                <w:noProof/>
+                <w:webHidden/>
+              </w:rPr>
               <w:instrText xml:space="preserve"> PAGEREF _Toc241504834 \h </w:instrText>
+            </w:r>
+            <w:r>
+              <w:rPr>
+                <w:noProof/>
+                <w:webHidden/>
+              </w:rPr>
+            </w:r>
+            <w:r>
+              <w:rPr>
+                <w:noProof/>
+                <w:webHidden/>
+              </w:rPr>
               <w:fldChar w:fldCharType="separate"/>
+            </w:r>
+            <w:r>
+              <w:rPr>
+                <w:noProof/>
+                <w:webHidden/>
+              </w:rPr>
               <w:t>5</w:t>
+            </w:r>
+            <w:r>
+              <w:rPr>
+                <w:noProof/>
+                <w:webHidden/>
+              </w:rPr>
               <w:fldChar w:fldCharType="end"/>
             </w:r>
           </w:hyperlink>
@@ -851,10 +1030,46 @@
                 <w:webHidden/>
               </w:rPr>
               <w:tab/>
+            </w:r>
+            <w:r>
+              <w:rPr>
+                <w:noProof/>
+                <w:webHidden/>
+              </w:rPr>
               <w:fldChar w:fldCharType="begin"/>
+            </w:r>
+            <w:r>
+              <w:rPr>
+                <w:noProof/>
+                <w:webHidden/>
+              </w:rPr>
               <w:instrText xml:space="preserve"> PAGEREF _Toc241504835 \h </w:instrText>
+            </w:r>
+            <w:r>
+              <w:rPr>
+                <w:noProof/>
+                <w:webHidden/>
+              </w:rPr>
+            </w:r>
+            <w:r>
+              <w:rPr>
+                <w:noProof/>
+                <w:webHidden/>
+              </w:rPr>
               <w:fldChar w:fldCharType="separate"/>
+            </w:r>
+            <w:r>
+              <w:rPr>
+                <w:noProof/>
+                <w:webHidden/>
+              </w:rPr>
               <w:t>5</w:t>
+            </w:r>
+            <w:r>
+              <w:rPr>
+                <w:noProof/>
+                <w:webHidden/>
+              </w:rPr>
               <w:fldChar w:fldCharType="end"/>
             </w:r>
           </w:hyperlink>
@@ -913,10 +1128,46 @@
                 <w:webHidden/>
               </w:rPr>
               <w:tab/>
+            </w:r>
+            <w:r>
+              <w:rPr>
+                <w:noProof/>
+                <w:webHidden/>
+              </w:rPr>
               <w:fldChar w:fldCharType="begin"/>
+            </w:r>
+            <w:r>
+              <w:rPr>
+                <w:noProof/>
+                <w:webHidden/>
+              </w:rPr>
               <w:instrText xml:space="preserve"> PAGEREF _Toc241504836 \h </w:instrText>
+            </w:r>
+            <w:r>
+              <w:rPr>
+                <w:noProof/>
+                <w:webHidden/>
+              </w:rPr>
+            </w:r>
+            <w:r>
+              <w:rPr>
+                <w:noProof/>
+                <w:webHidden/>
+              </w:rPr>
               <w:fldChar w:fldCharType="separate"/>
+            </w:r>
+            <w:r>
+              <w:rPr>
+                <w:noProof/>
+                <w:webHidden/>
+              </w:rPr>
               <w:t>5</w:t>
+            </w:r>
+            <w:r>
+              <w:rPr>
+                <w:noProof/>
+                <w:webHidden/>
+              </w:rPr>
               <w:fldChar w:fldCharType="end"/>
             </w:r>
           </w:hyperlink>
@@ -975,10 +1226,46 @@
                 <w:webHidden/>
               </w:rPr>
               <w:tab/>
+            </w:r>
+            <w:r>
+              <w:rPr>
+                <w:noProof/>
+                <w:webHidden/>
+              </w:rPr>
               <w:fldChar w:fldCharType="begin"/>
+            </w:r>
+            <w:r>
+              <w:rPr>
+                <w:noProof/>
+                <w:webHidden/>
+              </w:rPr>
               <w:instrText xml:space="preserve"> PAGEREF _Toc241504837 \h </w:instrText>
+            </w:r>
+            <w:r>
+              <w:rPr>
+                <w:noProof/>
+                <w:webHidden/>
+              </w:rPr>
+            </w:r>
+            <w:r>
+              <w:rPr>
+                <w:noProof/>
+                <w:webHidden/>
+              </w:rPr>
               <w:fldChar w:fldCharType="separate"/>
+            </w:r>
+            <w:r>
+              <w:rPr>
+                <w:noProof/>
+                <w:webHidden/>
+              </w:rPr>
               <w:t>5</w:t>
+            </w:r>
+            <w:r>
+              <w:rPr>
+                <w:noProof/>
+                <w:webHidden/>
+              </w:rPr>
               <w:fldChar w:fldCharType="end"/>
             </w:r>
           </w:hyperlink>
@@ -1035,10 +1322,46 @@
                 <w:webHidden/>
               </w:rPr>
               <w:tab/>
+            </w:r>
+            <w:r>
+              <w:rPr>
+                <w:noProof/>
+                <w:webHidden/>
+              </w:rPr>
               <w:fldChar w:fldCharType="begin"/>
+            </w:r>
+            <w:r>
+              <w:rPr>
+                <w:noProof/>
+                <w:webHidden/>
+              </w:rPr>
               <w:instrText xml:space="preserve"> PAGEREF _Toc241504838 \h </w:instrText>
+            </w:r>
+            <w:r>
+              <w:rPr>
+                <w:noProof/>
+                <w:webHidden/>
+              </w:rPr>
+            </w:r>
+            <w:r>
+              <w:rPr>
+                <w:noProof/>
+                <w:webHidden/>
+              </w:rPr>
               <w:fldChar w:fldCharType="separate"/>
+            </w:r>
+            <w:r>
+              <w:rPr>
+                <w:noProof/>
+                <w:webHidden/>
+              </w:rPr>
               <w:t>5</w:t>
+            </w:r>
+            <w:r>
+              <w:rPr>
+                <w:noProof/>
+                <w:webHidden/>
+              </w:rPr>
               <w:fldChar w:fldCharType="end"/>
             </w:r>
           </w:hyperlink>
@@ -1097,10 +1420,46 @@
                 <w:webHidden/>
               </w:rPr>
               <w:tab/>
+            </w:r>
+            <w:r>
+              <w:rPr>
+                <w:noProof/>
+                <w:webHidden/>
+              </w:rPr>
               <w:fldChar w:fldCharType="begin"/>
+            </w:r>
+            <w:r>
+              <w:rPr>
+                <w:noProof/>
+                <w:webHidden/>
+              </w:rPr>
               <w:instrText xml:space="preserve"> PAGEREF _Toc241504839 \h </w:instrText>
+            </w:r>
+            <w:r>
+              <w:rPr>
+                <w:noProof/>
+                <w:webHidden/>
+              </w:rPr>
+            </w:r>
+            <w:r>
+              <w:rPr>
+                <w:noProof/>
+                <w:webHidden/>
+              </w:rPr>
               <w:fldChar w:fldCharType="separate"/>
+            </w:r>
+            <w:r>
+              <w:rPr>
+                <w:noProof/>
+                <w:webHidden/>
+              </w:rPr>
               <w:t>5</w:t>
+            </w:r>
+            <w:r>
+              <w:rPr>
+                <w:noProof/>
+                <w:webHidden/>
+              </w:rPr>
               <w:fldChar w:fldCharType="end"/>
             </w:r>
           </w:hyperlink>
@@ -1322,7 +1681,7 @@
                 <w:szCs w:val="24"/>
                 <w:lang w:val="es-ES" w:eastAsia="es-ES"/>
               </w:rPr>
-              <w:t xml:space="preserve">01-10-2026</w:t>
+              <w:t>01-10-2026</w:t>
             </w:r>
           </w:p>
         </w:tc>
@@ -1350,7 +1709,7 @@
                 <w:szCs w:val="24"/>
                 <w:lang w:val="es-ES" w:eastAsia="es-ES"/>
               </w:rPr>
-              <w:t xml:space="preserve">01</w:t>
+              <w:t>01</w:t>
             </w:r>
           </w:p>
         </w:tc>
@@ -1378,7 +1737,7 @@
                 <w:szCs w:val="24"/>
                 <w:lang w:val="es-ES" w:eastAsia="es-ES"/>
               </w:rPr>
-              <w:t xml:space="preserve">Kevin Zapata Dávila</w:t>
+              <w:t>Kevin Zapata Dávila</w:t>
             </w:r>
           </w:p>
         </w:tc>
@@ -1406,7 +1765,7 @@
                 <w:szCs w:val="24"/>
                 <w:lang w:val="es-ES" w:eastAsia="es-ES"/>
               </w:rPr>
-              <w:t xml:space="preserve">Versión inicial del documento.</w:t>
+              <w:t>Versión inicial del documento.</w:t>
             </w:r>
           </w:p>
         </w:tc>
@@ -1674,7 +2033,25 @@
           <w:lang w:val="es-ES" w:eastAsia="es-ES"/>
         </w:rPr>
         <w:fldChar w:fldCharType="begin"/>
+      </w:r>
+      <w:r>
+        <w:rPr>
+          <w:rFonts w:eastAsia="Times New Roman" w:cstheme="minorHAnsi"/>
+          <w:color w:val="FF0000"/>
+          <w:sz w:val="20"/>
+          <w:szCs w:val="24"/>
+          <w:lang w:val="es-ES" w:eastAsia="es-ES"/>
+        </w:rPr>
         <w:instrText>MACROBUTTON NoMacro [Fecha]</w:instrText>
+      </w:r>
+      <w:r>
+        <w:rPr>
+          <w:rFonts w:eastAsia="Times New Roman" w:cstheme="minorHAnsi"/>
+          <w:color w:val="FF0000"/>
+          <w:sz w:val="20"/>
+          <w:szCs w:val="24"/>
+          <w:lang w:val="es-ES" w:eastAsia="es-ES"/>
+        </w:rPr>
         <w:fldChar w:fldCharType="end"/>
       </w:r>
     </w:p>
@@ -2077,7 +2454,7 @@
           <w:noProof/>
         </w:rPr>
         <w:drawing>
-          <wp:inline distT="0" distB="0" distL="0" distR="0">
+          <wp:inline distT="0" distB="0" distL="0" distR="0" wp14:anchorId="48801D6F" wp14:editId="75F60F33">
             <wp:extent cx="5600000" cy="4827866"/>
             <wp:effectExtent l="0" t="0" r="0" b="0"/>
             <wp:docPr id="101" name="Diagrama de Casos de Uso"/>
@@ -2092,7 +2469,7 @@
                     <pic:cNvPicPr/>
                   </pic:nvPicPr>
                   <pic:blipFill>
-                    <a:blip r:embed="rId101"/>
+                    <a:blip r:embed="rId12"/>
                     <a:stretch>
                       <a:fillRect/>
                     </a:stretch>
@@ -2119,6 +2496,7 @@
       </w:pPr>
       <w:bookmarkStart w:id="5" w:name="_Toc241504834"/>
       <w:r>
+        <w:lastRenderedPageBreak/>
         <w:t>Vista Lógica</w:t>
       </w:r>
       <w:bookmarkEnd w:id="5"/>
@@ -2144,8 +2522,8 @@
           <w:noProof/>
         </w:rPr>
         <w:drawing>
-          <wp:inline distT="0" distB="0" distL="0" distR="0">
-            <wp:extent cx="5486400" cy="6579040"/>
+          <wp:inline distT="0" distB="0" distL="0" distR="0" wp14:anchorId="7BB21C99" wp14:editId="7B000A32">
+            <wp:extent cx="4572000" cy="6649000"/>
             <wp:effectExtent l="0" t="0" r="0" b="0"/>
             <wp:docPr id="102" name="Modelo E-R"/>
             <wp:cNvGraphicFramePr>
@@ -2159,7 +2537,7 @@
                     <pic:cNvPicPr/>
                   </pic:nvPicPr>
                   <pic:blipFill>
-                    <a:blip r:embed="rId102"/>
+                    <a:blip r:embed="rId13"/>
                     <a:stretch>
                       <a:fillRect/>
                     </a:stretch>
@@ -2167,7 +2545,7 @@
                   <pic:spPr>
                     <a:xfrm>
                       <a:off x="0" y="0"/>
-                      <a:ext cx="5486400" cy="6579040"/>
+                      <a:ext cx="4572000" cy="6649000"/>
                     </a:xfrm>
                     <a:prstGeom prst="rect">
                       <a:avLst/>
@@ -2192,7 +2570,15 @@
           <w:i/>
           <w:lang w:val="es-ES" w:eastAsia="es-ES"/>
         </w:rPr>
-        <w:t xml:space="preserve">Nota de diseño: las tablas circuitos y calibres_cable son una extensión opcional fuera del alcance comprometido del MVP; la base de datos las soporta, pero ninguna Historia de Usuario respalda su desarrollo en backend ni frontend. La comunicación entre el dispositivo AcuRev-2110-mV-WEB2 y el backend es HTTP/HTTPS push: el propio equipo envía sus datos en formato CSV hacia una URL del backend mediante su función nativa ‘Post Channels’ (intervalo de 1 minuto para variables de energía y 15 segundos para variables en tiempo real), con un buffer local de hasta 3GB si se pierde la conexión. El backend no realiza polling Modbus. Este mecanismo debe reflejarse también en el futuro Diagrama de Componentes y Diagrama de Secuencia.</w:t>
+        <w:t xml:space="preserve">Nota de diseño: la tabla calibres_cable es una extensión opcional fuera del alcance comprometido del MVP (valores de ampacidad de cable, a completar más adelante). La tabla circuitos, en cambio, es parte del diseño core: cada tablero puede tener uno o más analizadores AcuRev, y cada AcuRev mide varios circuitos de forma independiente (monofásicos o trifásicos), cada uno con su propio </w:t>
+      </w:r>
+      <w:r>
+        <w:rPr>
+          <w:i/>
+          <w:lang w:val="es-ES" w:eastAsia="es-ES"/>
+        </w:rPr>
+        <w:lastRenderedPageBreak/>
+        <w:t>umbral de alarma configurado en umbrales_configurados — el umbral no se evalúa a nivel del tablero general, sino por circuito. La comunicación entre el dispositivo AcuRev-2110-mV-WEB2 y el backend es HTTP/HTTPS push mediante su función nativa ‘Post Channels’ (intervalo de 1 minuto para variables de energía, 15 segundos si se requiere tiempo real), con un buffer local de hasta 3GB si se pierde la conexión. El backend no realiza polling Modbus. Este mecanismo debe reflejarse también en el futuro Diagrama de Componentes y Diagrama de Secuencia.</w:t>
       </w:r>
     </w:p>
     <w:p>
@@ -2211,7 +2597,7 @@
           <w:noProof/>
         </w:rPr>
         <w:drawing>
-          <wp:inline distT="0" distB="0" distL="0" distR="0">
+          <wp:inline distT="0" distB="0" distL="0" distR="0" wp14:anchorId="4B9420AA" wp14:editId="0CB60762">
             <wp:extent cx="5600000" cy="3723585"/>
             <wp:effectExtent l="0" t="0" r="0" b="0"/>
             <wp:docPr id="103" name="Diagrama de Clases"/>
@@ -2226,7 +2612,7 @@
                     <pic:cNvPicPr/>
                   </pic:nvPicPr>
                   <pic:blipFill>
-                    <a:blip r:embed="rId103"/>
+                    <a:blip r:embed="rId14"/>
                     <a:stretch>
                       <a:fillRect/>
                     </a:stretch>
@@ -2253,6 +2639,7 @@
       </w:pPr>
       <w:bookmarkStart w:id="8" w:name="_Toc241504837"/>
       <w:r>
+        <w:lastRenderedPageBreak/>
         <w:t>Diagrama de Secuencia</w:t>
       </w:r>
       <w:bookmarkEnd w:id="8"/>
@@ -2268,7 +2655,7 @@
           <w:noProof/>
         </w:rPr>
         <w:drawing>
-          <wp:inline distT="0" distB="0" distL="0" distR="0">
+          <wp:inline distT="0" distB="0" distL="0" distR="0" wp14:anchorId="3E45E41D" wp14:editId="1A4CF824">
             <wp:extent cx="5599999" cy="3565199"/>
             <wp:effectExtent l="0" t="0" r="0" b="0"/>
             <wp:docPr id="104" name="Diagrama de Secuencia"/>
@@ -2283,7 +2670,7 @@
                     <pic:cNvPicPr/>
                   </pic:nvPicPr>
                   <pic:blipFill>
-                    <a:blip r:embed="rId104"/>
+                    <a:blip r:embed="rId15"/>
                     <a:stretch>
                       <a:fillRect/>
                     </a:stretch>
@@ -2310,6 +2697,7 @@
       </w:pPr>
       <w:bookmarkStart w:id="9" w:name="_Toc241504838"/>
       <w:r>
+        <w:lastRenderedPageBreak/>
         <w:t>Vista Despliegue</w:t>
       </w:r>
       <w:bookmarkEnd w:id="9"/>
@@ -2330,7 +2718,7 @@
           <w:noProof/>
         </w:rPr>
         <w:drawing>
-          <wp:inline distT="0" distB="0" distL="0" distR="0">
+          <wp:inline distT="0" distB="0" distL="0" distR="0" wp14:anchorId="15D83B1F" wp14:editId="2360D706">
             <wp:extent cx="5429250" cy="6134100"/>
             <wp:effectExtent l="0" t="0" r="0" b="0"/>
             <wp:docPr id="105" name="Diagrama de Componentes"/>
@@ -2345,7 +2733,7 @@
                     <pic:cNvPicPr/>
                   </pic:nvPicPr>
                   <pic:blipFill>
-                    <a:blip r:embed="rId105"/>
+                    <a:blip r:embed="rId16"/>
                     <a:stretch>
                       <a:fillRect/>
                     </a:stretch>
@@ -2367,9 +2755,9 @@
       </w:r>
     </w:p>
     <w:sectPr>
-      <w:headerReference w:type="default" r:id="rId12"/>
-      <w:footerReference w:type="default" r:id="rId13"/>
-      <w:headerReference w:type="first" r:id="rId14"/>
+      <w:headerReference w:type="default" r:id="rId17"/>
+      <w:footerReference w:type="default" r:id="rId18"/>
+      <w:headerReference w:type="first" r:id="rId19"/>
       <w:pgSz w:w="12240" w:h="15840"/>
       <w:pgMar w:top="1417" w:right="1701" w:bottom="1417" w:left="1701" w:header="708" w:footer="708" w:gutter="0"/>
       <w:cols w:space="708"/>
@@ -2381,7 +2769,7 @@
 </file>
 
 <file path=word/endnotes.xml><?xml version="1.0" encoding="utf-8"?>
-<w:endnotes xmlns:wpc="http://schemas.microsoft.com/office/word/2010/wordprocessingCanvas" xmlns:cx="http://schemas.microsoft.com/office/drawing/2014/chartex" xmlns:cx1="http://schemas.microsoft.com/office/drawing/2015/9/8/chartex" xmlns:cx2="http://schemas.microsoft.com/office/drawing/2015/10/21/chartex" xmlns:cx3="http://schemas.microsoft.com/office/drawing/2016/5/9/chartex" xmlns:cx4="http://schemas.microsoft.com/office/drawing/2016/5/10/chartex" xmlns:cx5="http://schemas.microsoft.com/office/drawing/2016/5/11/chartex" xmlns:cx6="http://schemas.microsoft.com/office/drawing/2016/5/12/chartex" xmlns:cx7="http://schemas.microsoft.com/office/drawing/2016/5/13/chartex" xmlns:cx8="http://schemas.microsoft.com/office/drawing/2016/5/14/chartex" xmlns:mc="http://schemas.openxmlformats.org/markup-compatibility/2006" xmlns:m="http://schemas.openxmlformats.org/officeDocument/2006/math" xmlns:aink="http://schemas.microsoft.com/office/drawing/2016/ink" xmlns:am3d="http://schemas.microsoft.com/office/drawing/2017/model3d" xmlns:oel="http://schemas.microsoft.com/office/2019/extlst" xmlns:r="http://schemas.openxmlformats.org/officeDocument/2006/relationships" xmlns:wp14="http://schemas.microsoft.com/office/word/2010/wordprocessingDrawing" xmlns:wp="http://schemas.openxmlformats.org/drawingml/2006/wordprocessingDrawing" xmlns:wpg="http://schemas.microsoft.com/office/word/2010/wordprocessingGroup" xmlns:wpi="http://schemas.microsoft.com/office/word/2010/wordprocessingInk" xmlns:wps="http://schemas.microsoft.com/office/word/2010/wordprocessingShape" xmlns:o="urn:schemas-microsoft-com:office:office" xmlns:v="urn:schemas-microsoft-com:vml" xmlns:w10="urn:schemas-microsoft-com:office:word" xmlns:w="http://schemas.openxmlformats.org/wordprocessingml/2006/main" xmlns:w14="http://schemas.microsoft.com/office/word/2010/wordml" xmlns:w15="http://schemas.microsoft.com/office/word/2012/wordml" xmlns:w16cex="http://schemas.microsoft.com/office/word/2018/wordml/cex" xmlns:w16cid="http://schemas.microsoft.com/office/word/2016/wordml/cid" xmlns:w16="http://schemas.microsoft.com/office/word/2018/wordml" xmlns:w16sdtdh="http://schemas.microsoft.com/office/word/2020/wordml/sdtdatahash" xmlns:w16sdtfl="http://schemas.microsoft.com/office/word/2024/wordml/sdtformatlock" xmlns:w16se="http://schemas.microsoft.com/office/word/2015/wordml/symex" xmlns:w16du="http://schemas.microsoft.com/office/word/2023/wordml/word16du" xmlns:wne="http://schemas.microsoft.com/office/word/2006/wordml" mc:Ignorable="w14 w15 w16se w16cid w16 w16cex w16sdtdh w16sdtfl w16du wp14">
+<w:endnotes xmlns:wpc="http://schemas.microsoft.com/office/word/2010/wordprocessingCanvas" xmlns:cx="http://schemas.microsoft.com/office/drawing/2014/chartex" xmlns:cx1="http://schemas.microsoft.com/office/drawing/2015/9/8/chartex" xmlns:cx2="http://schemas.microsoft.com/office/drawing/2015/10/21/chartex" xmlns:cx3="http://schemas.microsoft.com/office/drawing/2016/5/9/chartex" xmlns:cx4="http://schemas.microsoft.com/office/drawing/2016/5/10/chartex" xmlns:cx5="http://schemas.microsoft.com/office/drawing/2016/5/11/chartex" xmlns:cx6="http://schemas.microsoft.com/office/drawing/2016/5/12/chartex" xmlns:cx7="http://schemas.microsoft.com/office/drawing/2016/5/13/chartex" xmlns:cx8="http://schemas.microsoft.com/office/drawing/2016/5/14/chartex" xmlns:mc="http://schemas.openxmlformats.org/markup-compatibility/2006" xmlns:aink="http://schemas.microsoft.com/office/drawing/2016/ink" xmlns:am3d="http://schemas.microsoft.com/office/drawing/2017/model3d" xmlns:o="urn:schemas-microsoft-com:office:office" xmlns:oel="http://schemas.microsoft.com/office/2019/extlst" xmlns:r="http://schemas.openxmlformats.org/officeDocument/2006/relationships" xmlns:m="http://schemas.openxmlformats.org/officeDocument/2006/math" xmlns:v="urn:schemas-microsoft-com:vml" xmlns:wp14="http://schemas.microsoft.com/office/word/2010/wordprocessingDrawing" xmlns:wp="http://schemas.openxmlformats.org/drawingml/2006/wordprocessingDrawing" xmlns:w10="urn:schemas-microsoft-com:office:word" xmlns:w="http://schemas.openxmlformats.org/wordprocessingml/2006/main" xmlns:w14="http://schemas.microsoft.com/office/word/2010/wordml" xmlns:w15="http://schemas.microsoft.com/office/word/2012/wordml" xmlns:w16cex="http://schemas.microsoft.com/office/word/2018/wordml/cex" xmlns:w16cid="http://schemas.microsoft.com/office/word/2016/wordml/cid" xmlns:w16="http://schemas.microsoft.com/office/word/2018/wordml" xmlns:w16du="http://schemas.microsoft.com/office/word/2023/wordml/word16du" xmlns:w16sdtdh="http://schemas.microsoft.com/office/word/2020/wordml/sdtdatahash" xmlns:w16sdtfl="http://schemas.microsoft.com/office/word/2024/wordml/sdtformatlock" xmlns:w16se="http://schemas.microsoft.com/office/word/2015/wordml/symex" xmlns:wpg="http://schemas.microsoft.com/office/word/2010/wordprocessingGroup" xmlns:wpi="http://schemas.microsoft.com/office/word/2010/wordprocessingInk" xmlns:wne="http://schemas.microsoft.com/office/word/2006/wordml" xmlns:wps="http://schemas.microsoft.com/office/word/2010/wordprocessingShape" mc:Ignorable="w14 w15 w16se w16cid w16 w16cex w16sdtdh w16sdtfl w16du wp14">
   <w:endnote w:type="separator" w:id="-1">
     <w:p>
       <w:pPr>
@@ -2406,7 +2794,7 @@
 </file>
 
 <file path=word/footer1.xml><?xml version="1.0" encoding="utf-8"?>
-<w:ftr xmlns:wpc="http://schemas.microsoft.com/office/word/2010/wordprocessingCanvas" xmlns:cx="http://schemas.microsoft.com/office/drawing/2014/chartex" xmlns:cx1="http://schemas.microsoft.com/office/drawing/2015/9/8/chartex" xmlns:cx2="http://schemas.microsoft.com/office/drawing/2015/10/21/chartex" xmlns:cx3="http://schemas.microsoft.com/office/drawing/2016/5/9/chartex" xmlns:cx4="http://schemas.microsoft.com/office/drawing/2016/5/10/chartex" xmlns:cx5="http://schemas.microsoft.com/office/drawing/2016/5/11/chartex" xmlns:cx6="http://schemas.microsoft.com/office/drawing/2016/5/12/chartex" xmlns:cx7="http://schemas.microsoft.com/office/drawing/2016/5/13/chartex" xmlns:cx8="http://schemas.microsoft.com/office/drawing/2016/5/14/chartex" xmlns:mc="http://schemas.openxmlformats.org/markup-compatibility/2006" xmlns:m="http://schemas.openxmlformats.org/officeDocument/2006/math" xmlns:aink="http://schemas.microsoft.com/office/drawing/2016/ink" xmlns:am3d="http://schemas.microsoft.com/office/drawing/2017/model3d" xmlns:oel="http://schemas.microsoft.com/office/2019/extlst" xmlns:r="http://schemas.openxmlformats.org/officeDocument/2006/relationships" xmlns:wp14="http://schemas.microsoft.com/office/word/2010/wordprocessingDrawing" xmlns:wp="http://schemas.openxmlformats.org/drawingml/2006/wordprocessingDrawing" xmlns:wpg="http://schemas.microsoft.com/office/word/2010/wordprocessingGroup" xmlns:wpi="http://schemas.microsoft.com/office/word/2010/wordprocessingInk" xmlns:wps="http://schemas.microsoft.com/office/word/2010/wordprocessingShape" xmlns:o="urn:schemas-microsoft-com:office:office" xmlns:v="urn:schemas-microsoft-com:vml" xmlns:w10="urn:schemas-microsoft-com:office:word" xmlns:w="http://schemas.openxmlformats.org/wordprocessingml/2006/main" xmlns:w14="http://schemas.microsoft.com/office/word/2010/wordml" xmlns:w15="http://schemas.microsoft.com/office/word/2012/wordml" xmlns:w16cex="http://schemas.microsoft.com/office/word/2018/wordml/cex" xmlns:w16cid="http://schemas.microsoft.com/office/word/2016/wordml/cid" xmlns:w16="http://schemas.microsoft.com/office/word/2018/wordml" xmlns:w16sdtdh="http://schemas.microsoft.com/office/word/2020/wordml/sdtdatahash" xmlns:w16sdtfl="http://schemas.microsoft.com/office/word/2024/wordml/sdtformatlock" xmlns:w16se="http://schemas.microsoft.com/office/word/2015/wordml/symex" xmlns:w16du="http://schemas.microsoft.com/office/word/2023/wordml/word16du" xmlns:wne="http://schemas.microsoft.com/office/word/2006/wordml" mc:Ignorable="w14 w15 w16se w16cid w16 w16cex w16sdtdh w16sdtfl w16du wp14">
+<w:ftr xmlns:wpc="http://schemas.microsoft.com/office/word/2010/wordprocessingCanvas" xmlns:cx="http://schemas.microsoft.com/office/drawing/2014/chartex" xmlns:cx1="http://schemas.microsoft.com/office/drawing/2015/9/8/chartex" xmlns:cx2="http://schemas.microsoft.com/office/drawing/2015/10/21/chartex" xmlns:cx3="http://schemas.microsoft.com/office/drawing/2016/5/9/chartex" xmlns:cx4="http://schemas.microsoft.com/office/drawing/2016/5/10/chartex" xmlns:cx5="http://schemas.microsoft.com/office/drawing/2016/5/11/chartex" xmlns:cx6="http://schemas.microsoft.com/office/drawing/2016/5/12/chartex" xmlns:cx7="http://schemas.microsoft.com/office/drawing/2016/5/13/chartex" xmlns:cx8="http://schemas.microsoft.com/office/drawing/2016/5/14/chartex" xmlns:mc="http://schemas.openxmlformats.org/markup-compatibility/2006" xmlns:aink="http://schemas.microsoft.com/office/drawing/2016/ink" xmlns:am3d="http://schemas.microsoft.com/office/drawing/2017/model3d" xmlns:o="urn:schemas-microsoft-com:office:office" xmlns:oel="http://schemas.microsoft.com/office/2019/extlst" xmlns:r="http://schemas.openxmlformats.org/officeDocument/2006/relationships" xmlns:m="http://schemas.openxmlformats.org/officeDocument/2006/math" xmlns:v="urn:schemas-microsoft-com:vml" xmlns:wp14="http://schemas.microsoft.com/office/word/2010/wordprocessingDrawing" xmlns:wp="http://schemas.openxmlformats.org/drawingml/2006/wordprocessingDrawing" xmlns:w10="urn:schemas-microsoft-com:office:word" xmlns:w="http://schemas.openxmlformats.org/wordprocessingml/2006/main" xmlns:w14="http://schemas.microsoft.com/office/word/2010/wordml" xmlns:w15="http://schemas.microsoft.com/office/word/2012/wordml" xmlns:w16cex="http://schemas.microsoft.com/office/word/2018/wordml/cex" xmlns:w16cid="http://schemas.microsoft.com/office/word/2016/wordml/cid" xmlns:w16="http://schemas.microsoft.com/office/word/2018/wordml" xmlns:w16du="http://schemas.microsoft.com/office/word/2023/wordml/word16du" xmlns:w16sdtdh="http://schemas.microsoft.com/office/word/2020/wordml/sdtdatahash" xmlns:w16sdtfl="http://schemas.microsoft.com/office/word/2024/wordml/sdtformatlock" xmlns:w16se="http://schemas.microsoft.com/office/word/2015/wordml/symex" xmlns:wpg="http://schemas.microsoft.com/office/word/2010/wordprocessingGroup" xmlns:wpi="http://schemas.microsoft.com/office/word/2010/wordprocessingInk" xmlns:wne="http://schemas.microsoft.com/office/word/2006/wordml" xmlns:wps="http://schemas.microsoft.com/office/word/2010/wordprocessingShape" mc:Ignorable="w14 w15 w16se w16cid w16 w16cex w16sdtdh w16sdtfl w16du wp14">
   <w:sdt>
     <w:sdtPr>
       <w:id w:val="14532529"/>
@@ -2434,13 +2822,7 @@
           <w:rPr>
             <w:noProof/>
           </w:rPr>
-          <w:t>1</w:t>
-        </w:r>
-        <w:r>
-          <w:rPr>
-            <w:noProof/>
-          </w:rPr>
-          <w:t>3</w:t>
+          <w:t>13</w:t>
         </w:r>
         <w:r>
           <w:rPr>
@@ -2460,7 +2842,7 @@
 </file>
 
 <file path=word/footnotes.xml><?xml version="1.0" encoding="utf-8"?>
-<w:footnotes xmlns:wpc="http://schemas.microsoft.com/office/word/2010/wordprocessingCanvas" xmlns:cx="http://schemas.microsoft.com/office/drawing/2014/chartex" xmlns:cx1="http://schemas.microsoft.com/office/drawing/2015/9/8/chartex" xmlns:cx2="http://schemas.microsoft.com/office/drawing/2015/10/21/chartex" xmlns:cx3="http://schemas.microsoft.com/office/drawing/2016/5/9/chartex" xmlns:cx4="http://schemas.microsoft.com/office/drawing/2016/5/10/chartex" xmlns:cx5="http://schemas.microsoft.com/office/drawing/2016/5/11/chartex" xmlns:cx6="http://schemas.microsoft.com/office/drawing/2016/5/12/chartex" xmlns:cx7="http://schemas.microsoft.com/office/drawing/2016/5/13/chartex" xmlns:cx8="http://schemas.microsoft.com/office/drawing/2016/5/14/chartex" xmlns:mc="http://schemas.openxmlformats.org/markup-compatibility/2006" xmlns:m="http://schemas.openxmlformats.org/officeDocument/2006/math" xmlns:aink="http://schemas.microsoft.com/office/drawing/2016/ink" xmlns:am3d="http://schemas.microsoft.com/office/drawing/2017/model3d" xmlns:oel="http://schemas.microsoft.com/office/2019/extlst" xmlns:r="http://schemas.openxmlformats.org/officeDocument/2006/relationships" xmlns:wp14="http://schemas.microsoft.com/office/word/2010/wordprocessingDrawing" xmlns:wp="http://schemas.openxmlformats.org/drawingml/2006/wordprocessingDrawing" xmlns:wpg="http://schemas.microsoft.com/office/word/2010/wordprocessingGroup" xmlns:wpi="http://schemas.microsoft.com/office/word/2010/wordprocessingInk" xmlns:wps="http://schemas.microsoft.com/office/word/2010/wordprocessingShape" xmlns:o="urn:schemas-microsoft-com:office:office" xmlns:v="urn:schemas-microsoft-com:vml" xmlns:w10="urn:schemas-microsoft-com:office:word" xmlns:w="http://schemas.openxmlformats.org/wordprocessingml/2006/main" xmlns:w14="http://schemas.microsoft.com/office/word/2010/wordml" xmlns:w15="http://schemas.microsoft.com/office/word/2012/wordml" xmlns:w16cex="http://schemas.microsoft.com/office/word/2018/wordml/cex" xmlns:w16cid="http://schemas.microsoft.com/office/word/2016/wordml/cid" xmlns:w16="http://schemas.microsoft.com/office/word/2018/wordml" xmlns:w16sdtdh="http://schemas.microsoft.com/office/word/2020/wordml/sdtdatahash" xmlns:w16sdtfl="http://schemas.microsoft.com/office/word/2024/wordml/sdtformatlock" xmlns:w16se="http://schemas.microsoft.com/office/word/2015/wordml/symex" xmlns:w16du="http://schemas.microsoft.com/office/word/2023/wordml/word16du" xmlns:wne="http://schemas.microsoft.com/office/word/2006/wordml" mc:Ignorable="w14 w15 w16se w16cid w16 w16cex w16sdtdh w16sdtfl w16du wp14">
+<w:footnotes xmlns:wpc="http://schemas.microsoft.com/office/word/2010/wordprocessingCanvas" xmlns:cx="http://schemas.microsoft.com/office/drawing/2014/chartex" xmlns:cx1="http://schemas.microsoft.com/office/drawing/2015/9/8/chartex" xmlns:cx2="http://schemas.microsoft.com/office/drawing/2015/10/21/chartex" xmlns:cx3="http://schemas.microsoft.com/office/drawing/2016/5/9/chartex" xmlns:cx4="http://schemas.microsoft.com/office/drawing/2016/5/10/chartex" xmlns:cx5="http://schemas.microsoft.com/office/drawing/2016/5/11/chartex" xmlns:cx6="http://schemas.microsoft.com/office/drawing/2016/5/12/chartex" xmlns:cx7="http://schemas.microsoft.com/office/drawing/2016/5/13/chartex" xmlns:cx8="http://schemas.microsoft.com/office/drawing/2016/5/14/chartex" xmlns:mc="http://schemas.openxmlformats.org/markup-compatibility/2006" xmlns:aink="http://schemas.microsoft.com/office/drawing/2016/ink" xmlns:am3d="http://schemas.microsoft.com/office/drawing/2017/model3d" xmlns:o="urn:schemas-microsoft-com:office:office" xmlns:oel="http://schemas.microsoft.com/office/2019/extlst" xmlns:r="http://schemas.openxmlformats.org/officeDocument/2006/relationships" xmlns:m="http://schemas.openxmlformats.org/officeDocument/2006/math" xmlns:v="urn:schemas-microsoft-com:vml" xmlns:wp14="http://schemas.microsoft.com/office/word/2010/wordprocessingDrawing" xmlns:wp="http://schemas.openxmlformats.org/drawingml/2006/wordprocessingDrawing" xmlns:w10="urn:schemas-microsoft-com:office:word" xmlns:w="http://schemas.openxmlformats.org/wordprocessingml/2006/main" xmlns:w14="http://schemas.microsoft.com/office/word/2010/wordml" xmlns:w15="http://schemas.microsoft.com/office/word/2012/wordml" xmlns:w16cex="http://schemas.microsoft.com/office/word/2018/wordml/cex" xmlns:w16cid="http://schemas.microsoft.com/office/word/2016/wordml/cid" xmlns:w16="http://schemas.microsoft.com/office/word/2018/wordml" xmlns:w16du="http://schemas.microsoft.com/office/word/2023/wordml/word16du" xmlns:w16sdtdh="http://schemas.microsoft.com/office/word/2020/wordml/sdtdatahash" xmlns:w16sdtfl="http://schemas.microsoft.com/office/word/2024/wordml/sdtformatlock" xmlns:w16se="http://schemas.microsoft.com/office/word/2015/wordml/symex" xmlns:wpg="http://schemas.microsoft.com/office/word/2010/wordprocessingGroup" xmlns:wpi="http://schemas.microsoft.com/office/word/2010/wordprocessingInk" xmlns:wne="http://schemas.microsoft.com/office/word/2006/wordml" xmlns:wps="http://schemas.microsoft.com/office/word/2010/wordprocessingShape" mc:Ignorable="w14 w15 w16se w16cid w16 w16cex w16sdtdh w16sdtfl w16du wp14">
   <w:footnote w:type="separator" w:id="-1">
     <w:p>
       <w:pPr>
@@ -2485,7 +2867,7 @@
 </file>
 
 <file path=word/header1.xml><?xml version="1.0" encoding="utf-8"?>
-<w:hdr xmlns:wpc="http://schemas.microsoft.com/office/word/2010/wordprocessingCanvas" xmlns:cx="http://schemas.microsoft.com/office/drawing/2014/chartex" xmlns:cx1="http://schemas.microsoft.com/office/drawing/2015/9/8/chartex" xmlns:cx2="http://schemas.microsoft.com/office/drawing/2015/10/21/chartex" xmlns:cx3="http://schemas.microsoft.com/office/drawing/2016/5/9/chartex" xmlns:cx4="http://schemas.microsoft.com/office/drawing/2016/5/10/chartex" xmlns:cx5="http://schemas.microsoft.com/office/drawing/2016/5/11/chartex" xmlns:cx6="http://schemas.microsoft.com/office/drawing/2016/5/12/chartex" xmlns:cx7="http://schemas.microsoft.com/office/drawing/2016/5/13/chartex" xmlns:cx8="http://schemas.microsoft.com/office/drawing/2016/5/14/chartex" xmlns:mc="http://schemas.openxmlformats.org/markup-compatibility/2006" xmlns:m="http://schemas.openxmlformats.org/officeDocument/2006/math" xmlns:aink="http://schemas.microsoft.com/office/drawing/2016/ink" xmlns:am3d="http://schemas.microsoft.com/office/drawing/2017/model3d" xmlns:oel="http://schemas.microsoft.com/office/2019/extlst" xmlns:r="http://schemas.openxmlformats.org/officeDocument/2006/relationships" xmlns:wp14="http://schemas.microsoft.com/office/word/2010/wordprocessingDrawing" xmlns:wp="http://schemas.openxmlformats.org/drawingml/2006/wordprocessingDrawing" xmlns:wpg="http://schemas.microsoft.com/office/word/2010/wordprocessingGroup" xmlns:wpi="http://schemas.microsoft.com/office/word/2010/wordprocessingInk" xmlns:wps="http://schemas.microsoft.com/office/word/2010/wordprocessingShape" xmlns:o="urn:schemas-microsoft-com:office:office" xmlns:v="urn:schemas-microsoft-com:vml" xmlns:w10="urn:schemas-microsoft-com:office:word" xmlns:w="http://schemas.openxmlformats.org/wordprocessingml/2006/main" xmlns:w14="http://schemas.microsoft.com/office/word/2010/wordml" xmlns:w15="http://schemas.microsoft.com/office/word/2012/wordml" xmlns:w16cex="http://schemas.microsoft.com/office/word/2018/wordml/cex" xmlns:w16cid="http://schemas.microsoft.com/office/word/2016/wordml/cid" xmlns:w16="http://schemas.microsoft.com/office/word/2018/wordml" xmlns:w16sdtdh="http://schemas.microsoft.com/office/word/2020/wordml/sdtdatahash" xmlns:w16sdtfl="http://schemas.microsoft.com/office/word/2024/wordml/sdtformatlock" xmlns:w16se="http://schemas.microsoft.com/office/word/2015/wordml/symex" xmlns:w16du="http://schemas.microsoft.com/office/word/2023/wordml/word16du" xmlns:wne="http://schemas.microsoft.com/office/word/2006/wordml" mc:Ignorable="w14 w15 w16se w16cid w16 w16cex w16sdtdh w16sdtfl w16du wp14">
+<w:hdr xmlns:wpc="http://schemas.microsoft.com/office/word/2010/wordprocessingCanvas" xmlns:cx="http://schemas.microsoft.com/office/drawing/2014/chartex" xmlns:cx1="http://schemas.microsoft.com/office/drawing/2015/9/8/chartex" xmlns:cx2="http://schemas.microsoft.com/office/drawing/2015/10/21/chartex" xmlns:cx3="http://schemas.microsoft.com/office/drawing/2016/5/9/chartex" xmlns:cx4="http://schemas.microsoft.com/office/drawing/2016/5/10/chartex" xmlns:cx5="http://schemas.microsoft.com/office/drawing/2016/5/11/chartex" xmlns:cx6="http://schemas.microsoft.com/office/drawing/2016/5/12/chartex" xmlns:cx7="http://schemas.microsoft.com/office/drawing/2016/5/13/chartex" xmlns:cx8="http://schemas.microsoft.com/office/drawing/2016/5/14/chartex" xmlns:mc="http://schemas.openxmlformats.org/markup-compatibility/2006" xmlns:aink="http://schemas.microsoft.com/office/drawing/2016/ink" xmlns:am3d="http://schemas.microsoft.com/office/drawing/2017/model3d" xmlns:o="urn:schemas-microsoft-com:office:office" xmlns:oel="http://schemas.microsoft.com/office/2019/extlst" xmlns:r="http://schemas.openxmlformats.org/officeDocument/2006/relationships" xmlns:m="http://schemas.openxmlformats.org/officeDocument/2006/math" xmlns:v="urn:schemas-microsoft-com:vml" xmlns:wp14="http://schemas.microsoft.com/office/word/2010/wordprocessingDrawing" xmlns:wp="http://schemas.openxmlformats.org/drawingml/2006/wordprocessingDrawing" xmlns:w10="urn:schemas-microsoft-com:office:word" xmlns:w="http://schemas.openxmlformats.org/wordprocessingml/2006/main" xmlns:w14="http://schemas.microsoft.com/office/word/2010/wordml" xmlns:w15="http://schemas.microsoft.com/office/word/2012/wordml" xmlns:w16cex="http://schemas.microsoft.com/office/word/2018/wordml/cex" xmlns:w16cid="http://schemas.microsoft.com/office/word/2016/wordml/cid" xmlns:w16="http://schemas.microsoft.com/office/word/2018/wordml" xmlns:w16du="http://schemas.microsoft.com/office/word/2023/wordml/word16du" xmlns:w16sdtdh="http://schemas.microsoft.com/office/word/2020/wordml/sdtdatahash" xmlns:w16sdtfl="http://schemas.microsoft.com/office/word/2024/wordml/sdtformatlock" xmlns:w16se="http://schemas.microsoft.com/office/word/2015/wordml/symex" xmlns:wpg="http://schemas.microsoft.com/office/word/2010/wordprocessingGroup" xmlns:wpi="http://schemas.microsoft.com/office/word/2010/wordprocessingInk" xmlns:wne="http://schemas.microsoft.com/office/word/2006/wordml" xmlns:wps="http://schemas.microsoft.com/office/word/2010/wordprocessingShape" mc:Ignorable="w14 w15 w16se w16cid w16 w16cex w16sdtdh w16sdtfl w16du wp14">
   <w:p>
     <w:pPr>
       <w:pStyle w:val="Encabezado"/>
@@ -2590,7 +2972,7 @@
 </file>
 
 <file path=word/header2.xml><?xml version="1.0" encoding="utf-8"?>
-<w:hdr xmlns:wpc="http://schemas.microsoft.com/office/word/2010/wordprocessingCanvas" xmlns:cx="http://schemas.microsoft.com/office/drawing/2014/chartex" xmlns:cx1="http://schemas.microsoft.com/office/drawing/2015/9/8/chartex" xmlns:cx2="http://schemas.microsoft.com/office/drawing/2015/10/21/chartex" xmlns:cx3="http://schemas.microsoft.com/office/drawing/2016/5/9/chartex" xmlns:cx4="http://schemas.microsoft.com/office/drawing/2016/5/10/chartex" xmlns:cx5="http://schemas.microsoft.com/office/drawing/2016/5/11/chartex" xmlns:cx6="http://schemas.microsoft.com/office/drawing/2016/5/12/chartex" xmlns:cx7="http://schemas.microsoft.com/office/drawing/2016/5/13/chartex" xmlns:cx8="http://schemas.microsoft.com/office/drawing/2016/5/14/chartex" xmlns:mc="http://schemas.openxmlformats.org/markup-compatibility/2006" xmlns:m="http://schemas.openxmlformats.org/officeDocument/2006/math" xmlns:aink="http://schemas.microsoft.com/office/drawing/2016/ink" xmlns:am3d="http://schemas.microsoft.com/office/drawing/2017/model3d" xmlns:oel="http://schemas.microsoft.com/office/2019/extlst" xmlns:r="http://schemas.openxmlformats.org/officeDocument/2006/relationships" xmlns:wp14="http://schemas.microsoft.com/office/word/2010/wordprocessingDrawing" xmlns:wp="http://schemas.openxmlformats.org/drawingml/2006/wordprocessingDrawing" xmlns:wpg="http://schemas.microsoft.com/office/word/2010/wordprocessingGroup" xmlns:wpi="http://schemas.microsoft.com/office/word/2010/wordprocessingInk" xmlns:wps="http://schemas.microsoft.com/office/word/2010/wordprocessingShape" xmlns:o="urn:schemas-microsoft-com:office:office" xmlns:v="urn:schemas-microsoft-com:vml" xmlns:w10="urn:schemas-microsoft-com:office:word" xmlns:w="http://schemas.openxmlformats.org/wordprocessingml/2006/main" xmlns:w14="http://schemas.microsoft.com/office/word/2010/wordml" xmlns:w15="http://schemas.microsoft.com/office/word/2012/wordml" xmlns:w16cex="http://schemas.microsoft.com/office/word/2018/wordml/cex" xmlns:w16cid="http://schemas.microsoft.com/office/word/2016/wordml/cid" xmlns:w16="http://schemas.microsoft.com/office/word/2018/wordml" xmlns:w16sdtdh="http://schemas.microsoft.com/office/word/2020/wordml/sdtdatahash" xmlns:w16sdtfl="http://schemas.microsoft.com/office/word/2024/wordml/sdtformatlock" xmlns:w16se="http://schemas.microsoft.com/office/word/2015/wordml/symex" xmlns:w16du="http://schemas.microsoft.com/office/word/2023/wordml/word16du" xmlns:wne="http://schemas.microsoft.com/office/word/2006/wordml" mc:Ignorable="w14 w15 w16se w16cid w16 w16cex w16sdtdh w16sdtfl w16du wp14">
+<w:hdr xmlns:wpc="http://schemas.microsoft.com/office/word/2010/wordprocessingCanvas" xmlns:cx="http://schemas.microsoft.com/office/drawing/2014/chartex" xmlns:cx1="http://schemas.microsoft.com/office/drawing/2015/9/8/chartex" xmlns:cx2="http://schemas.microsoft.com/office/drawing/2015/10/21/chartex" xmlns:cx3="http://schemas.microsoft.com/office/drawing/2016/5/9/chartex" xmlns:cx4="http://schemas.microsoft.com/office/drawing/2016/5/10/chartex" xmlns:cx5="http://schemas.microsoft.com/office/drawing/2016/5/11/chartex" xmlns:cx6="http://schemas.microsoft.com/office/drawing/2016/5/12/chartex" xmlns:cx7="http://schemas.microsoft.com/office/drawing/2016/5/13/chartex" xmlns:cx8="http://schemas.microsoft.com/office/drawing/2016/5/14/chartex" xmlns:mc="http://schemas.openxmlformats.org/markup-compatibility/2006" xmlns:aink="http://schemas.microsoft.com/office/drawing/2016/ink" xmlns:am3d="http://schemas.microsoft.com/office/drawing/2017/model3d" xmlns:o="urn:schemas-microsoft-com:office:office" xmlns:oel="http://schemas.microsoft.com/office/2019/extlst" xmlns:r="http://schemas.openxmlformats.org/officeDocument/2006/relationships" xmlns:m="http://schemas.openxmlformats.org/officeDocument/2006/math" xmlns:v="urn:schemas-microsoft-com:vml" xmlns:wp14="http://schemas.microsoft.com/office/word/2010/wordprocessingDrawing" xmlns:wp="http://schemas.openxmlformats.org/drawingml/2006/wordprocessingDrawing" xmlns:w10="urn:schemas-microsoft-com:office:word" xmlns:w="http://schemas.openxmlformats.org/wordprocessingml/2006/main" xmlns:w14="http://schemas.microsoft.com/office/word/2010/wordml" xmlns:w15="http://schemas.microsoft.com/office/word/2012/wordml" xmlns:w16cex="http://schemas.microsoft.com/office/word/2018/wordml/cex" xmlns:w16cid="http://schemas.microsoft.com/office/word/2016/wordml/cid" xmlns:w16="http://schemas.microsoft.com/office/word/2018/wordml" xmlns:w16du="http://schemas.microsoft.com/office/word/2023/wordml/word16du" xmlns:w16sdtdh="http://schemas.microsoft.com/office/word/2020/wordml/sdtdatahash" xmlns:w16sdtfl="http://schemas.microsoft.com/office/word/2024/wordml/sdtformatlock" xmlns:w16se="http://schemas.microsoft.com/office/word/2015/wordml/symex" xmlns:wpg="http://schemas.microsoft.com/office/word/2010/wordprocessingGroup" xmlns:wpi="http://schemas.microsoft.com/office/word/2010/wordprocessingInk" xmlns:wne="http://schemas.microsoft.com/office/word/2006/wordml" xmlns:wps="http://schemas.microsoft.com/office/word/2010/wordprocessingShape" mc:Ignorable="w14 w15 w16se w16cid w16 w16cex w16sdtdh w16sdtfl w16du wp14">
   <w:p>
     <w:pPr>
       <w:pStyle w:val="Encabezado"/>
@@ -2642,7 +3024,7 @@
 </file>
 
 <file path=word/numbering.xml><?xml version="1.0" encoding="utf-8"?>
-<w:numbering xmlns:wpc="http://schemas.microsoft.com/office/word/2010/wordprocessingCanvas" xmlns:cx="http://schemas.microsoft.com/office/drawing/2014/chartex" xmlns:cx1="http://schemas.microsoft.com/office/drawing/2015/9/8/chartex" xmlns:cx2="http://schemas.microsoft.com/office/drawing/2015/10/21/chartex" xmlns:cx3="http://schemas.microsoft.com/office/drawing/2016/5/9/chartex" xmlns:cx4="http://schemas.microsoft.com/office/drawing/2016/5/10/chartex" xmlns:cx5="http://schemas.microsoft.com/office/drawing/2016/5/11/chartex" xmlns:cx6="http://schemas.microsoft.com/office/drawing/2016/5/12/chartex" xmlns:cx7="http://schemas.microsoft.com/office/drawing/2016/5/13/chartex" xmlns:cx8="http://schemas.microsoft.com/office/drawing/2016/5/14/chartex" xmlns:mc="http://schemas.openxmlformats.org/markup-compatibility/2006" xmlns:m="http://schemas.openxmlformats.org/officeDocument/2006/math" xmlns:aink="http://schemas.microsoft.com/office/drawing/2016/ink" xmlns:am3d="http://schemas.microsoft.com/office/drawing/2017/model3d" xmlns:oel="http://schemas.microsoft.com/office/2019/extlst" xmlns:r="http://schemas.openxmlformats.org/officeDocument/2006/relationships" xmlns:wp14="http://schemas.microsoft.com/office/word/2010/wordprocessingDrawing" xmlns:wp="http://schemas.openxmlformats.org/drawingml/2006/wordprocessingDrawing" xmlns:wpg="http://schemas.microsoft.com/office/word/2010/wordprocessingGroup" xmlns:wpi="http://schemas.microsoft.com/office/word/2010/wordprocessingInk" xmlns:wps="http://schemas.microsoft.com/office/word/2010/wordprocessingShape" xmlns:o="urn:schemas-microsoft-com:office:office" xmlns:v="urn:schemas-microsoft-com:vml" xmlns:w10="urn:schemas-microsoft-com:office:word" xmlns:w="http://schemas.openxmlformats.org/wordprocessingml/2006/main" xmlns:w14="http://schemas.microsoft.com/office/word/2010/wordml" xmlns:w15="http://schemas.microsoft.com/office/word/2012/wordml" xmlns:w16cex="http://schemas.microsoft.com/office/word/2018/wordml/cex" xmlns:w16cid="http://schemas.microsoft.com/office/word/2016/wordml/cid" xmlns:w16="http://schemas.microsoft.com/office/word/2018/wordml" xmlns:w16sdtdh="http://schemas.microsoft.com/office/word/2020/wordml/sdtdatahash" xmlns:w16sdtfl="http://schemas.microsoft.com/office/word/2024/wordml/sdtformatlock" xmlns:w16se="http://schemas.microsoft.com/office/word/2015/wordml/symex" xmlns:w16du="http://schemas.microsoft.com/office/word/2023/wordml/word16du" xmlns:wne="http://schemas.microsoft.com/office/word/2006/wordml" mc:Ignorable="w14 w15 w16se w16cid w16 w16cex w16sdtdh w16sdtfl w16du wp14">
+<w:numbering xmlns:wpc="http://schemas.microsoft.com/office/word/2010/wordprocessingCanvas" xmlns:cx="http://schemas.microsoft.com/office/drawing/2014/chartex" xmlns:cx1="http://schemas.microsoft.com/office/drawing/2015/9/8/chartex" xmlns:cx2="http://schemas.microsoft.com/office/drawing/2015/10/21/chartex" xmlns:cx3="http://schemas.microsoft.com/office/drawing/2016/5/9/chartex" xmlns:cx4="http://schemas.microsoft.com/office/drawing/2016/5/10/chartex" xmlns:cx5="http://schemas.microsoft.com/office/drawing/2016/5/11/chartex" xmlns:cx6="http://schemas.microsoft.com/office/drawing/2016/5/12/chartex" xmlns:cx7="http://schemas.microsoft.com/office/drawing/2016/5/13/chartex" xmlns:cx8="http://schemas.microsoft.com/office/drawing/2016/5/14/chartex" xmlns:mc="http://schemas.openxmlformats.org/markup-compatibility/2006" xmlns:aink="http://schemas.microsoft.com/office/drawing/2016/ink" xmlns:am3d="http://schemas.microsoft.com/office/drawing/2017/model3d" xmlns:o="urn:schemas-microsoft-com:office:office" xmlns:oel="http://schemas.microsoft.com/office/2019/extlst" xmlns:r="http://schemas.openxmlformats.org/officeDocument/2006/relationships" xmlns:m="http://schemas.openxmlformats.org/officeDocument/2006/math" xmlns:v="urn:schemas-microsoft-com:vml" xmlns:wp14="http://schemas.microsoft.com/office/word/2010/wordprocessingDrawing" xmlns:wp="http://schemas.openxmlformats.org/drawingml/2006/wordprocessingDrawing" xmlns:w10="urn:schemas-microsoft-com:office:word" xmlns:w="http://schemas.openxmlformats.org/wordprocessingml/2006/main" xmlns:w14="http://schemas.microsoft.com/office/word/2010/wordml" xmlns:w15="http://schemas.microsoft.com/office/word/2012/wordml" xmlns:w16cex="http://schemas.microsoft.com/office/word/2018/wordml/cex" xmlns:w16cid="http://schemas.microsoft.com/office/word/2016/wordml/cid" xmlns:w16="http://schemas.microsoft.com/office/word/2018/wordml" xmlns:w16du="http://schemas.microsoft.com/office/word/2023/wordml/word16du" xmlns:w16sdtdh="http://schemas.microsoft.com/office/word/2020/wordml/sdtdatahash" xmlns:w16sdtfl="http://schemas.microsoft.com/office/word/2024/wordml/sdtformatlock" xmlns:w16se="http://schemas.microsoft.com/office/word/2015/wordml/symex" xmlns:wpg="http://schemas.microsoft.com/office/word/2010/wordprocessingGroup" xmlns:wpi="http://schemas.microsoft.com/office/word/2010/wordprocessingInk" xmlns:wne="http://schemas.microsoft.com/office/word/2006/wordml" xmlns:wps="http://schemas.microsoft.com/office/word/2010/wordprocessingShape" mc:Ignorable="w14 w15 w16se w16cid w16 w16cex w16sdtdh w16sdtfl w16du wp14">
   <w:abstractNum w:abstractNumId="0" w15:restartNumberingAfterBreak="0">
     <w:nsid w:val="042A6B37"/>
     <w:multiLevelType w:val="hybridMultilevel"/>
@@ -4085,7 +4467,7 @@
 </file>
 
 <file path=word/styles.xml><?xml version="1.0" encoding="utf-8"?>
-<w:styles xmlns:mc="http://schemas.openxmlformats.org/markup-compatibility/2006" xmlns:r="http://schemas.openxmlformats.org/officeDocument/2006/relationships" xmlns:w="http://schemas.openxmlformats.org/wordprocessingml/2006/main" xmlns:w14="http://schemas.microsoft.com/office/word/2010/wordml" xmlns:w15="http://schemas.microsoft.com/office/word/2012/wordml" xmlns:w16cex="http://schemas.microsoft.com/office/word/2018/wordml/cex" xmlns:w16cid="http://schemas.microsoft.com/office/word/2016/wordml/cid" xmlns:w16="http://schemas.microsoft.com/office/word/2018/wordml" xmlns:w16sdtdh="http://schemas.microsoft.com/office/word/2020/wordml/sdtdatahash" xmlns:w16sdtfl="http://schemas.microsoft.com/office/word/2024/wordml/sdtformatlock" xmlns:w16se="http://schemas.microsoft.com/office/word/2015/wordml/symex" xmlns:w16du="http://schemas.microsoft.com/office/word/2023/wordml/word16du" mc:Ignorable="w14 w15 w16se w16cid w16 w16cex w16sdtdh w16sdtfl w16du">
+<w:styles xmlns:mc="http://schemas.openxmlformats.org/markup-compatibility/2006" xmlns:r="http://schemas.openxmlformats.org/officeDocument/2006/relationships" xmlns:w="http://schemas.openxmlformats.org/wordprocessingml/2006/main" xmlns:w14="http://schemas.microsoft.com/office/word/2010/wordml" xmlns:w15="http://schemas.microsoft.com/office/word/2012/wordml" xmlns:w16cex="http://schemas.microsoft.com/office/word/2018/wordml/cex" xmlns:w16cid="http://schemas.microsoft.com/office/word/2016/wordml/cid" xmlns:w16="http://schemas.microsoft.com/office/word/2018/wordml" xmlns:w16du="http://schemas.microsoft.com/office/word/2023/wordml/word16du" xmlns:w16sdtdh="http://schemas.microsoft.com/office/word/2020/wordml/sdtdatahash" xmlns:w16sdtfl="http://schemas.microsoft.com/office/word/2024/wordml/sdtformatlock" xmlns:w16se="http://schemas.microsoft.com/office/word/2015/wordml/symex" mc:Ignorable="w14 w15 w16se w16cid w16 w16cex w16sdtdh w16sdtfl w16du">
   <w:docDefaults>
     <w:rPrDefault>
       <w:rPr>
@@ -5303,7 +5685,7 @@
 </file>
 
 <file path=word/glossary/document.xml><?xml version="1.0" encoding="utf-8"?>
-<w:glossaryDocument xmlns:wpc="http://schemas.microsoft.com/office/word/2010/wordprocessingCanvas" xmlns:cx="http://schemas.microsoft.com/office/drawing/2014/chartex" xmlns:cx1="http://schemas.microsoft.com/office/drawing/2015/9/8/chartex" xmlns:cx2="http://schemas.microsoft.com/office/drawing/2015/10/21/chartex" xmlns:cx3="http://schemas.microsoft.com/office/drawing/2016/5/9/chartex" xmlns:cx4="http://schemas.microsoft.com/office/drawing/2016/5/10/chartex" xmlns:cx5="http://schemas.microsoft.com/office/drawing/2016/5/11/chartex" xmlns:cx6="http://schemas.microsoft.com/office/drawing/2016/5/12/chartex" xmlns:cx7="http://schemas.microsoft.com/office/drawing/2016/5/13/chartex" xmlns:cx8="http://schemas.microsoft.com/office/drawing/2016/5/14/chartex" xmlns:mc="http://schemas.openxmlformats.org/markup-compatibility/2006" xmlns:m="http://schemas.openxmlformats.org/officeDocument/2006/math" xmlns:aink="http://schemas.microsoft.com/office/drawing/2016/ink" xmlns:am3d="http://schemas.microsoft.com/office/drawing/2017/model3d" xmlns:oel="http://schemas.microsoft.com/office/2019/extlst" xmlns:r="http://schemas.openxmlformats.org/officeDocument/2006/relationships" xmlns:wp14="http://schemas.microsoft.com/office/word/2010/wordprocessingDrawing" xmlns:wp="http://schemas.openxmlformats.org/drawingml/2006/wordprocessingDrawing" xmlns:wpg="http://schemas.microsoft.com/office/word/2010/wordprocessingGroup" xmlns:wpi="http://schemas.microsoft.com/office/word/2010/wordprocessingInk" xmlns:wps="http://schemas.microsoft.com/office/word/2010/wordprocessingShape" xmlns:o="urn:schemas-microsoft-com:office:office" xmlns:v="urn:schemas-microsoft-com:vml" xmlns:w10="urn:schemas-microsoft-com:office:word" xmlns:w="http://schemas.openxmlformats.org/wordprocessingml/2006/main" xmlns:w14="http://schemas.microsoft.com/office/word/2010/wordml" xmlns:w15="http://schemas.microsoft.com/office/word/2012/wordml" xmlns:w16cex="http://schemas.microsoft.com/office/word/2018/wordml/cex" xmlns:w16cid="http://schemas.microsoft.com/office/word/2016/wordml/cid" xmlns:w16="http://schemas.microsoft.com/office/word/2018/wordml" xmlns:w16sdtdh="http://schemas.microsoft.com/office/word/2020/wordml/sdtdatahash" xmlns:w16sdtfl="http://schemas.microsoft.com/office/word/2024/wordml/sdtformatlock" xmlns:w16se="http://schemas.microsoft.com/office/word/2015/wordml/symex" xmlns:w16du="http://schemas.microsoft.com/office/word/2023/wordml/word16du" xmlns:wne="http://schemas.microsoft.com/office/word/2006/wordml" mc:Ignorable="w14 w15 w16se w16cid w16 w16cex w16sdtdh w16sdtfl w16du wp14">
+<w:glossaryDocument xmlns:wpc="http://schemas.microsoft.com/office/word/2010/wordprocessingCanvas" xmlns:cx="http://schemas.microsoft.com/office/drawing/2014/chartex" xmlns:cx1="http://schemas.microsoft.com/office/drawing/2015/9/8/chartex" xmlns:cx2="http://schemas.microsoft.com/office/drawing/2015/10/21/chartex" xmlns:cx3="http://schemas.microsoft.com/office/drawing/2016/5/9/chartex" xmlns:cx4="http://schemas.microsoft.com/office/drawing/2016/5/10/chartex" xmlns:cx5="http://schemas.microsoft.com/office/drawing/2016/5/11/chartex" xmlns:cx6="http://schemas.microsoft.com/office/drawing/2016/5/12/chartex" xmlns:cx7="http://schemas.microsoft.com/office/drawing/2016/5/13/chartex" xmlns:cx8="http://schemas.microsoft.com/office/drawing/2016/5/14/chartex" xmlns:mc="http://schemas.openxmlformats.org/markup-compatibility/2006" xmlns:aink="http://schemas.microsoft.com/office/drawing/2016/ink" xmlns:am3d="http://schemas.microsoft.com/office/drawing/2017/model3d" xmlns:o="urn:schemas-microsoft-com:office:office" xmlns:oel="http://schemas.microsoft.com/office/2019/extlst" xmlns:r="http://schemas.openxmlformats.org/officeDocument/2006/relationships" xmlns:m="http://schemas.openxmlformats.org/officeDocument/2006/math" xmlns:v="urn:schemas-microsoft-com:vml" xmlns:wp14="http://schemas.microsoft.com/office/word/2010/wordprocessingDrawing" xmlns:wp="http://schemas.openxmlformats.org/drawingml/2006/wordprocessingDrawing" xmlns:w10="urn:schemas-microsoft-com:office:word" xmlns:w="http://schemas.openxmlformats.org/wordprocessingml/2006/main" xmlns:w14="http://schemas.microsoft.com/office/word/2010/wordml" xmlns:w15="http://schemas.microsoft.com/office/word/2012/wordml" xmlns:w16cex="http://schemas.microsoft.com/office/word/2018/wordml/cex" xmlns:w16cid="http://schemas.microsoft.com/office/word/2016/wordml/cid" xmlns:w16="http://schemas.microsoft.com/office/word/2018/wordml" xmlns:w16du="http://schemas.microsoft.com/office/word/2023/wordml/word16du" xmlns:w16sdtdh="http://schemas.microsoft.com/office/word/2020/wordml/sdtdatahash" xmlns:w16sdtfl="http://schemas.microsoft.com/office/word/2024/wordml/sdtformatlock" xmlns:w16se="http://schemas.microsoft.com/office/word/2015/wordml/symex" xmlns:wpg="http://schemas.microsoft.com/office/word/2010/wordprocessingGroup" xmlns:wpi="http://schemas.microsoft.com/office/word/2010/wordprocessingInk" xmlns:wne="http://schemas.microsoft.com/office/word/2006/wordml" xmlns:wps="http://schemas.microsoft.com/office/word/2010/wordprocessingShape" mc:Ignorable="w14 w15 w16se w16cid w16 w16cex w16sdtdh w16sdtfl w16du wp14">
   <w:docParts>
     <w:docPart>
       <w:docPartPr>
@@ -5373,7 +5755,7 @@
 </file>
 
 <file path=word/glossary/fontTable.xml><?xml version="1.0" encoding="utf-8"?>
-<w:fonts xmlns:mc="http://schemas.openxmlformats.org/markup-compatibility/2006" xmlns:r="http://schemas.openxmlformats.org/officeDocument/2006/relationships" xmlns:w="http://schemas.openxmlformats.org/wordprocessingml/2006/main" xmlns:w14="http://schemas.microsoft.com/office/word/2010/wordml" xmlns:w15="http://schemas.microsoft.com/office/word/2012/wordml" xmlns:w16cex="http://schemas.microsoft.com/office/word/2018/wordml/cex" xmlns:w16cid="http://schemas.microsoft.com/office/word/2016/wordml/cid" xmlns:w16="http://schemas.microsoft.com/office/word/2018/wordml" xmlns:w16sdtdh="http://schemas.microsoft.com/office/word/2020/wordml/sdtdatahash" xmlns:w16sdtfl="http://schemas.microsoft.com/office/word/2024/wordml/sdtformatlock" xmlns:w16se="http://schemas.microsoft.com/office/word/2015/wordml/symex" xmlns:w16du="http://schemas.microsoft.com/office/word/2023/wordml/word16du" mc:Ignorable="w14 w15 w16se w16cid w16 w16cex w16sdtdh w16sdtfl w16du">
+<w:fonts xmlns:mc="http://schemas.openxmlformats.org/markup-compatibility/2006" xmlns:r="http://schemas.openxmlformats.org/officeDocument/2006/relationships" xmlns:w="http://schemas.openxmlformats.org/wordprocessingml/2006/main" xmlns:w14="http://schemas.microsoft.com/office/word/2010/wordml" xmlns:w15="http://schemas.microsoft.com/office/word/2012/wordml" xmlns:w16cex="http://schemas.microsoft.com/office/word/2018/wordml/cex" xmlns:w16cid="http://schemas.microsoft.com/office/word/2016/wordml/cid" xmlns:w16="http://schemas.microsoft.com/office/word/2018/wordml" xmlns:w16du="http://schemas.microsoft.com/office/word/2023/wordml/word16du" xmlns:w16sdtdh="http://schemas.microsoft.com/office/word/2020/wordml/sdtdatahash" xmlns:w16sdtfl="http://schemas.microsoft.com/office/word/2024/wordml/sdtformatlock" xmlns:w16se="http://schemas.microsoft.com/office/word/2015/wordml/symex" mc:Ignorable="w14 w15 w16se w16cid w16 w16cex w16sdtdh w16sdtfl w16du">
   <w:font w:name="Times New Roman">
     <w:panose1 w:val="02020603050405020304"/>
     <w:charset w:val="00"/>
@@ -5384,7 +5766,7 @@
   <w:font w:name="Symbol">
     <w:panose1 w:val="05050102010706020507"/>
     <w:charset w:val="02"/>
-    <w:family w:val="decorative"/>
+    <w:family w:val="roman"/>
     <w:pitch w:val="variable"/>
     <w:sig w:usb0="00000000" w:usb1="10000000" w:usb2="00000000" w:usb3="00000000" w:csb0="80000000" w:csb1="00000000"/>
   </w:font>
@@ -5397,10 +5779,10 @@
   </w:font>
   <w:font w:name="Wingdings">
     <w:panose1 w:val="05000000000000000000"/>
-    <w:charset w:val="4D"/>
-    <w:family w:val="decorative"/>
+    <w:charset w:val="02"/>
+    <w:family w:val="auto"/>
     <w:pitch w:val="variable"/>
-    <w:sig w:usb0="00000003" w:usb1="00000000" w:usb2="00000000" w:usb3="00000000" w:csb0="80000001" w:csb1="00000000"/>
+    <w:sig w:usb0="00000000" w:usb1="10000000" w:usb2="00000000" w:usb3="00000000" w:csb0="80000000" w:csb1="00000000"/>
   </w:font>
   <w:font w:name="Calibri">
     <w:panose1 w:val="020F0502020204030204"/>
@@ -5429,7 +5811,7 @@
     <w:charset w:val="00"/>
     <w:family w:val="swiss"/>
     <w:pitch w:val="variable"/>
-    <w:sig w:usb0="E0002AFF" w:usb1="C0007843" w:usb2="00000009" w:usb3="00000000" w:csb0="000001FF" w:csb1="00000000"/>
+    <w:sig w:usb0="E0002EFF" w:usb1="C000785B" w:usb2="00000009" w:usb3="00000000" w:csb0="000001FF" w:csb1="00000000"/>
   </w:font>
   <w:font w:name="Tahoma">
     <w:panose1 w:val="020B0604030504040204"/>
@@ -5439,7 +5821,6 @@
     <w:sig w:usb0="E1002EFF" w:usb1="C000605B" w:usb2="00000029" w:usb3="00000000" w:csb0="000101FF" w:csb1="00000000"/>
   </w:font>
   <w:font w:name="MS Mincho">
-    <w:altName w:val="ＭＳ 明朝"/>
     <w:panose1 w:val="02020609040205080304"/>
     <w:charset w:val="80"/>
     <w:family w:val="modern"/>
@@ -5447,23 +5828,19 @@
     <w:sig w:usb0="E00002FF" w:usb1="6AC7FDFB" w:usb2="08000012" w:usb3="00000000" w:csb0="0002009F" w:csb1="00000000"/>
   </w:font>
   <w:font w:name="Aptos">
-    <w:panose1 w:val="020B0004020202020204"/>
     <w:charset w:val="00"/>
     <w:family w:val="swiss"/>
     <w:pitch w:val="variable"/>
     <w:sig w:usb0="20000287" w:usb1="00000003" w:usb2="00000000" w:usb3="00000000" w:csb0="0000019F" w:csb1="00000000"/>
   </w:font>
   <w:font w:name="Yu Mincho">
-    <w:panose1 w:val="02020400000000000000"/>
     <w:charset w:val="80"/>
     <w:family w:val="roman"/>
-    <w:notTrueType/>
     <w:pitch w:val="variable"/>
     <w:sig w:usb0="800002E7" w:usb1="2AC7FCFF" w:usb2="00000012" w:usb3="00000000" w:csb0="0002009F" w:csb1="00000000"/>
   </w:font>
   <w:font w:name="Aptos Display">
-    <w:panose1 w:val="020B0004020202020204"/>
-    <w:charset w:val="01"/>
+    <w:charset w:val="00"/>
     <w:family w:val="swiss"/>
     <w:pitch w:val="variable"/>
     <w:sig w:usb0="20000287" w:usb1="00000003" w:usb2="00000000" w:usb3="00000000" w:csb0="0000019F" w:csb1="00000000"/>
@@ -5479,7 +5856,7 @@
 </file>
 
 <file path=word/glossary/settings.xml><?xml version="1.0" encoding="utf-8"?>
-<w:settings xmlns:mc="http://schemas.openxmlformats.org/markup-compatibility/2006" xmlns:m="http://schemas.openxmlformats.org/officeDocument/2006/math" xmlns:r="http://schemas.openxmlformats.org/officeDocument/2006/relationships" xmlns:sl="http://schemas.openxmlformats.org/schemaLibrary/2006/main" xmlns:o="urn:schemas-microsoft-com:office:office" xmlns:v="urn:schemas-microsoft-com:vml" xmlns:w10="urn:schemas-microsoft-com:office:word" xmlns:w="http://schemas.openxmlformats.org/wordprocessingml/2006/main" xmlns:w14="http://schemas.microsoft.com/office/word/2010/wordml" xmlns:w15="http://schemas.microsoft.com/office/word/2012/wordml" xmlns:w16cex="http://schemas.microsoft.com/office/word/2018/wordml/cex" xmlns:w16cid="http://schemas.microsoft.com/office/word/2016/wordml/cid" xmlns:w16="http://schemas.microsoft.com/office/word/2018/wordml" xmlns:w16sdtdh="http://schemas.microsoft.com/office/word/2020/wordml/sdtdatahash" xmlns:w16sdtfl="http://schemas.microsoft.com/office/word/2024/wordml/sdtformatlock" xmlns:w16se="http://schemas.microsoft.com/office/word/2015/wordml/symex" xmlns:w16du="http://schemas.microsoft.com/office/word/2023/wordml/word16du" mc:Ignorable="w14 w15 w16se w16cid w16 w16cex w16sdtdh w16sdtfl w16du">
+<w:settings xmlns:mc="http://schemas.openxmlformats.org/markup-compatibility/2006" xmlns:o="urn:schemas-microsoft-com:office:office" xmlns:r="http://schemas.openxmlformats.org/officeDocument/2006/relationships" xmlns:m="http://schemas.openxmlformats.org/officeDocument/2006/math" xmlns:v="urn:schemas-microsoft-com:vml" xmlns:w10="urn:schemas-microsoft-com:office:word" xmlns:w="http://schemas.openxmlformats.org/wordprocessingml/2006/main" xmlns:w14="http://schemas.microsoft.com/office/word/2010/wordml" xmlns:w15="http://schemas.microsoft.com/office/word/2012/wordml" xmlns:w16cex="http://schemas.microsoft.com/office/word/2018/wordml/cex" xmlns:w16cid="http://schemas.microsoft.com/office/word/2016/wordml/cid" xmlns:w16="http://schemas.microsoft.com/office/word/2018/wordml" xmlns:w16du="http://schemas.microsoft.com/office/word/2023/wordml/word16du" xmlns:w16sdtdh="http://schemas.microsoft.com/office/word/2020/wordml/sdtdatahash" xmlns:w16sdtfl="http://schemas.microsoft.com/office/word/2024/wordml/sdtformatlock" xmlns:w16se="http://schemas.microsoft.com/office/word/2015/wordml/symex" xmlns:sl="http://schemas.openxmlformats.org/schemaLibrary/2006/main" mc:Ignorable="w14 w15 w16se w16cid w16 w16cex w16sdtdh w16sdtfl w16du">
   <w:view w:val="normal"/>
   <w:defaultTabStop w:val="708"/>
   <w:hyphenationZone w:val="425"/>
@@ -5492,6 +5869,7 @@
   <w:rsids>
     <w:rsidRoot w:val="00960213"/>
     <w:rsid w:val="00004AB9"/>
+    <w:rsid w:val="00035B88"/>
     <w:rsid w:val="000609BA"/>
     <w:rsid w:val="00153A14"/>
     <w:rsid w:val="00194DF5"/>
@@ -5507,6 +5885,7 @@
     <w:rsid w:val="00825B36"/>
     <w:rsid w:val="00960213"/>
     <w:rsid w:val="00AE6FE7"/>
+    <w:rsid w:val="00B170C5"/>
     <w:rsid w:val="00BD2436"/>
     <w:rsid w:val="00C47BA2"/>
     <w:rsid w:val="00C5036F"/>
@@ -5536,7 +5915,7 @@
 </file>
 
 <file path=word/glossary/styles.xml><?xml version="1.0" encoding="utf-8"?>
-<w:styles xmlns:mc="http://schemas.openxmlformats.org/markup-compatibility/2006" xmlns:r="http://schemas.openxmlformats.org/officeDocument/2006/relationships" xmlns:w="http://schemas.openxmlformats.org/wordprocessingml/2006/main" xmlns:w14="http://schemas.microsoft.com/office/word/2010/wordml" xmlns:w15="http://schemas.microsoft.com/office/word/2012/wordml" xmlns:w16cex="http://schemas.microsoft.com/office/word/2018/wordml/cex" xmlns:w16cid="http://schemas.microsoft.com/office/word/2016/wordml/cid" xmlns:w16="http://schemas.microsoft.com/office/word/2018/wordml" xmlns:w16sdtdh="http://schemas.microsoft.com/office/word/2020/wordml/sdtdatahash" xmlns:w16sdtfl="http://schemas.microsoft.com/office/word/2024/wordml/sdtformatlock" xmlns:w16se="http://schemas.microsoft.com/office/word/2015/wordml/symex" xmlns:w16du="http://schemas.microsoft.com/office/word/2023/wordml/word16du" mc:Ignorable="w14 w15 w16se w16cid w16 w16cex w16sdtdh w16sdtfl w16du">
+<w:styles xmlns:mc="http://schemas.openxmlformats.org/markup-compatibility/2006" xmlns:r="http://schemas.openxmlformats.org/officeDocument/2006/relationships" xmlns:w="http://schemas.openxmlformats.org/wordprocessingml/2006/main" xmlns:w14="http://schemas.microsoft.com/office/word/2010/wordml" xmlns:w15="http://schemas.microsoft.com/office/word/2012/wordml" xmlns:w16cex="http://schemas.microsoft.com/office/word/2018/wordml/cex" xmlns:w16cid="http://schemas.microsoft.com/office/word/2016/wordml/cid" xmlns:w16="http://schemas.microsoft.com/office/word/2018/wordml" xmlns:w16du="http://schemas.microsoft.com/office/word/2023/wordml/word16du" xmlns:w16sdtdh="http://schemas.microsoft.com/office/word/2020/wordml/sdtdatahash" xmlns:w16sdtfl="http://schemas.microsoft.com/office/word/2024/wordml/sdtformatlock" xmlns:w16se="http://schemas.microsoft.com/office/word/2015/wordml/symex" mc:Ignorable="w14 w15 w16se w16cid w16 w16cex w16sdtdh w16sdtfl w16du">
   <w:docDefaults>
     <w:rPrDefault>
       <w:rPr>
@@ -5965,7 +6344,7 @@
 </file>
 
 <file path=word/glossary/webSettings.xml><?xml version="1.0" encoding="utf-8"?>
-<w:webSettings xmlns:mc="http://schemas.openxmlformats.org/markup-compatibility/2006" xmlns:r="http://schemas.openxmlformats.org/officeDocument/2006/relationships" xmlns:w="http://schemas.openxmlformats.org/wordprocessingml/2006/main" xmlns:w14="http://schemas.microsoft.com/office/word/2010/wordml" xmlns:w15="http://schemas.microsoft.com/office/word/2012/wordml" xmlns:w16cex="http://schemas.microsoft.com/office/word/2018/wordml/cex" xmlns:w16cid="http://schemas.microsoft.com/office/word/2016/wordml/cid" xmlns:w16="http://schemas.microsoft.com/office/word/2018/wordml" xmlns:w16sdtdh="http://schemas.microsoft.com/office/word/2020/wordml/sdtdatahash" xmlns:w16sdtfl="http://schemas.microsoft.com/office/word/2024/wordml/sdtformatlock" xmlns:w16se="http://schemas.microsoft.com/office/word/2015/wordml/symex" xmlns:w16du="http://schemas.microsoft.com/office/word/2023/wordml/word16du" mc:Ignorable="w14 w15 w16se w16cid w16 w16cex w16sdtdh w16sdtfl w16du">
+<w:webSettings xmlns:mc="http://schemas.openxmlformats.org/markup-compatibility/2006" xmlns:r="http://schemas.openxmlformats.org/officeDocument/2006/relationships" xmlns:w="http://schemas.openxmlformats.org/wordprocessingml/2006/main" xmlns:w14="http://schemas.microsoft.com/office/word/2010/wordml" xmlns:w15="http://schemas.microsoft.com/office/word/2012/wordml" xmlns:w16cex="http://schemas.microsoft.com/office/word/2018/wordml/cex" xmlns:w16cid="http://schemas.microsoft.com/office/word/2016/wordml/cid" xmlns:w16="http://schemas.microsoft.com/office/word/2018/wordml" xmlns:w16du="http://schemas.microsoft.com/office/word/2023/wordml/word16du" xmlns:w16sdtdh="http://schemas.microsoft.com/office/word/2020/wordml/sdtdatahash" xmlns:w16sdtfl="http://schemas.microsoft.com/office/word/2024/wordml/sdtformatlock" xmlns:w16se="http://schemas.microsoft.com/office/word/2015/wordml/symex" mc:Ignorable="w14 w15 w16se w16cid w16 w16cex w16sdtdh w16sdtfl w16du">
   <w:optimizeForBrowser/>
 </w:webSettings>
 </file>
@@ -6255,7 +6634,7 @@
 
 <file path=customXml/item1.xml><?xml version="1.0" encoding="utf-8"?>
 <CoverPageProperties xmlns="http://schemas.microsoft.com/office/2006/coverPageProps">
-  <PublishDate>1 de octubre de 2026</PublishDate>
+  <PublishDate/>
   <Abstract>Documento de Diseño basado en UML</Abstract>
   <CompanyAddress/>
   <CompanyPhone/>
@@ -6275,7 +6654,12 @@
 </file>
 
 <file path=customXml/item3.xml><?xml version="1.0" encoding="utf-8"?>
-<b:Sources xmlns:b="http://schemas.openxmlformats.org/officeDocument/2006/bibliography" xmlns="http://schemas.openxmlformats.org/officeDocument/2006/bibliography" SelectedStyle="\APA.XSL" StyleName="APA"/>
+<?mso-contentType ?>
+<FormTemplates xmlns="http://schemas.microsoft.com/sharepoint/v3/contenttype/forms">
+  <Display>DocumentLibraryForm</Display>
+  <Edit>DocumentLibraryForm</Edit>
+  <New>DocumentLibraryForm</New>
+</FormTemplates>
 </file>
 
 <file path=customXml/item4.xml><?xml version="1.0" encoding="utf-8"?>
@@ -6496,12 +6880,7 @@
 </file>
 
 <file path=customXml/item5.xml><?xml version="1.0" encoding="utf-8"?>
-<?mso-contentType ?>
-<FormTemplates xmlns="http://schemas.microsoft.com/sharepoint/v3/contenttype/forms">
-  <Display>DocumentLibraryForm</Display>
-  <Edit>DocumentLibraryForm</Edit>
-  <New>DocumentLibraryForm</New>
-</FormTemplates>
+<b:Sources xmlns:b="http://schemas.openxmlformats.org/officeDocument/2006/bibliography" xmlns="http://schemas.openxmlformats.org/officeDocument/2006/bibliography" SelectedStyle="\APA.XSL" StyleName="APA"/>
 </file>
 
 <file path=customXml/itemProps1.xml><?xml version="1.0" encoding="utf-8"?>
@@ -6523,9 +6902,9 @@
 </file>
 
 <file path=customXml/itemProps3.xml><?xml version="1.0" encoding="utf-8"?>
-<ds:datastoreItem xmlns:ds="http://schemas.openxmlformats.org/officeDocument/2006/customXml" ds:itemID="{BD6EC776-6679-4C69-98E3-6D068EA0A3C9}">
+<ds:datastoreItem xmlns:ds="http://schemas.openxmlformats.org/officeDocument/2006/customXml" ds:itemID="{EE9AAF0E-D63F-459F-A0FB-CDCE9F728F33}">
   <ds:schemaRefs>
-    <ds:schemaRef ds:uri="http://schemas.openxmlformats.org/officeDocument/2006/bibliography"/>
+    <ds:schemaRef ds:uri="http://schemas.microsoft.com/sharepoint/v3/contenttype/forms"/>
   </ds:schemaRefs>
 </ds:datastoreItem>
 </file>
@@ -6550,9 +6929,9 @@
 </file>
 
 <file path=customXml/itemProps5.xml><?xml version="1.0" encoding="utf-8"?>
-<ds:datastoreItem xmlns:ds="http://schemas.openxmlformats.org/officeDocument/2006/customXml" ds:itemID="{EE9AAF0E-D63F-459F-A0FB-CDCE9F728F33}">
+<ds:datastoreItem xmlns:ds="http://schemas.openxmlformats.org/officeDocument/2006/customXml" ds:itemID="{BD6EC776-6679-4C69-98E3-6D068EA0A3C9}">
   <ds:schemaRefs>
-    <ds:schemaRef ds:uri="http://schemas.microsoft.com/sharepoint/v3/contenttype/forms"/>
+    <ds:schemaRef ds:uri="http://schemas.openxmlformats.org/officeDocument/2006/bibliography"/>
   </ds:schemaRefs>
 </ds:datastoreItem>
 </file>
--- a/docs/Fase 2/Evidencias Proyecto (Version Agil)/Documento 05 - Documento de Diseño.docx
+++ b/docs/Fase 2/Evidencias Proyecto (Version Agil)/Documento 05 - Documento de Diseño.docx
@@ -2454,7 +2454,7 @@
           <w:noProof/>
         </w:rPr>
         <w:drawing>
-          <wp:inline distT="0" distB="0" distL="0" distR="0" wp14:anchorId="48801D6F" wp14:editId="75F60F33">
+          <wp:inline distT="0" distB="0" distL="0" distR="0" wp14:anchorId="01107E9B" wp14:editId="70D59E81">
             <wp:extent cx="5600000" cy="4827866"/>
             <wp:effectExtent l="0" t="0" r="0" b="0"/>
             <wp:docPr id="101" name="Diagrama de Casos de Uso"/>
@@ -2522,8 +2522,8 @@
           <w:noProof/>
         </w:rPr>
         <w:drawing>
-          <wp:inline distT="0" distB="0" distL="0" distR="0" wp14:anchorId="7BB21C99" wp14:editId="7B000A32">
-            <wp:extent cx="4572000" cy="6649000"/>
+          <wp:inline distT="0" distB="0" distL="0" distR="0" wp14:anchorId="4E2E9C6C" wp14:editId="6D33AD47">
+            <wp:extent cx="4572000" cy="6435000"/>
             <wp:effectExtent l="0" t="0" r="0" b="0"/>
             <wp:docPr id="102" name="Modelo E-R"/>
             <wp:cNvGraphicFramePr>
@@ -2545,7 +2545,7 @@
                   <pic:spPr>
                     <a:xfrm>
                       <a:off x="0" y="0"/>
-                      <a:ext cx="4572000" cy="6649000"/>
+                      <a:ext cx="4572000" cy="6435000"/>
                     </a:xfrm>
                     <a:prstGeom prst="rect">
                       <a:avLst/>
@@ -2570,7 +2570,7 @@
           <w:i/>
           <w:lang w:val="es-ES" w:eastAsia="es-ES"/>
         </w:rPr>
-        <w:t xml:space="preserve">Nota de diseño: la tabla calibres_cable es una extensión opcional fuera del alcance comprometido del MVP (valores de ampacidad de cable, a completar más adelante). La tabla circuitos, en cambio, es parte del diseño core: cada tablero puede tener uno o más analizadores AcuRev, y cada AcuRev mide varios circuitos de forma independiente (monofásicos o trifásicos), cada uno con su propio </w:t>
+        <w:t xml:space="preserve">Nota de diseño: la tabla calibres_cable es una extensión opcional fuera del alcance comprometido del MVP (valores de ampacidad de cable, a completar más adelante). La tabla circuitos, en cambio, es parte del diseño core: cada tablero puede tener uno o más analizadores AcuRev, y cada AcuRev mide varios circuitos de forma independiente (monofásicos o trifásicos), cada uno con su propio umbral de alarma configurado en umbrales_configurados — el umbral no se evalúa a nivel del </w:t>
       </w:r>
       <w:r>
         <w:rPr>
@@ -2578,7 +2578,7 @@
           <w:lang w:val="es-ES" w:eastAsia="es-ES"/>
         </w:rPr>
         <w:lastRenderedPageBreak/>
-        <w:t>umbral de alarma configurado en umbrales_configurados — el umbral no se evalúa a nivel del tablero general, sino por circuito. La comunicación entre el dispositivo AcuRev-2110-mV-WEB2 y el backend es HTTP/HTTPS push mediante su función nativa ‘Post Channels’ (intervalo de 1 minuto para variables de energía, 15 segundos si se requiere tiempo real), con un buffer local de hasta 3GB si se pierde la conexión. El backend no realiza polling Modbus. Este mecanismo debe reflejarse también en el futuro Diagrama de Componentes y Diagrama de Secuencia.</w:t>
+        <w:t>tablero general, sino por circuito. La comunicación entre el dispositivo AcuRev-2110-mV-WEB2 y el backend es HTTP/HTTPS push mediante su función nativa ‘Post Channels’ (intervalo de 1 minuto para variables de energía, 15 segundos si se requiere tiempo real), con un buffer local de hasta 3GB si se pierde la conexión. El backend no realiza polling Modbus. Este mecanismo debe reflejarse también en el futuro Diagrama de Componentes y Diagrama de Secuencia.</w:t>
       </w:r>
     </w:p>
     <w:p>
@@ -2597,7 +2597,7 @@
           <w:noProof/>
         </w:rPr>
         <w:drawing>
-          <wp:inline distT="0" distB="0" distL="0" distR="0" wp14:anchorId="4B9420AA" wp14:editId="0CB60762">
+          <wp:inline distT="0" distB="0" distL="0" distR="0" wp14:anchorId="728B7905" wp14:editId="6BAEBB4F">
             <wp:extent cx="5600000" cy="3723585"/>
             <wp:effectExtent l="0" t="0" r="0" b="0"/>
             <wp:docPr id="103" name="Diagrama de Clases"/>
@@ -2655,7 +2655,7 @@
           <w:noProof/>
         </w:rPr>
         <w:drawing>
-          <wp:inline distT="0" distB="0" distL="0" distR="0" wp14:anchorId="3E45E41D" wp14:editId="1A4CF824">
+          <wp:inline distT="0" distB="0" distL="0" distR="0" wp14:anchorId="2954C7B4" wp14:editId="347DFD90">
             <wp:extent cx="5599999" cy="3565199"/>
             <wp:effectExtent l="0" t="0" r="0" b="0"/>
             <wp:docPr id="104" name="Diagrama de Secuencia"/>
@@ -2718,7 +2718,7 @@
           <w:noProof/>
         </w:rPr>
         <w:drawing>
-          <wp:inline distT="0" distB="0" distL="0" distR="0" wp14:anchorId="15D83B1F" wp14:editId="2360D706">
+          <wp:inline distT="0" distB="0" distL="0" distR="0" wp14:anchorId="6075477D" wp14:editId="0E447FDF">
             <wp:extent cx="5429250" cy="6134100"/>
             <wp:effectExtent l="0" t="0" r="0" b="0"/>
             <wp:docPr id="105" name="Diagrama de Componentes"/>
@@ -5869,9 +5869,9 @@
   <w:rsids>
     <w:rsidRoot w:val="00960213"/>
     <w:rsid w:val="00004AB9"/>
-    <w:rsid w:val="00035B88"/>
     <w:rsid w:val="000609BA"/>
     <w:rsid w:val="00153A14"/>
+    <w:rsid w:val="00154E89"/>
     <w:rsid w:val="00194DF5"/>
     <w:rsid w:val="001B14B7"/>
     <w:rsid w:val="002835FC"/>
@@ -5884,8 +5884,8 @@
     <w:rsid w:val="00704192"/>
     <w:rsid w:val="00825B36"/>
     <w:rsid w:val="00960213"/>
+    <w:rsid w:val="009C478C"/>
     <w:rsid w:val="00AE6FE7"/>
-    <w:rsid w:val="00B170C5"/>
     <w:rsid w:val="00BD2436"/>
     <w:rsid w:val="00C47BA2"/>
     <w:rsid w:val="00C5036F"/>

--- a/docs/Fase 2/Evidencias Proyecto (Version Agil)/Documento 05 - Documento de Diseño.docx
+++ b/docs/Fase 2/Evidencias Proyecto (Version Agil)/Documento 05 - Documento de Diseño.docx
@@ -2656,7 +2656,7 @@
         </w:rPr>
         <w:drawing>
           <wp:inline distT="0" distB="0" distL="0" distR="0" wp14:anchorId="2954C7B4" wp14:editId="347DFD90">
-            <wp:extent cx="5599999" cy="3565199"/>
+            <wp:extent cx="5599999" cy="3718238"/>
             <wp:effectExtent l="0" t="0" r="0" b="0"/>
             <wp:docPr id="104" name="Diagrama de Secuencia"/>
             <wp:cNvGraphicFramePr>
@@ -2678,7 +2678,7 @@
                   <pic:spPr>
                     <a:xfrm>
                       <a:off x="0" y="0"/>
-                      <a:ext cx="5599999" cy="3565199"/>
+                      <a:ext cx="5599999" cy="3718238"/>
                     </a:xfrm>
                     <a:prstGeom prst="rect">
                       <a:avLst/>
